--- a/08-传感器电路/04-电流传感器电路/霍尔电流传感器电路/霍尔电流传感器电路.docx
+++ b/08-传感器电路/04-电流传感器电路/霍尔电流传感器电路/霍尔电流传感器电路.docx
@@ -2542,6 +2542,20 @@
     </w:p>
     <w:bookmarkEnd w:id="26"/>
     <w:bookmarkEnd w:id="27"/>
+    <w:p>
+      <w:pPr>
+        <w:spacing w:before="360"/>
+        <w:jc w:val="center"/>
+      </w:pPr>
+      <w:r>
+        <w:rPr>
+          <w:rFonts w:ascii="Times New Roman" w:hAnsi="Times New Roman"/>
+          <w:color w:val="555555"/>
+          <w:sz w:val="21"/>
+        </w:rPr>
+        <w:t>材料收集者：杜文杰</w:t>
+      </w:r>
+    </w:p>
     <w:sectPr>
       <w:headerReference r:id="rId9" w:type="default"/>
       <w:footerReference r:id="rId10" w:type="default"/>

--- a/08-传感器电路/04-电流传感器电路/霍尔电流传感器电路/霍尔电流传感器电路.docx
+++ b/08-传感器电路/04-电流传感器电路/霍尔电流传感器电路/霍尔电流传感器电路.docx
@@ -1,6 +1,6 @@
 
 <file path=word/document.xml><?xml version="1.0" encoding="utf-8"?>
-<w:document xmlns:w="http://schemas.openxmlformats.org/wordprocessingml/2006/main" xmlns:m="http://schemas.openxmlformats.org/officeDocument/2006/math" xmlns:r="http://schemas.openxmlformats.org/officeDocument/2006/relationships" xmlns:o="urn:schemas-microsoft-com:office:office" xmlns:v="urn:schemas-microsoft-com:vml" xmlns:w10="urn:schemas-microsoft-com:office:word" xmlns:a="http://schemas.openxmlformats.org/drawingml/2006/main" xmlns:pic="http://schemas.openxmlformats.org/drawingml/2006/picture" xmlns:wp="http://schemas.openxmlformats.org/drawingml/2006/wordprocessingDrawing">
+<w:document xmlns:m="http://schemas.openxmlformats.org/officeDocument/2006/math" xmlns:r="http://schemas.openxmlformats.org/officeDocument/2006/relationships" xmlns:w="http://schemas.openxmlformats.org/wordprocessingml/2006/main" xmlns:o="urn:schemas-microsoft-com:office:office" xmlns:v="urn:schemas-microsoft-com:vml" xmlns:w10="urn:schemas-microsoft-com:office:word" xmlns:a="http://schemas.openxmlformats.org/drawingml/2006/main" xmlns:pic="http://schemas.openxmlformats.org/drawingml/2006/picture" xmlns:wp="http://schemas.openxmlformats.org/drawingml/2006/wordprocessingDrawing">
   <w:body>
     <w:bookmarkStart w:id="27" w:name="霍尔电流传感器电路"/>
     <w:p>
@@ -9,7 +9,7 @@
       </w:pPr>
       <w:r>
         <w:rPr>
-          <w:rFonts w:hint="eastAsia"/>
+          <w:rFonts w:hint="eastAsia" w:eastAsia="黑体"/>
         </w:rPr>
         <w:t xml:space="preserve">霍尔电流传感器电路</w:t>
       </w:r>
@@ -21,7 +21,7 @@
       </w:pPr>
       <w:r>
         <w:rPr>
-          <w:rFonts w:hint="eastAsia"/>
+          <w:rFonts w:hint="eastAsia" w:eastAsia="黑体"/>
         </w:rPr>
         <w:t xml:space="preserve">拓扑描述</w:t>
       </w:r>
@@ -32,16 +32,19 @@
       </w:pPr>
       <w:r>
         <w:rPr>
-          <w:rFonts w:hint="eastAsia"/>
+          <w:rFonts w:hint="eastAsia" w:eastAsia="黑体"/>
         </w:rPr>
         <w:t xml:space="preserve">由</w:t>
       </w:r>
       <w:r>
+        <w:rPr>
+          <w:rFonts w:eastAsia="黑体"/>
+        </w:rPr>
         <w:t xml:space="preserve"> </w:t>
       </w:r>
       <w:r>
         <w:rPr>
-          <w:rFonts w:hint="eastAsia"/>
+          <w:rFonts w:hint="eastAsia" w:eastAsia="黑体"/>
           <w:b/>
           <w:bCs/>
         </w:rPr>
@@ -49,6 +52,7 @@
       </w:r>
       <w:r>
         <w:rPr>
+          <w:rFonts w:eastAsia="黑体"/>
           <w:b/>
           <w:bCs/>
         </w:rPr>
@@ -56,11 +60,14 @@
       </w:r>
       <w:r>
         <w:rPr>
-          <w:rFonts w:hint="eastAsia"/>
+          <w:rFonts w:hint="eastAsia" w:eastAsia="黑体"/>
         </w:rPr>
         <w:t xml:space="preserve">（内带一次电流导电路径</w:t>
       </w:r>
       <w:r>
+        <w:rPr>
+          <w:rFonts w:eastAsia="黑体"/>
+        </w:rPr>
         <w:t xml:space="preserve"> </w:t>
       </w:r>
       <m:oMath>
@@ -84,6 +91,9 @@
         </m:sSub>
       </m:oMath>
       <w:r>
+        <w:rPr>
+          <w:rFonts w:eastAsia="黑体"/>
+        </w:rPr>
         <w:t xml:space="preserve">/</w:t>
       </w:r>
       <m:oMath>
@@ -108,13 +118,13 @@
       </m:oMath>
       <w:r>
         <w:rPr>
-          <w:rFonts w:hint="eastAsia"/>
+          <w:rFonts w:hint="eastAsia" w:eastAsia="黑体"/>
         </w:rPr>
         <w:t xml:space="preserve">、霍尔元件与内部信号调理）、</w:t>
       </w:r>
       <w:r>
         <w:rPr>
-          <w:rFonts w:hint="eastAsia"/>
+          <w:rFonts w:hint="eastAsia" w:eastAsia="黑体"/>
           <w:b/>
           <w:bCs/>
         </w:rPr>
@@ -122,6 +132,7 @@
       </w:r>
       <w:r>
         <w:rPr>
+          <w:rFonts w:eastAsia="黑体"/>
           <w:b/>
           <w:bCs/>
         </w:rPr>
@@ -148,11 +159,14 @@
         </m:sSub>
       </m:oMath>
       <w:r>
+        <w:rPr>
+          <w:rFonts w:eastAsia="黑体"/>
+        </w:rPr>
         <w:t xml:space="preserve">、</w:t>
       </w:r>
       <w:r>
         <w:rPr>
-          <w:rFonts w:hint="eastAsia"/>
+          <w:rFonts w:hint="eastAsia" w:eastAsia="黑体"/>
           <w:b/>
           <w:bCs/>
         </w:rPr>
@@ -160,6 +174,7 @@
       </w:r>
       <w:r>
         <w:rPr>
+          <w:rFonts w:eastAsia="黑体"/>
           <w:b/>
           <w:bCs/>
         </w:rPr>
@@ -180,20 +195,26 @@
         </m:sSub>
       </m:oMath>
       <w:r>
+        <w:rPr>
+          <w:rFonts w:eastAsia="黑体"/>
+        </w:rPr>
         <w:t xml:space="preserve"> </w:t>
       </w:r>
       <w:r>
         <w:rPr>
-          <w:rFonts w:hint="eastAsia"/>
+          <w:rFonts w:hint="eastAsia" w:eastAsia="黑体"/>
         </w:rPr>
         <w:t xml:space="preserve">与</w:t>
       </w:r>
       <w:r>
+        <w:rPr>
+          <w:rFonts w:eastAsia="黑体"/>
+        </w:rPr>
         <w:t xml:space="preserve"> </w:t>
       </w:r>
       <w:r>
         <w:rPr>
-          <w:rFonts w:hint="eastAsia"/>
+          <w:rFonts w:hint="eastAsia" w:eastAsia="黑体"/>
           <w:b/>
           <w:bCs/>
         </w:rPr>
@@ -201,32 +222,39 @@
       </w:r>
       <w:r>
         <w:rPr>
+          <w:rFonts w:eastAsia="黑体"/>
           <w:b/>
           <w:bCs/>
         </w:rPr>
         <w:t xml:space="preserve"> ADC</w:t>
       </w:r>
       <w:r>
+        <w:rPr>
+          <w:rFonts w:eastAsia="黑体"/>
+        </w:rPr>
         <w:t xml:space="preserve"> </w:t>
       </w:r>
       <w:r>
         <w:rPr>
-          <w:rFonts w:hint="eastAsia"/>
+          <w:rFonts w:hint="eastAsia" w:eastAsia="黑体"/>
         </w:rPr>
         <w:t xml:space="preserve">组成。电路共有</w:t>
       </w:r>
       <w:r>
+        <w:rPr>
+          <w:rFonts w:eastAsia="黑体"/>
+        </w:rPr>
         <w:t xml:space="preserve"> 5 </w:t>
       </w:r>
       <w:r>
         <w:rPr>
-          <w:rFonts w:hint="eastAsia"/>
+          <w:rFonts w:hint="eastAsia" w:eastAsia="黑体"/>
         </w:rPr>
         <w:t xml:space="preserve">个关键节点：</w:t>
       </w:r>
       <w:r>
         <w:rPr>
-          <w:rFonts w:hint="eastAsia"/>
+          <w:rFonts w:hint="eastAsia" w:eastAsia="黑体"/>
           <w:b/>
           <w:bCs/>
         </w:rPr>
@@ -234,6 +262,7 @@
       </w:r>
       <w:r>
         <w:rPr>
+          <w:rFonts w:eastAsia="黑体"/>
           <w:b/>
           <w:bCs/>
         </w:rPr>
@@ -241,7 +270,7 @@
       </w:r>
       <w:r>
         <w:rPr>
-          <w:rFonts w:hint="eastAsia"/>
+          <w:rFonts w:hint="eastAsia" w:eastAsia="黑体"/>
           <w:b/>
           <w:bCs/>
         </w:rPr>
@@ -249,11 +278,14 @@
       </w:r>
       <w:r>
         <w:rPr>
-          <w:rFonts w:hint="eastAsia"/>
+          <w:rFonts w:hint="eastAsia" w:eastAsia="黑体"/>
         </w:rPr>
         <w:t xml:space="preserve">（被测电流从</w:t>
       </w:r>
       <w:r>
+        <w:rPr>
+          <w:rFonts w:eastAsia="黑体"/>
+        </w:rPr>
         <w:t xml:space="preserve"> </w:t>
       </w:r>
       <m:oMath>
@@ -277,17 +309,20 @@
         </m:sSub>
       </m:oMath>
       <w:r>
+        <w:rPr>
+          <w:rFonts w:eastAsia="黑体"/>
+        </w:rPr>
         <w:t xml:space="preserve"> </w:t>
       </w:r>
       <w:r>
         <w:rPr>
-          <w:rFonts w:hint="eastAsia"/>
+          <w:rFonts w:hint="eastAsia" w:eastAsia="黑体"/>
         </w:rPr>
         <w:t xml:space="preserve">流入，穿过封装内的导电路径）；</w:t>
       </w:r>
       <w:r>
         <w:rPr>
-          <w:rFonts w:hint="eastAsia"/>
+          <w:rFonts w:hint="eastAsia" w:eastAsia="黑体"/>
           <w:b/>
           <w:bCs/>
         </w:rPr>
@@ -295,6 +330,7 @@
       </w:r>
       <w:r>
         <w:rPr>
+          <w:rFonts w:eastAsia="黑体"/>
           <w:b/>
           <w:bCs/>
         </w:rPr>
@@ -302,7 +338,7 @@
       </w:r>
       <w:r>
         <w:rPr>
-          <w:rFonts w:hint="eastAsia"/>
+          <w:rFonts w:hint="eastAsia" w:eastAsia="黑体"/>
           <w:b/>
           <w:bCs/>
         </w:rPr>
@@ -310,7 +346,7 @@
       </w:r>
       <w:r>
         <w:rPr>
-          <w:rFonts w:hint="eastAsia"/>
+          <w:rFonts w:hint="eastAsia" w:eastAsia="黑体"/>
         </w:rPr>
         <w:t xml:space="preserve">（</w:t>
       </w:r>
@@ -335,17 +371,20 @@
         </m:sSub>
       </m:oMath>
       <w:r>
+        <w:rPr>
+          <w:rFonts w:eastAsia="黑体"/>
+        </w:rPr>
         <w:t xml:space="preserve"> </w:t>
       </w:r>
       <w:r>
         <w:rPr>
-          <w:rFonts w:hint="eastAsia"/>
+          <w:rFonts w:hint="eastAsia" w:eastAsia="黑体"/>
         </w:rPr>
         <w:t xml:space="preserve">流出）；</w:t>
       </w:r>
       <w:r>
         <w:rPr>
-          <w:rFonts w:hint="eastAsia"/>
+          <w:rFonts w:hint="eastAsia" w:eastAsia="黑体"/>
           <w:b/>
           <w:bCs/>
         </w:rPr>
@@ -353,6 +392,7 @@
       </w:r>
       <w:r>
         <w:rPr>
+          <w:rFonts w:eastAsia="黑体"/>
           <w:b/>
           <w:bCs/>
         </w:rPr>
@@ -360,7 +400,7 @@
       </w:r>
       <w:r>
         <w:rPr>
-          <w:rFonts w:hint="eastAsia"/>
+          <w:rFonts w:hint="eastAsia" w:eastAsia="黑体"/>
           <w:b/>
           <w:bCs/>
         </w:rPr>
@@ -368,29 +408,38 @@
       </w:r>
       <w:r>
         <w:rPr>
-          <w:rFonts w:hint="eastAsia"/>
+          <w:rFonts w:hint="eastAsia" w:eastAsia="黑体"/>
         </w:rPr>
         <w:t xml:space="preserve">（IC</w:t>
       </w:r>
       <w:r>
+        <w:rPr>
+          <w:rFonts w:eastAsia="黑体"/>
+        </w:rPr>
         <w:t xml:space="preserve"> </w:t>
       </w:r>
       <w:r>
         <w:rPr>
-          <w:rFonts w:hint="eastAsia"/>
+          <w:rFonts w:hint="eastAsia" w:eastAsia="黑体"/>
         </w:rPr>
         <w:t xml:space="preserve">的</w:t>
       </w:r>
       <w:r>
+        <w:rPr>
+          <w:rFonts w:eastAsia="黑体"/>
+        </w:rPr>
         <w:t xml:space="preserve"> VCC </w:t>
       </w:r>
       <w:r>
         <w:rPr>
-          <w:rFonts w:hint="eastAsia"/>
+          <w:rFonts w:hint="eastAsia" w:eastAsia="黑体"/>
         </w:rPr>
         <w:t xml:space="preserve">脚与</w:t>
       </w:r>
       <w:r>
+        <w:rPr>
+          <w:rFonts w:eastAsia="黑体"/>
+        </w:rPr>
         <w:t xml:space="preserve"> </w:t>
       </w:r>
       <m:oMath>
@@ -414,26 +463,32 @@
         </m:sSub>
       </m:oMath>
       <w:r>
+        <w:rPr>
+          <w:rFonts w:eastAsia="黑体"/>
+        </w:rPr>
         <w:t xml:space="preserve"> </w:t>
       </w:r>
       <w:r>
         <w:rPr>
-          <w:rFonts w:hint="eastAsia"/>
+          <w:rFonts w:hint="eastAsia" w:eastAsia="黑体"/>
         </w:rPr>
         <w:t xml:space="preserve">的一端接</w:t>
       </w:r>
       <w:r>
+        <w:rPr>
+          <w:rFonts w:eastAsia="黑体"/>
+        </w:rPr>
         <w:t xml:space="preserve"> </w:t>
       </w:r>
       <w:r>
         <w:rPr>
-          <w:rFonts w:hint="eastAsia"/>
+          <w:rFonts w:hint="eastAsia" w:eastAsia="黑体"/>
         </w:rPr>
         <w:t xml:space="preserve">+VCC）；</w:t>
       </w:r>
       <w:r>
         <w:rPr>
-          <w:rFonts w:hint="eastAsia"/>
+          <w:rFonts w:hint="eastAsia" w:eastAsia="黑体"/>
           <w:b/>
           <w:bCs/>
         </w:rPr>
@@ -441,6 +496,7 @@
       </w:r>
       <w:r>
         <w:rPr>
+          <w:rFonts w:eastAsia="黑体"/>
           <w:b/>
           <w:bCs/>
         </w:rPr>
@@ -448,7 +504,7 @@
       </w:r>
       <w:r>
         <w:rPr>
-          <w:rFonts w:hint="eastAsia"/>
+          <w:rFonts w:hint="eastAsia" w:eastAsia="黑体"/>
           <w:b/>
           <w:bCs/>
         </w:rPr>
@@ -456,25 +512,31 @@
       </w:r>
       <w:r>
         <w:rPr>
-          <w:rFonts w:hint="eastAsia"/>
+          <w:rFonts w:hint="eastAsia" w:eastAsia="黑体"/>
         </w:rPr>
         <w:t xml:space="preserve">（IC</w:t>
       </w:r>
       <w:r>
+        <w:rPr>
+          <w:rFonts w:eastAsia="黑体"/>
+        </w:rPr>
         <w:t xml:space="preserve"> </w:t>
       </w:r>
       <w:r>
         <w:rPr>
-          <w:rFonts w:hint="eastAsia"/>
+          <w:rFonts w:hint="eastAsia" w:eastAsia="黑体"/>
         </w:rPr>
         <w:t xml:space="preserve">的</w:t>
       </w:r>
       <w:r>
+        <w:rPr>
+          <w:rFonts w:eastAsia="黑体"/>
+        </w:rPr>
         <w:t xml:space="preserve"> GND </w:t>
       </w:r>
       <w:r>
         <w:rPr>
-          <w:rFonts w:hint="eastAsia"/>
+          <w:rFonts w:hint="eastAsia" w:eastAsia="黑体"/>
         </w:rPr>
         <w:t xml:space="preserve">脚、</w:t>
       </w:r>
@@ -499,15 +561,21 @@
         </m:sSub>
       </m:oMath>
       <w:r>
+        <w:rPr>
+          <w:rFonts w:eastAsia="黑体"/>
+        </w:rPr>
         <w:t xml:space="preserve"> </w:t>
       </w:r>
       <w:r>
         <w:rPr>
-          <w:rFonts w:hint="eastAsia"/>
+          <w:rFonts w:hint="eastAsia" w:eastAsia="黑体"/>
         </w:rPr>
         <w:t xml:space="preserve">的另一端与</w:t>
       </w:r>
       <w:r>
+        <w:rPr>
+          <w:rFonts w:eastAsia="黑体"/>
+        </w:rPr>
         <w:t xml:space="preserve"> </w:t>
       </w:r>
       <m:oMath>
@@ -525,26 +593,32 @@
         </m:sSub>
       </m:oMath>
       <w:r>
+        <w:rPr>
+          <w:rFonts w:eastAsia="黑体"/>
+        </w:rPr>
         <w:t xml:space="preserve"> </w:t>
       </w:r>
       <w:r>
         <w:rPr>
-          <w:rFonts w:hint="eastAsia"/>
+          <w:rFonts w:hint="eastAsia" w:eastAsia="黑体"/>
         </w:rPr>
         <w:t xml:space="preserve">的一端接</w:t>
       </w:r>
       <w:r>
+        <w:rPr>
+          <w:rFonts w:eastAsia="黑体"/>
+        </w:rPr>
         <w:t xml:space="preserve"> </w:t>
       </w:r>
       <w:r>
         <w:rPr>
-          <w:rFonts w:hint="eastAsia"/>
+          <w:rFonts w:hint="eastAsia" w:eastAsia="黑体"/>
         </w:rPr>
         <w:t xml:space="preserve">GND）；</w:t>
       </w:r>
       <w:r>
         <w:rPr>
-          <w:rFonts w:hint="eastAsia"/>
+          <w:rFonts w:hint="eastAsia" w:eastAsia="黑体"/>
           <w:b/>
           <w:bCs/>
         </w:rPr>
@@ -552,6 +626,7 @@
       </w:r>
       <w:r>
         <w:rPr>
+          <w:rFonts w:eastAsia="黑体"/>
           <w:b/>
           <w:bCs/>
         </w:rPr>
@@ -559,7 +634,7 @@
       </w:r>
       <w:r>
         <w:rPr>
-          <w:rFonts w:hint="eastAsia"/>
+          <w:rFonts w:hint="eastAsia" w:eastAsia="黑体"/>
           <w:b/>
           <w:bCs/>
         </w:rPr>
@@ -567,25 +642,31 @@
       </w:r>
       <w:r>
         <w:rPr>
-          <w:rFonts w:hint="eastAsia"/>
+          <w:rFonts w:hint="eastAsia" w:eastAsia="黑体"/>
         </w:rPr>
         <w:t xml:space="preserve">（IC</w:t>
       </w:r>
       <w:r>
+        <w:rPr>
+          <w:rFonts w:eastAsia="黑体"/>
+        </w:rPr>
         <w:t xml:space="preserve"> </w:t>
       </w:r>
       <w:r>
         <w:rPr>
-          <w:rFonts w:hint="eastAsia"/>
+          <w:rFonts w:hint="eastAsia" w:eastAsia="黑体"/>
         </w:rPr>
         <w:t xml:space="preserve">的</w:t>
       </w:r>
       <w:r>
+        <w:rPr>
+          <w:rFonts w:eastAsia="黑体"/>
+        </w:rPr>
         <w:t xml:space="preserve"> OUT </w:t>
       </w:r>
       <w:r>
         <w:rPr>
-          <w:rFonts w:hint="eastAsia"/>
+          <w:rFonts w:hint="eastAsia" w:eastAsia="黑体"/>
         </w:rPr>
         <w:t xml:space="preserve">脚、</w:t>
       </w:r>
@@ -604,24 +685,33 @@
         </m:sSub>
       </m:oMath>
       <w:r>
+        <w:rPr>
+          <w:rFonts w:eastAsia="黑体"/>
+        </w:rPr>
         <w:t xml:space="preserve"> </w:t>
       </w:r>
       <w:r>
         <w:rPr>
-          <w:rFonts w:hint="eastAsia"/>
+          <w:rFonts w:hint="eastAsia" w:eastAsia="黑体"/>
         </w:rPr>
         <w:t xml:space="preserve">的另一端与</w:t>
       </w:r>
       <w:r>
+        <w:rPr>
+          <w:rFonts w:eastAsia="黑体"/>
+        </w:rPr>
         <w:t xml:space="preserve"> ADC </w:t>
       </w:r>
       <w:r>
         <w:rPr>
-          <w:rFonts w:hint="eastAsia"/>
+          <w:rFonts w:hint="eastAsia" w:eastAsia="黑体"/>
         </w:rPr>
         <w:t xml:space="preserve">输入相连，作为</w:t>
       </w:r>
       <w:r>
+        <w:rPr>
+          <w:rFonts w:eastAsia="黑体"/>
+        </w:rPr>
         <w:t xml:space="preserve"> </w:t>
       </w:r>
       <m:oMath>
@@ -646,7 +736,7 @@
       </m:oMath>
       <w:r>
         <w:rPr>
-          <w:rFonts w:hint="eastAsia"/>
+          <w:rFonts w:hint="eastAsia" w:eastAsia="黑体"/>
         </w:rPr>
         <w:t xml:space="preserve">）。</w:t>
       </w:r>
@@ -655,27 +745,34 @@
       <w:pPr/>
       <w:r>
         <w:rPr>
-          <w:rFonts w:hint="eastAsia"/>
+          <w:rFonts w:hint="eastAsia" w:eastAsia="黑体"/>
         </w:rPr>
         <w:t xml:space="preserve">各元件管脚连接：</w:t>
       </w:r>
       <w:r>
         <w:rPr>
+          <w:rFonts w:eastAsia="黑体"/>
           <w:b/>
           <w:bCs/>
         </w:rPr>
         <w:t xml:space="preserve">IC</w:t>
       </w:r>
       <w:r>
+        <w:rPr>
+          <w:rFonts w:eastAsia="黑体"/>
+        </w:rPr>
         <w:t xml:space="preserve"> </w:t>
       </w:r>
       <w:r>
         <w:rPr>
-          <w:rFonts w:hint="eastAsia"/>
+          <w:rFonts w:hint="eastAsia" w:eastAsia="黑体"/>
         </w:rPr>
         <w:t xml:space="preserve">的</w:t>
       </w:r>
       <w:r>
+        <w:rPr>
+          <w:rFonts w:eastAsia="黑体"/>
+        </w:rPr>
         <w:t xml:space="preserve"> </w:t>
       </w:r>
       <m:oMath>
@@ -699,11 +796,14 @@
         </m:sSub>
       </m:oMath>
       <w:r>
+        <w:rPr>
+          <w:rFonts w:eastAsia="黑体"/>
+        </w:rPr>
         <w:t xml:space="preserve"> </w:t>
       </w:r>
       <w:r>
         <w:rPr>
-          <w:rFonts w:hint="eastAsia"/>
+          <w:rFonts w:hint="eastAsia" w:eastAsia="黑体"/>
         </w:rPr>
         <w:t xml:space="preserve">接节点①、</w:t>
       </w:r>
@@ -728,38 +828,50 @@
         </m:sSub>
       </m:oMath>
       <w:r>
+        <w:rPr>
+          <w:rFonts w:eastAsia="黑体"/>
+        </w:rPr>
         <w:t xml:space="preserve"> </w:t>
       </w:r>
       <w:r>
         <w:rPr>
-          <w:rFonts w:hint="eastAsia"/>
+          <w:rFonts w:hint="eastAsia" w:eastAsia="黑体"/>
         </w:rPr>
         <w:t xml:space="preserve">接节点②、VCC</w:t>
       </w:r>
       <w:r>
+        <w:rPr>
+          <w:rFonts w:eastAsia="黑体"/>
+        </w:rPr>
         <w:t xml:space="preserve"> </w:t>
       </w:r>
       <w:r>
         <w:rPr>
-          <w:rFonts w:hint="eastAsia"/>
+          <w:rFonts w:hint="eastAsia" w:eastAsia="黑体"/>
         </w:rPr>
         <w:t xml:space="preserve">接节点③、GND</w:t>
       </w:r>
       <w:r>
+        <w:rPr>
+          <w:rFonts w:eastAsia="黑体"/>
+        </w:rPr>
         <w:t xml:space="preserve"> </w:t>
       </w:r>
       <w:r>
         <w:rPr>
-          <w:rFonts w:hint="eastAsia"/>
+          <w:rFonts w:hint="eastAsia" w:eastAsia="黑体"/>
         </w:rPr>
         <w:t xml:space="preserve">接节点④、OUT</w:t>
       </w:r>
       <w:r>
+        <w:rPr>
+          <w:rFonts w:eastAsia="黑体"/>
+        </w:rPr>
         <w:t xml:space="preserve"> </w:t>
       </w:r>
       <w:r>
         <w:rPr>
-          <w:rFonts w:hint="eastAsia"/>
+          <w:rFonts w:hint="eastAsia" w:eastAsia="黑体"/>
         </w:rPr>
         <w:t xml:space="preserve">接节点⑤；</w:t>
       </w:r>
@@ -784,11 +896,14 @@
         </m:sSub>
       </m:oMath>
       <w:r>
+        <w:rPr>
+          <w:rFonts w:eastAsia="黑体"/>
+        </w:rPr>
         <w:t xml:space="preserve"> </w:t>
       </w:r>
       <w:r>
         <w:rPr>
-          <w:rFonts w:hint="eastAsia"/>
+          <w:rFonts w:hint="eastAsia" w:eastAsia="黑体"/>
         </w:rPr>
         <w:t xml:space="preserve">一端接节点③、另一端接节点④；</w:t>
       </w:r>
@@ -807,31 +922,41 @@
         </m:sSub>
       </m:oMath>
       <w:r>
+        <w:rPr>
+          <w:rFonts w:eastAsia="黑体"/>
+        </w:rPr>
         <w:t xml:space="preserve"> </w:t>
       </w:r>
       <w:r>
         <w:rPr>
-          <w:rFonts w:hint="eastAsia"/>
+          <w:rFonts w:hint="eastAsia" w:eastAsia="黑体"/>
         </w:rPr>
         <w:t xml:space="preserve">一端接节点④、另一端接节点⑤；</w:t>
       </w:r>
       <w:r>
         <w:rPr>
+          <w:rFonts w:eastAsia="黑体"/>
           <w:b/>
           <w:bCs/>
         </w:rPr>
         <w:t xml:space="preserve">ADC</w:t>
       </w:r>
       <w:r>
+        <w:rPr>
+          <w:rFonts w:eastAsia="黑体"/>
+        </w:rPr>
         <w:t xml:space="preserve"> </w:t>
       </w:r>
       <w:r>
         <w:rPr>
-          <w:rFonts w:hint="eastAsia"/>
+          <w:rFonts w:hint="eastAsia" w:eastAsia="黑体"/>
         </w:rPr>
         <w:t xml:space="preserve">输入接节点⑤，读取</w:t>
       </w:r>
       <w:r>
+        <w:rPr>
+          <w:rFonts w:eastAsia="黑体"/>
+        </w:rPr>
         <w:t xml:space="preserve"> </w:t>
       </w:r>
       <m:oMath>
@@ -883,11 +1008,14 @@
       </m:oMath>
       <w:r>
         <w:rPr>
-          <w:rFonts w:hint="eastAsia"/>
+          <w:rFonts w:hint="eastAsia" w:eastAsia="黑体"/>
         </w:rPr>
         <w:t xml:space="preserve">（叠加零点</w:t>
       </w:r>
       <w:r>
+        <w:rPr>
+          <w:rFonts w:eastAsia="黑体"/>
+        </w:rPr>
         <w:t xml:space="preserve"> </w:t>
       </w:r>
       <m:oMath>
@@ -906,7 +1034,7 @@
       </m:oMath>
       <w:r>
         <w:rPr>
-          <w:rFonts w:hint="eastAsia"/>
+          <w:rFonts w:hint="eastAsia" w:eastAsia="黑体"/>
         </w:rPr>
         <w:t xml:space="preserve">）。</w:t>
       </w:r>
@@ -915,16 +1043,19 @@
       <w:pPr/>
       <w:r>
         <w:rPr>
-          <w:rFonts w:hint="eastAsia"/>
+          <w:rFonts w:hint="eastAsia" w:eastAsia="黑体"/>
         </w:rPr>
         <w:t xml:space="preserve">由此构成”集成霍尔电流传感器（一次导电路径感测磁场</w:t>
       </w:r>
       <w:r>
+        <w:rPr>
+          <w:rFonts w:eastAsia="黑体"/>
+        </w:rPr>
         <w:t xml:space="preserve"> + </w:t>
       </w:r>
       <w:r>
         <w:rPr>
-          <w:rFonts w:hint="eastAsia"/>
+          <w:rFonts w:hint="eastAsia" w:eastAsia="黑体"/>
         </w:rPr>
         <w:t xml:space="preserve">内部信号调理）“的电流测量组态，直接输出与电流成正比的模拟电压（或数字量），交直流均可、天然电气隔离。</w:t>
       </w:r>
@@ -937,7 +1068,7 @@
       </w:pPr>
       <w:r>
         <w:rPr>
-          <w:rFonts w:hint="eastAsia"/>
+          <w:rFonts w:hint="eastAsia" w:eastAsia="黑体"/>
         </w:rPr>
         <w:t xml:space="preserve">工作原理</w:t>
       </w:r>
@@ -948,11 +1079,14 @@
       </w:pPr>
       <w:r>
         <w:rPr>
-          <w:rFonts w:hint="eastAsia"/>
+          <w:rFonts w:hint="eastAsia" w:eastAsia="黑体"/>
         </w:rPr>
         <w:t xml:space="preserve">电流</w:t>
       </w:r>
       <w:r>
+        <w:rPr>
+          <w:rFonts w:eastAsia="黑体"/>
+        </w:rPr>
         <w:t xml:space="preserve"> </w:t>
       </w:r>
       <m:oMath>
@@ -970,15 +1104,21 @@
         </m:sSub>
       </m:oMath>
       <w:r>
+        <w:rPr>
+          <w:rFonts w:eastAsia="黑体"/>
+        </w:rPr>
         <w:t xml:space="preserve"> </w:t>
       </w:r>
       <w:r>
         <w:rPr>
-          <w:rFonts w:hint="eastAsia"/>
+          <w:rFonts w:hint="eastAsia" w:eastAsia="黑体"/>
         </w:rPr>
         <w:t xml:space="preserve">在导体周围产生磁场</w:t>
       </w:r>
       <w:r>
+        <w:rPr>
+          <w:rFonts w:eastAsia="黑体"/>
+        </w:rPr>
         <w:t xml:space="preserve"> </w:t>
       </w:r>
       <m:oMath>
@@ -1006,11 +1146,14 @@
       </m:oMath>
       <w:r>
         <w:rPr>
-          <w:rFonts w:hint="eastAsia"/>
+          <w:rFonts w:hint="eastAsia" w:eastAsia="黑体"/>
         </w:rPr>
         <w:t xml:space="preserve">，霍尔元件产生</w:t>
       </w:r>
       <w:r>
+        <w:rPr>
+          <w:rFonts w:eastAsia="黑体"/>
+        </w:rPr>
         <w:t xml:space="preserve"> </w:t>
       </w:r>
       <m:oMath>
@@ -1062,11 +1205,14 @@
       </m:oMath>
       <w:r>
         <w:rPr>
-          <w:rFonts w:hint="eastAsia"/>
+          <w:rFonts w:hint="eastAsia" w:eastAsia="黑体"/>
         </w:rPr>
         <w:t xml:space="preserve">；内部放大电路将霍尔电压放大并校准，最终输出</w:t>
       </w:r>
       <w:r>
+        <w:rPr>
+          <w:rFonts w:eastAsia="黑体"/>
+        </w:rPr>
         <w:t xml:space="preserve"> </w:t>
       </w:r>
       <m:oMath>
@@ -1118,16 +1264,19 @@
       </m:oMath>
       <w:r>
         <w:rPr>
-          <w:rFonts w:hint="eastAsia"/>
+          <w:rFonts w:hint="eastAsia" w:eastAsia="黑体"/>
         </w:rPr>
         <w:t xml:space="preserve">，灵敏度</w:t>
       </w:r>
       <w:r>
+        <w:rPr>
+          <w:rFonts w:eastAsia="黑体"/>
+        </w:rPr>
         <w:t xml:space="preserve"> S </w:t>
       </w:r>
       <w:r>
         <w:rPr>
-          <w:rFonts w:hint="eastAsia"/>
+          <w:rFonts w:hint="eastAsia" w:eastAsia="黑体"/>
         </w:rPr>
         <w:t xml:space="preserve">与器件设计有关，从而线性反映被测电流（含直流）。</w:t>
       </w:r>
@@ -1140,7 +1289,7 @@
       </w:pPr>
       <w:r>
         <w:rPr>
-          <w:rFonts w:hint="eastAsia"/>
+          <w:rFonts w:hint="eastAsia" w:eastAsia="黑体"/>
         </w:rPr>
         <w:t xml:space="preserve">关键计算公式</w:t>
       </w:r>
@@ -1154,7 +1303,7 @@
       </w:pPr>
       <w:r>
         <w:rPr>
-          <w:rFonts w:hint="eastAsia"/>
+          <w:rFonts w:hint="eastAsia" w:eastAsia="黑体"/>
         </w:rPr>
         <w:t xml:space="preserve">输出电压：</w:t>
       </w:r>
@@ -1226,7 +1375,7 @@
       </w:pPr>
       <w:r>
         <w:rPr>
-          <w:rFonts w:hint="eastAsia"/>
+          <w:rFonts w:hint="eastAsia" w:eastAsia="黑体"/>
         </w:rPr>
         <w:t xml:space="preserve">无限长直导线磁场：</w:t>
       </w:r>
@@ -1304,7 +1453,7 @@
       </w:pPr>
       <w:r>
         <w:rPr>
-          <w:rFonts w:hint="eastAsia"/>
+          <w:rFonts w:hint="eastAsia" w:eastAsia="黑体"/>
         </w:rPr>
         <w:t xml:space="preserve">霍尔电压：</w:t>
       </w:r>
@@ -1398,7 +1547,7 @@
             </w:pPr>
             <w:r>
               <w:rPr>
-                <w:rFonts w:hint="eastAsia"/>
+                <w:rFonts w:hint="eastAsia" w:eastAsia="黑体"/>
               </w:rPr>
               <w:t xml:space="preserve">符号</w:t>
             </w:r>
@@ -1412,7 +1561,7 @@
             </w:pPr>
             <w:r>
               <w:rPr>
-                <w:rFonts w:hint="eastAsia"/>
+                <w:rFonts w:hint="eastAsia" w:eastAsia="黑体"/>
               </w:rPr>
               <w:t xml:space="preserve">含义</w:t>
             </w:r>
@@ -1426,7 +1575,7 @@
             </w:pPr>
             <w:r>
               <w:rPr>
-                <w:rFonts w:hint="eastAsia"/>
+                <w:rFonts w:hint="eastAsia" w:eastAsia="黑体"/>
               </w:rPr>
               <w:t xml:space="preserve">单位</w:t>
             </w:r>
@@ -1446,6 +1595,9 @@
               </m:r>
             </m:oMath>
             <w:r>
+              <w:rPr>
+                <w:rFonts w:eastAsia="黑体"/>
+              </w:rPr>
               <w:t xml:space="preserve">​</w:t>
             </w:r>
           </w:p>
@@ -1458,7 +1610,7 @@
             </w:pPr>
             <w:r>
               <w:rPr>
-                <w:rFonts w:hint="eastAsia"/>
+                <w:rFonts w:hint="eastAsia" w:eastAsia="黑体"/>
               </w:rPr>
               <w:t xml:space="preserve">器件灵敏度</w:t>
             </w:r>
@@ -1471,6 +1623,9 @@
               <w:pStyle w:val="Compact"/>
             </w:pPr>
             <w:r>
+              <w:rPr>
+                <w:rFonts w:eastAsia="黑体"/>
+              </w:rPr>
               <w:t xml:space="preserve">V/A</w:t>
             </w:r>
           </w:p>
@@ -1498,6 +1653,9 @@
               </m:sSub>
             </m:oMath>
             <w:r>
+              <w:rPr>
+                <w:rFonts w:eastAsia="黑体"/>
+              </w:rPr>
               <w:t xml:space="preserve">​</w:t>
             </w:r>
           </w:p>
@@ -1510,7 +1668,7 @@
             </w:pPr>
             <w:r>
               <w:rPr>
-                <w:rFonts w:hint="eastAsia"/>
+                <w:rFonts w:hint="eastAsia" w:eastAsia="黑体"/>
               </w:rPr>
               <w:t xml:space="preserve">被测电流</w:t>
             </w:r>
@@ -1523,6 +1681,9 @@
               <w:pStyle w:val="Compact"/>
             </w:pPr>
             <w:r>
+              <w:rPr>
+                <w:rFonts w:eastAsia="黑体"/>
+              </w:rPr>
               <w:t xml:space="preserve">A</w:t>
             </w:r>
           </w:p>
@@ -1541,6 +1702,9 @@
               </m:r>
             </m:oMath>
             <w:r>
+              <w:rPr>
+                <w:rFonts w:eastAsia="黑体"/>
+              </w:rPr>
               <w:t xml:space="preserve">​</w:t>
             </w:r>
           </w:p>
@@ -1553,7 +1717,7 @@
             </w:pPr>
             <w:r>
               <w:rPr>
-                <w:rFonts w:hint="eastAsia"/>
+                <w:rFonts w:hint="eastAsia" w:eastAsia="黑体"/>
               </w:rPr>
               <w:t xml:space="preserve">磁感应强度</w:t>
             </w:r>
@@ -1566,6 +1730,9 @@
               <w:pStyle w:val="Compact"/>
             </w:pPr>
             <w:r>
+              <w:rPr>
+                <w:rFonts w:eastAsia="黑体"/>
+              </w:rPr>
               <w:t xml:space="preserve">T</w:t>
             </w:r>
           </w:p>
@@ -1593,6 +1760,9 @@
               </m:sSub>
             </m:oMath>
             <w:r>
+              <w:rPr>
+                <w:rFonts w:eastAsia="黑体"/>
+              </w:rPr>
               <w:t xml:space="preserve">​</w:t>
             </w:r>
           </w:p>
@@ -1605,7 +1775,7 @@
             </w:pPr>
             <w:r>
               <w:rPr>
-                <w:rFonts w:hint="eastAsia"/>
+                <w:rFonts w:hint="eastAsia" w:eastAsia="黑体"/>
               </w:rPr>
               <w:t xml:space="preserve">真空磁导率（</w:t>
             </w:r>
@@ -1643,7 +1813,7 @@
             </m:oMath>
             <w:r>
               <w:rPr>
-                <w:rFonts w:hint="eastAsia"/>
+                <w:rFonts w:hint="eastAsia" w:eastAsia="黑体"/>
               </w:rPr>
               <w:t xml:space="preserve">）</w:t>
             </w:r>
@@ -1656,6 +1826,9 @@
               <w:pStyle w:val="Compact"/>
             </w:pPr>
             <w:r>
+              <w:rPr>
+                <w:rFonts w:eastAsia="黑体"/>
+              </w:rPr>
               <w:t xml:space="preserve">H/m</w:t>
             </w:r>
           </w:p>
@@ -1674,6 +1847,9 @@
               </m:r>
             </m:oMath>
             <w:r>
+              <w:rPr>
+                <w:rFonts w:eastAsia="黑体"/>
+              </w:rPr>
               <w:t xml:space="preserve">​</w:t>
             </w:r>
           </w:p>
@@ -1686,7 +1862,7 @@
             </w:pPr>
             <w:r>
               <w:rPr>
-                <w:rFonts w:hint="eastAsia"/>
+                <w:rFonts w:hint="eastAsia" w:eastAsia="黑体"/>
               </w:rPr>
               <w:t xml:space="preserve">导线距离</w:t>
             </w:r>
@@ -1699,6 +1875,9 @@
               <w:pStyle w:val="Compact"/>
             </w:pPr>
             <w:r>
+              <w:rPr>
+                <w:rFonts w:eastAsia="黑体"/>
+              </w:rPr>
               <w:t xml:space="preserve">m</w:t>
             </w:r>
           </w:p>
@@ -1726,6 +1905,9 @@
               </m:sSub>
             </m:oMath>
             <w:r>
+              <w:rPr>
+                <w:rFonts w:eastAsia="黑体"/>
+              </w:rPr>
               <w:t xml:space="preserve">​</w:t>
             </w:r>
           </w:p>
@@ -1738,7 +1920,7 @@
             </w:pPr>
             <w:r>
               <w:rPr>
-                <w:rFonts w:hint="eastAsia"/>
+                <w:rFonts w:hint="eastAsia" w:eastAsia="黑体"/>
               </w:rPr>
               <w:t xml:space="preserve">霍尔电压</w:t>
             </w:r>
@@ -1751,6 +1933,9 @@
               <w:pStyle w:val="Compact"/>
             </w:pPr>
             <w:r>
+              <w:rPr>
+                <w:rFonts w:eastAsia="黑体"/>
+              </w:rPr>
               <w:t xml:space="preserve">V</w:t>
             </w:r>
           </w:p>
@@ -1765,7 +1950,7 @@
       </w:pPr>
       <w:r>
         <w:rPr>
-          <w:rFonts w:hint="eastAsia"/>
+          <w:rFonts w:hint="eastAsia" w:eastAsia="黑体"/>
         </w:rPr>
         <w:t xml:space="preserve">元件调整影响</w:t>
       </w:r>
@@ -1780,21 +1965,27 @@
       </w:pPr>
       <w:r>
         <w:rPr>
-          <w:rFonts w:hint="eastAsia"/>
+          <w:rFonts w:hint="eastAsia" w:eastAsia="黑体"/>
           <w:b/>
           <w:bCs/>
         </w:rPr>
         <w:t xml:space="preserve">磁场集中/磁芯气隙减小</w:t>
       </w:r>
       <w:r>
+        <w:rPr>
+          <w:rFonts w:eastAsia="黑体"/>
+        </w:rPr>
         <w:t xml:space="preserve"> </w:t>
       </w:r>
       <w:r>
+        <w:rPr>
+          <w:rFonts w:eastAsia="黑体"/>
+        </w:rPr>
         <w:t xml:space="preserve">→ </w:t>
       </w:r>
       <w:r>
         <w:rPr>
-          <w:rFonts w:hint="eastAsia"/>
+          <w:rFonts w:hint="eastAsia" w:eastAsia="黑体"/>
         </w:rPr>
         <w:t xml:space="preserve">灵敏度提高，量程与线性范围减小（易饱和）。</w:t>
       </w:r>
@@ -1809,7 +2000,7 @@
       </w:pPr>
       <w:r>
         <w:rPr>
-          <w:rFonts w:hint="eastAsia"/>
+          <w:rFonts w:hint="eastAsia" w:eastAsia="黑体"/>
           <w:b/>
           <w:bCs/>
         </w:rPr>
@@ -1817,20 +2008,27 @@
       </w:r>
       <w:r>
         <w:rPr>
+          <w:rFonts w:eastAsia="黑体"/>
           <w:b/>
           <w:bCs/>
         </w:rPr>
         <w:t xml:space="preserve"> ↑</w:t>
       </w:r>
       <w:r>
+        <w:rPr>
+          <w:rFonts w:eastAsia="黑体"/>
+        </w:rPr>
         <w:t xml:space="preserve"> </w:t>
       </w:r>
       <w:r>
+        <w:rPr>
+          <w:rFonts w:eastAsia="黑体"/>
+        </w:rPr>
         <w:t xml:space="preserve">→ </w:t>
       </w:r>
       <w:r>
         <w:rPr>
-          <w:rFonts w:hint="eastAsia"/>
+          <w:rFonts w:hint="eastAsia" w:eastAsia="黑体"/>
         </w:rPr>
         <w:t xml:space="preserve">输出增大，量程减小。</w:t>
       </w:r>
@@ -1845,7 +2043,7 @@
       </w:pPr>
       <w:r>
         <w:rPr>
-          <w:rFonts w:hint="eastAsia"/>
+          <w:rFonts w:hint="eastAsia" w:eastAsia="黑体"/>
           <w:b/>
           <w:bCs/>
         </w:rPr>
@@ -1853,20 +2051,27 @@
       </w:r>
       <w:r>
         <w:rPr>
+          <w:rFonts w:eastAsia="黑体"/>
           <w:b/>
           <w:bCs/>
         </w:rPr>
         <w:t xml:space="preserve"> I_c ↑</w:t>
       </w:r>
       <w:r>
+        <w:rPr>
+          <w:rFonts w:eastAsia="黑体"/>
+        </w:rPr>
         <w:t xml:space="preserve"> </w:t>
       </w:r>
       <w:r>
+        <w:rPr>
+          <w:rFonts w:eastAsia="黑体"/>
+        </w:rPr>
         <w:t xml:space="preserve">→ </w:t>
       </w:r>
       <w:r>
         <w:rPr>
-          <w:rFonts w:hint="eastAsia"/>
+          <w:rFonts w:hint="eastAsia" w:eastAsia="黑体"/>
         </w:rPr>
         <w:t xml:space="preserve">灵敏度提升，但功耗与温漂增大。</w:t>
       </w:r>
@@ -1881,7 +2086,7 @@
       </w:pPr>
       <w:r>
         <w:rPr>
-          <w:rFonts w:hint="eastAsia"/>
+          <w:rFonts w:hint="eastAsia" w:eastAsia="黑体"/>
         </w:rPr>
         <w:t xml:space="preserve">开环方案受温漂、磁滞影响，闭环（磁平衡）方案精度更高。</w:t>
       </w:r>
@@ -1894,7 +2099,7 @@
       </w:pPr>
       <w:r>
         <w:rPr>
-          <w:rFonts w:hint="eastAsia"/>
+          <w:rFonts w:hint="eastAsia" w:eastAsia="黑体"/>
         </w:rPr>
         <w:t xml:space="preserve">典型参数示例</w:t>
       </w:r>
@@ -1909,11 +2114,14 @@
       </w:pPr>
       <w:r>
         <w:rPr>
-          <w:rFonts w:hint="eastAsia"/>
+          <w:rFonts w:hint="eastAsia" w:eastAsia="黑体"/>
         </w:rPr>
         <w:t xml:space="preserve">取集成霍尔传感器灵敏度</w:t>
       </w:r>
       <w:r>
+        <w:rPr>
+          <w:rFonts w:eastAsia="黑体"/>
+        </w:rPr>
         <w:t xml:space="preserve"> </w:t>
       </w:r>
       <m:oMath>
@@ -1942,11 +2150,14 @@
       </m:oMath>
       <w:r>
         <w:rPr>
-          <w:rFonts w:hint="eastAsia"/>
+          <w:rFonts w:hint="eastAsia" w:eastAsia="黑体"/>
         </w:rPr>
         <w:t xml:space="preserve">、静态零点</w:t>
       </w:r>
       <w:r>
+        <w:rPr>
+          <w:rFonts w:eastAsia="黑体"/>
+        </w:rPr>
         <w:t xml:space="preserve"> </w:t>
       </w:r>
       <m:oMath>
@@ -1995,7 +2206,7 @@
       </m:oMath>
       <w:r>
         <w:rPr>
-          <w:rFonts w:hint="eastAsia"/>
+          <w:rFonts w:hint="eastAsia" w:eastAsia="黑体"/>
         </w:rPr>
         <w:t xml:space="preserve">，</w:t>
       </w:r>
@@ -2034,7 +2245,7 @@
       </m:oMath>
       <w:r>
         <w:rPr>
-          <w:rFonts w:hint="eastAsia"/>
+          <w:rFonts w:hint="eastAsia" w:eastAsia="黑体"/>
         </w:rPr>
         <w:t xml:space="preserve">：</w:t>
       </w:r>
@@ -2121,7 +2332,7 @@
       </m:oMath>
       <w:r>
         <w:rPr>
-          <w:rFonts w:hint="eastAsia"/>
+          <w:rFonts w:hint="eastAsia" w:eastAsia="黑体"/>
         </w:rPr>
         <w:t xml:space="preserve">（叠加在零点上）。</w:t>
       </w:r>
@@ -2136,7 +2347,7 @@
       </w:pPr>
       <w:r>
         <w:rPr>
-          <w:rFonts w:hint="eastAsia"/>
+          <w:rFonts w:hint="eastAsia" w:eastAsia="黑体"/>
         </w:rPr>
         <w:t xml:space="preserve">单独霍尔元件：</w:t>
       </w:r>
@@ -2174,6 +2385,9 @@
         </m:r>
       </m:oMath>
       <w:r>
+        <w:rPr>
+          <w:rFonts w:eastAsia="黑体"/>
+        </w:rPr>
         <w:t xml:space="preserve">、</w:t>
       </w:r>
       <m:oMath>
@@ -2211,7 +2425,7 @@
       </m:oMath>
       <w:r>
         <w:rPr>
-          <w:rFonts w:hint="eastAsia"/>
+          <w:rFonts w:hint="eastAsia" w:eastAsia="黑体"/>
         </w:rPr>
         <w:t xml:space="preserve">，</w:t>
       </w:r>
@@ -2240,15 +2454,21 @@
         </m:r>
       </m:oMath>
       <w:r>
+        <w:rPr>
+          <w:rFonts w:eastAsia="黑体"/>
+        </w:rPr>
         <w:t xml:space="preserve"> </w:t>
       </w:r>
       <w:r>
         <w:rPr>
-          <w:rFonts w:hint="eastAsia"/>
+          <w:rFonts w:hint="eastAsia" w:eastAsia="黑体"/>
         </w:rPr>
         <w:t xml:space="preserve">时</w:t>
       </w:r>
       <w:r>
+        <w:rPr>
+          <w:rFonts w:eastAsia="黑体"/>
+        </w:rPr>
         <w:t xml:space="preserve"> </w:t>
       </w:r>
       <m:oMath>
@@ -2360,6 +2580,9 @@
         </m:r>
       </m:oMath>
       <w:r>
+        <w:rPr>
+          <w:rFonts w:eastAsia="黑体"/>
+        </w:rPr>
         <w:t xml:space="preserve">。</w:t>
       </w:r>
     </w:p>
@@ -2371,7 +2594,7 @@
       </w:pPr>
       <w:r>
         <w:rPr>
-          <w:rFonts w:hint="eastAsia"/>
+          <w:rFonts w:hint="eastAsia" w:eastAsia="黑体"/>
         </w:rPr>
         <w:t xml:space="preserve">常见器件型号</w:t>
       </w:r>
@@ -2386,16 +2609,19 @@
       </w:pPr>
       <w:r>
         <w:rPr>
-          <w:rFonts w:hint="eastAsia"/>
+          <w:rFonts w:hint="eastAsia" w:eastAsia="黑体"/>
         </w:rPr>
         <w:t xml:space="preserve">集成霍尔电流传感器：ACS712、ACS758、ACS770、HC5F</w:t>
       </w:r>
       <w:r>
+        <w:rPr>
+          <w:rFonts w:eastAsia="黑体"/>
+        </w:rPr>
         <w:t xml:space="preserve"> </w:t>
       </w:r>
       <w:r>
         <w:rPr>
-          <w:rFonts w:hint="eastAsia"/>
+          <w:rFonts w:hint="eastAsia" w:eastAsia="黑体"/>
         </w:rPr>
         <w:t xml:space="preserve">系列。</w:t>
       </w:r>
@@ -2410,16 +2636,19 @@
       </w:pPr>
       <w:r>
         <w:rPr>
-          <w:rFonts w:hint="eastAsia"/>
+          <w:rFonts w:hint="eastAsia" w:eastAsia="黑体"/>
         </w:rPr>
         <w:t xml:space="preserve">霍尔元件：Allegro、TI</w:t>
       </w:r>
       <w:r>
+        <w:rPr>
+          <w:rFonts w:eastAsia="黑体"/>
+        </w:rPr>
         <w:t xml:space="preserve"> DRV5053 </w:t>
       </w:r>
       <w:r>
         <w:rPr>
-          <w:rFonts w:hint="eastAsia"/>
+          <w:rFonts w:hint="eastAsia" w:eastAsia="黑体"/>
         </w:rPr>
         <w:t xml:space="preserve">系列。</w:t>
       </w:r>
@@ -2432,7 +2661,7 @@
       </w:pPr>
       <w:r>
         <w:rPr>
-          <w:rFonts w:hint="eastAsia"/>
+          <w:rFonts w:hint="eastAsia" w:eastAsia="黑体"/>
         </w:rPr>
         <w:t xml:space="preserve">注意事项</w:t>
       </w:r>
@@ -2447,7 +2676,7 @@
       </w:pPr>
       <w:r>
         <w:rPr>
-          <w:rFonts w:hint="eastAsia"/>
+          <w:rFonts w:hint="eastAsia" w:eastAsia="黑体"/>
         </w:rPr>
         <w:t xml:space="preserve">开环霍尔温漂、零点漂移较大，精密测量需闭环磁平衡型或做温度补偿。</w:t>
       </w:r>
@@ -2462,7 +2691,7 @@
       </w:pPr>
       <w:r>
         <w:rPr>
-          <w:rFonts w:hint="eastAsia"/>
+          <w:rFonts w:hint="eastAsia" w:eastAsia="黑体"/>
         </w:rPr>
         <w:t xml:space="preserve">注意电流方向与输出极性，磁通汇聚路径要避免外界磁场干扰。</w:t>
       </w:r>
@@ -2477,7 +2706,7 @@
       </w:pPr>
       <w:r>
         <w:rPr>
-          <w:rFonts w:hint="eastAsia"/>
+          <w:rFonts w:hint="eastAsia" w:eastAsia="黑体"/>
         </w:rPr>
         <w:t xml:space="preserve">饱和电流由磁芯设计决定，超量程会输出失真。</w:t>
       </w:r>
@@ -2492,7 +2721,7 @@
       </w:pPr>
       <w:r>
         <w:rPr>
-          <w:rFonts w:hint="eastAsia"/>
+          <w:rFonts w:hint="eastAsia" w:eastAsia="黑体"/>
         </w:rPr>
         <w:t xml:space="preserve">电源纹波及邻近大电流导线会耦合到磁场，注意屏蔽与布局。</w:t>
       </w:r>
@@ -2505,7 +2734,7 @@
       </w:pPr>
       <w:r>
         <w:rPr>
-          <w:rFonts w:hint="eastAsia"/>
+          <w:rFonts w:hint="eastAsia" w:eastAsia="黑体"/>
         </w:rPr>
         <w:t xml:space="preserve">参考资料</w:t>
       </w:r>
@@ -2519,11 +2748,14 @@
         </w:numPr>
       </w:pPr>
       <w:r>
+        <w:rPr>
+          <w:rFonts w:eastAsia="黑体"/>
+        </w:rPr>
         <w:t xml:space="preserve">Allegro ACS712/ACS758 </w:t>
       </w:r>
       <w:r>
         <w:rPr>
-          <w:rFonts w:hint="eastAsia"/>
+          <w:rFonts w:hint="eastAsia" w:eastAsia="黑体"/>
         </w:rPr>
         <w:t xml:space="preserve">数据手册。</w:t>
       </w:r>
@@ -2537,6 +2769,9 @@
         </w:numPr>
       </w:pPr>
       <w:r>
+        <w:rPr>
+          <w:rFonts w:eastAsia="黑体"/>
+        </w:rPr>
         <w:t xml:space="preserve">Wikipedia: Hall effect sensor。</w:t>
       </w:r>
     </w:p>
@@ -2549,11 +2784,11 @@
       </w:pPr>
       <w:r>
         <w:rPr>
-          <w:rFonts w:ascii="Times New Roman" w:hAnsi="Times New Roman"/>
+          <w:rFonts w:ascii="Times New Roman" w:hAnsi="Times New Roman" w:eastAsia="黑体"/>
           <w:color w:val="555555"/>
           <w:sz w:val="21"/>
         </w:rPr>
-        <w:t>材料收集者：杜文杰</w:t>
+        <w:t>材料收集者：杜文杰，WX手机：19519196569，QQ:3478827729</w:t>
       </w:r>
     </w:p>
     <w:sectPr>
@@ -2573,7 +2808,7 @@
 </file>
 
 <file path=word/footer1.xml><?xml version="1.0" encoding="utf-8"?>
-<w:ftr xmlns:m="http://schemas.openxmlformats.org/officeDocument/2006/math" xmlns:mc="http://schemas.openxmlformats.org/markup-compatibility/2006" xmlns:mo="http://schemas.microsoft.com/office/mac/office/2008/main" xmlns:mv="urn:schemas-microsoft-com:mac:vml" xmlns:o="urn:schemas-microsoft-com:office:office" xmlns:r="http://schemas.openxmlformats.org/officeDocument/2006/relationships" xmlns:v="urn:schemas-microsoft-com:vml" xmlns:w10="urn:schemas-microsoft-com:office:word" xmlns:w14="http://schemas.microsoft.com/office/word/2010/wordml" xmlns:w="http://schemas.openxmlformats.org/wordprocessingml/2006/main" xmlns:wne="http://schemas.microsoft.com/office/word/2006/wordml" xmlns:wp14="http://schemas.microsoft.com/office/word/2010/wordprocessingDrawing" xmlns:wp="http://schemas.openxmlformats.org/drawingml/2006/wordprocessingDrawing" xmlns:wpc="http://schemas.microsoft.com/office/word/2010/wordprocessingCanvas" xmlns:wpg="http://schemas.microsoft.com/office/word/2010/wordprocessingGroup" xmlns:wpi="http://schemas.microsoft.com/office/word/2010/wordprocessingInk" xmlns:wps="http://schemas.microsoft.com/office/word/2010/wordprocessingShape" mc:Ignorable="w14 wp14">
+<w:ftr xmlns:mc="http://schemas.openxmlformats.org/markup-compatibility/2006" xmlns:w="http://schemas.openxmlformats.org/wordprocessingml/2006/main" xmlns:m="http://schemas.openxmlformats.org/officeDocument/2006/math" xmlns:mo="http://schemas.microsoft.com/office/mac/office/2008/main" xmlns:mv="urn:schemas-microsoft-com:mac:vml" xmlns:o="urn:schemas-microsoft-com:office:office" xmlns:r="http://schemas.openxmlformats.org/officeDocument/2006/relationships" xmlns:v="urn:schemas-microsoft-com:vml" xmlns:w10="urn:schemas-microsoft-com:office:word" xmlns:w14="http://schemas.microsoft.com/office/word/2010/wordml" xmlns:wne="http://schemas.microsoft.com/office/word/2006/wordml" xmlns:wp14="http://schemas.microsoft.com/office/word/2010/wordprocessingDrawing" xmlns:wp="http://schemas.openxmlformats.org/drawingml/2006/wordprocessingDrawing" xmlns:wpc="http://schemas.microsoft.com/office/word/2010/wordprocessingCanvas" xmlns:wpg="http://schemas.microsoft.com/office/word/2010/wordprocessingGroup" xmlns:wpi="http://schemas.microsoft.com/office/word/2010/wordprocessingInk" xmlns:wps="http://schemas.microsoft.com/office/word/2010/wordprocessingShape" mc:Ignorable="w14 wp14">
   <w:p>
     <w:pPr>
       <w:pStyle w:val="Footer"/>
@@ -2581,12 +2816,14 @@
     </w:pPr>
     <w:r>
       <w:rPr>
+        <w:rFonts w:eastAsia="黑体"/>
         <w:sz w:val="18"/>
       </w:rPr>
       <w:t xml:space="preserve">第 </w:t>
     </w:r>
     <w:r>
       <w:rPr>
+        <w:rFonts w:eastAsia="黑体"/>
         <w:sz w:val="18"/>
       </w:rPr>
       <w:fldChar w:fldCharType="begin"/>
@@ -2595,6 +2832,7 @@
     </w:r>
     <w:r>
       <w:rPr>
+        <w:rFonts w:eastAsia="黑体"/>
         <w:sz w:val="18"/>
       </w:rPr>
       <w:t xml:space="preserve"> 页</w:t>
@@ -2608,6 +2846,9 @@
   <w:footnote w:type="continuationSeparator" w:id="0">
     <w:p>
       <w:r>
+        <w:rPr>
+          <w:rFonts w:eastAsia="黑体"/>
+        </w:rPr>
         <w:continuationSeparator/>
       </w:r>
     </w:p>
@@ -2615,6 +2856,9 @@
   <w:footnote w:type="separator" w:id="-1">
     <w:p>
       <w:r>
+        <w:rPr>
+          <w:rFonts w:eastAsia="黑体"/>
+        </w:rPr>
         <w:separator/>
       </w:r>
     </w:p>
@@ -2623,7 +2867,7 @@
 </file>
 
 <file path=word/header1.xml><?xml version="1.0" encoding="utf-8"?>
-<w:hdr xmlns:m="http://schemas.openxmlformats.org/officeDocument/2006/math" xmlns:mc="http://schemas.openxmlformats.org/markup-compatibility/2006" xmlns:mo="http://schemas.microsoft.com/office/mac/office/2008/main" xmlns:mv="urn:schemas-microsoft-com:mac:vml" xmlns:o="urn:schemas-microsoft-com:office:office" xmlns:r="http://schemas.openxmlformats.org/officeDocument/2006/relationships" xmlns:v="urn:schemas-microsoft-com:vml" xmlns:w10="urn:schemas-microsoft-com:office:word" xmlns:w14="http://schemas.microsoft.com/office/word/2010/wordml" xmlns:w="http://schemas.openxmlformats.org/wordprocessingml/2006/main" xmlns:wne="http://schemas.microsoft.com/office/word/2006/wordml" xmlns:wp14="http://schemas.microsoft.com/office/word/2010/wordprocessingDrawing" xmlns:wp="http://schemas.openxmlformats.org/drawingml/2006/wordprocessingDrawing" xmlns:wpc="http://schemas.microsoft.com/office/word/2010/wordprocessingCanvas" xmlns:wpg="http://schemas.microsoft.com/office/word/2010/wordprocessingGroup" xmlns:wpi="http://schemas.microsoft.com/office/word/2010/wordprocessingInk" xmlns:wps="http://schemas.microsoft.com/office/word/2010/wordprocessingShape" mc:Ignorable="w14 wp14">
+<w:hdr xmlns:mc="http://schemas.openxmlformats.org/markup-compatibility/2006" xmlns:w="http://schemas.openxmlformats.org/wordprocessingml/2006/main" xmlns:m="http://schemas.openxmlformats.org/officeDocument/2006/math" xmlns:mo="http://schemas.microsoft.com/office/mac/office/2008/main" xmlns:mv="urn:schemas-microsoft-com:mac:vml" xmlns:o="urn:schemas-microsoft-com:office:office" xmlns:r="http://schemas.openxmlformats.org/officeDocument/2006/relationships" xmlns:v="urn:schemas-microsoft-com:vml" xmlns:w10="urn:schemas-microsoft-com:office:word" xmlns:w14="http://schemas.microsoft.com/office/word/2010/wordml" xmlns:wne="http://schemas.microsoft.com/office/word/2006/wordml" xmlns:wp14="http://schemas.microsoft.com/office/word/2010/wordprocessingDrawing" xmlns:wp="http://schemas.openxmlformats.org/drawingml/2006/wordprocessingDrawing" xmlns:wpc="http://schemas.microsoft.com/office/word/2010/wordprocessingCanvas" xmlns:wpg="http://schemas.microsoft.com/office/word/2010/wordprocessingGroup" xmlns:wpi="http://schemas.microsoft.com/office/word/2010/wordprocessingInk" xmlns:wps="http://schemas.microsoft.com/office/word/2010/wordprocessingShape" mc:Ignorable="w14 wp14">
   <w:p>
     <w:pPr>
       <w:pStyle w:val="Header"/>
@@ -2631,7 +2875,7 @@
     </w:pPr>
     <w:r>
       <w:rPr>
-        <w:rFonts w:ascii="Times New Roman" w:hAnsi="Times New Roman"/>
+        <w:rFonts w:ascii="Times New Roman" w:hAnsi="Times New Roman" w:eastAsia="黑体"/>
         <w:sz w:val="18"/>
         <w:rFonts w:eastAsia="黑体"/>
         <w:rFonts w:eastAsia="黑体"/>
@@ -2643,7 +2887,7 @@
 </file>
 
 <file path=word/numbering.xml><?xml version="1.0" encoding="utf-8"?>
-<w:numbering xmlns:m="http://schemas.openxmlformats.org/officeDocument/2006/math" xmlns:mc="http://schemas.openxmlformats.org/markup-compatibility/2006" xmlns:mo="http://schemas.microsoft.com/office/mac/office/2008/main" xmlns:mv="urn:schemas-microsoft-com:mac:vml" xmlns:o="urn:schemas-microsoft-com:office:office" xmlns:r="http://schemas.openxmlformats.org/officeDocument/2006/relationships" xmlns:v="urn:schemas-microsoft-com:vml" xmlns:w="http://schemas.openxmlformats.org/wordprocessingml/2006/main" xmlns:w10="urn:schemas-microsoft-com:office:word" xmlns:w14="http://schemas.microsoft.com/office/word/2010/wordml" xmlns:wne="http://schemas.microsoft.com/office/word/2006/wordml" xmlns:wp="http://schemas.openxmlformats.org/drawingml/2006/wordprocessingDrawing" xmlns:wp14="http://schemas.microsoft.com/office/word/2010/wordprocessingDrawing" xmlns:wpc="http://schemas.microsoft.com/office/word/2010/wordprocessingCanvas" xmlns:wpg="http://schemas.microsoft.com/office/word/2010/wordprocessingGroup" xmlns:wpi="http://schemas.microsoft.com/office/word/2010/wordprocessingInk" xmlns:wps="http://schemas.microsoft.com/office/word/2010/wordprocessingShape" mc:Ignorable="w14 wp14">
+<w:numbering xmlns:mc="http://schemas.openxmlformats.org/markup-compatibility/2006" xmlns:w="http://schemas.openxmlformats.org/wordprocessingml/2006/main" xmlns:m="http://schemas.openxmlformats.org/officeDocument/2006/math" xmlns:mo="http://schemas.microsoft.com/office/mac/office/2008/main" xmlns:mv="urn:schemas-microsoft-com:mac:vml" xmlns:o="urn:schemas-microsoft-com:office:office" xmlns:r="http://schemas.openxmlformats.org/officeDocument/2006/relationships" xmlns:v="urn:schemas-microsoft-com:vml" xmlns:w10="urn:schemas-microsoft-com:office:word" xmlns:w14="http://schemas.microsoft.com/office/word/2010/wordml" xmlns:wne="http://schemas.microsoft.com/office/word/2006/wordml" xmlns:wp="http://schemas.openxmlformats.org/drawingml/2006/wordprocessingDrawing" xmlns:wp14="http://schemas.microsoft.com/office/word/2010/wordprocessingDrawing" xmlns:wpc="http://schemas.microsoft.com/office/word/2010/wordprocessingCanvas" xmlns:wpg="http://schemas.microsoft.com/office/word/2010/wordprocessingGroup" xmlns:wpi="http://schemas.microsoft.com/office/word/2010/wordprocessingInk" xmlns:wps="http://schemas.microsoft.com/office/word/2010/wordprocessingShape" mc:Ignorable="w14 wp14">
   <w:abstractNum w:abstractNumId="0">
     <w:nsid w:val="FFFFFF7C"/>
     <w:multiLevelType w:val="singleLevel"/>
@@ -2730,7 +2974,7 @@
         <w:ind w:hanging="360" w:left="1440"/>
       </w:pPr>
       <w:rPr>
-        <w:rFonts w:ascii="Symbol" w:hAnsi="Symbol" w:hint="default"/>
+        <w:rFonts w:ascii="Symbol" w:hAnsi="Symbol" w:hint="default" w:eastAsia="黑体"/>
       </w:rPr>
     </w:lvl>
   </w:abstractNum>
@@ -2751,7 +2995,7 @@
         <w:ind w:hanging="360" w:left="1080"/>
       </w:pPr>
       <w:rPr>
-        <w:rFonts w:ascii="Symbol" w:hAnsi="Symbol" w:hint="default"/>
+        <w:rFonts w:ascii="Symbol" w:hAnsi="Symbol" w:hint="default" w:eastAsia="黑体"/>
       </w:rPr>
     </w:lvl>
   </w:abstractNum>
@@ -2772,7 +3016,7 @@
         <w:ind w:hanging="360" w:left="720"/>
       </w:pPr>
       <w:rPr>
-        <w:rFonts w:ascii="Symbol" w:hAnsi="Symbol" w:hint="default"/>
+        <w:rFonts w:ascii="Symbol" w:hAnsi="Symbol" w:hint="default" w:eastAsia="黑体"/>
       </w:rPr>
     </w:lvl>
   </w:abstractNum>
@@ -2811,7 +3055,7 @@
         <w:ind w:hanging="360" w:left="360"/>
       </w:pPr>
       <w:rPr>
-        <w:rFonts w:ascii="Symbol" w:hAnsi="Symbol" w:hint="default"/>
+        <w:rFonts w:ascii="Symbol" w:hAnsi="Symbol" w:hint="default" w:eastAsia="黑体"/>
       </w:rPr>
     </w:lvl>
   </w:abstractNum>
@@ -2902,7 +3146,7 @@
         <w:ind w:left="720" w:hanging="360"/>
       </w:pPr>
       <w:rPr>
-        <w:rFonts w:ascii="Symbol" w:hAnsi="Symbol" w:cs="Symbol" w:hint="default"/>
+        <w:rFonts w:ascii="Symbol" w:hAnsi="Symbol" w:cs="Symbol" w:hint="default" w:eastAsia="黑体"/>
       </w:rPr>
     </w:lvl>
     <w:lvl w:ilvl="1">
@@ -2913,7 +3157,7 @@
         <w:ind w:left="1440" w:hanging="360"/>
       </w:pPr>
       <w:rPr>
-        <w:rFonts w:ascii="Courier New" w:hAnsi="Courier New" w:cs="Courier New" w:hint="default"/>
+        <w:rFonts w:ascii="Courier New" w:hAnsi="Courier New" w:cs="Courier New" w:hint="default" w:eastAsia="黑体"/>
       </w:rPr>
     </w:lvl>
     <w:lvl w:ilvl="2">
@@ -2924,7 +3168,7 @@
         <w:ind w:left="2160" w:hanging="360"/>
       </w:pPr>
       <w:rPr>
-        <w:rFonts w:ascii="Wingdings" w:hAnsi="Wingdings" w:cs="Wingdings" w:hint="default"/>
+        <w:rFonts w:ascii="Wingdings" w:hAnsi="Wingdings" w:cs="Wingdings" w:hint="default" w:eastAsia="黑体"/>
       </w:rPr>
     </w:lvl>
     <w:lvl w:ilvl="3">
@@ -2935,7 +3179,7 @@
         <w:ind w:left="2880" w:hanging="360"/>
       </w:pPr>
       <w:rPr>
-        <w:rFonts w:ascii="Symbol" w:hAnsi="Symbol" w:cs="Symbol" w:hint="default"/>
+        <w:rFonts w:ascii="Symbol" w:hAnsi="Symbol" w:cs="Symbol" w:hint="default" w:eastAsia="黑体"/>
       </w:rPr>
     </w:lvl>
     <w:lvl w:ilvl="4">
@@ -2946,7 +3190,7 @@
         <w:ind w:left="3600" w:hanging="360"/>
       </w:pPr>
       <w:rPr>
-        <w:rFonts w:ascii="Courier New" w:hAnsi="Courier New" w:cs="Courier New" w:hint="default"/>
+        <w:rFonts w:ascii="Courier New" w:hAnsi="Courier New" w:cs="Courier New" w:hint="default" w:eastAsia="黑体"/>
       </w:rPr>
     </w:lvl>
     <w:lvl w:ilvl="5">
@@ -2957,7 +3201,7 @@
         <w:ind w:left="4320" w:hanging="360"/>
       </w:pPr>
       <w:rPr>
-        <w:rFonts w:ascii="Wingdings" w:hAnsi="Wingdings" w:cs="Wingdings" w:hint="default"/>
+        <w:rFonts w:ascii="Wingdings" w:hAnsi="Wingdings" w:cs="Wingdings" w:hint="default" w:eastAsia="黑体"/>
       </w:rPr>
     </w:lvl>
     <w:lvl w:ilvl="6">
@@ -2968,7 +3212,7 @@
         <w:ind w:left="5040" w:hanging="360"/>
       </w:pPr>
       <w:rPr>
-        <w:rFonts w:ascii="Symbol" w:hAnsi="Symbol" w:cs="Symbol" w:hint="default"/>
+        <w:rFonts w:ascii="Symbol" w:hAnsi="Symbol" w:cs="Symbol" w:hint="default" w:eastAsia="黑体"/>
       </w:rPr>
     </w:lvl>
     <w:lvl w:ilvl="7">
@@ -2979,7 +3223,7 @@
         <w:ind w:left="5760" w:hanging="360"/>
       </w:pPr>
       <w:rPr>
-        <w:rFonts w:ascii="Courier New" w:hAnsi="Courier New" w:cs="Courier New" w:hint="default"/>
+        <w:rFonts w:ascii="Courier New" w:hAnsi="Courier New" w:cs="Courier New" w:hint="default" w:eastAsia="黑体"/>
       </w:rPr>
     </w:lvl>
     <w:lvl w:ilvl="8">
@@ -2990,7 +3234,7 @@
         <w:ind w:left="6480" w:hanging="360"/>
       </w:pPr>
       <w:rPr>
-        <w:rFonts w:ascii="Wingdings" w:hAnsi="Wingdings" w:cs="Wingdings" w:hint="default"/>
+        <w:rFonts w:ascii="Wingdings" w:hAnsi="Wingdings" w:cs="Wingdings" w:hint="default" w:eastAsia="黑体"/>
       </w:rPr>
     </w:lvl>
   </w:abstractNum>
@@ -3046,11 +3290,11 @@
 </file>
 
 <file path=word/styles.xml><?xml version="1.0" encoding="utf-8"?>
-<w:styles xmlns:mc="http://schemas.openxmlformats.org/markup-compatibility/2006" xmlns:r="http://schemas.openxmlformats.org/officeDocument/2006/relationships" xmlns:w="http://schemas.openxmlformats.org/wordprocessingml/2006/main" xmlns:w14="http://schemas.microsoft.com/office/word/2010/wordml" mc:Ignorable="w14">
+<w:styles xmlns:mc="http://schemas.openxmlformats.org/markup-compatibility/2006" xmlns:w="http://schemas.openxmlformats.org/wordprocessingml/2006/main" xmlns:r="http://schemas.openxmlformats.org/officeDocument/2006/relationships" xmlns:w14="http://schemas.microsoft.com/office/word/2010/wordml" mc:Ignorable="w14">
   <w:docDefaults>
     <w:rPrDefault>
       <w:rPr>
-        <w:rFonts w:asciiTheme="minorHAnsi" w:cstheme="minorBidi" w:eastAsiaTheme="minorEastAsia" w:hAnsiTheme="minorHAnsi"/>
+        <w:rFonts w:asciiTheme="minorHAnsi" w:cstheme="minorBidi" w:hAnsiTheme="minorHAnsi" w:eastAsia="黑体"/>
         <w:sz w:val="22"/>
         <w:szCs w:val="22"/>
         <w:lang w:bidi="ar-SA" w:eastAsia="en-US" w:val="en-US"/>
@@ -3272,7 +3516,7 @@
       <w:outlineLvl w:val="0"/>
     </w:pPr>
     <w:rPr>
-      <w:rFonts w:ascii="Times New Roman" w:asciiTheme="majorHAnsi" w:cstheme="majorBidi" w:eastAsia="黑体" w:eastAsiaTheme="majorEastAsia" w:hAnsi="Times New Roman" w:hAnsiTheme="majorHAnsi"/>
+      <w:rFonts w:ascii="Times New Roman" w:asciiTheme="majorHAnsi" w:cstheme="majorBidi" w:eastAsia="黑体" w:hAnsi="Times New Roman" w:hAnsiTheme="majorHAnsi"/>
       <w:b/>
       <w:bCs/>
       <w:color w:val="1F3864"/>
@@ -3296,7 +3540,7 @@
       <w:outlineLvl w:val="1"/>
     </w:pPr>
     <w:rPr>
-      <w:rFonts w:ascii="Times New Roman" w:asciiTheme="majorHAnsi" w:cstheme="majorBidi" w:eastAsia="黑体" w:eastAsiaTheme="majorEastAsia" w:hAnsi="Times New Roman" w:hAnsiTheme="majorHAnsi"/>
+      <w:rFonts w:ascii="Times New Roman" w:asciiTheme="majorHAnsi" w:cstheme="majorBidi" w:eastAsia="黑体" w:hAnsi="Times New Roman" w:hAnsiTheme="majorHAnsi"/>
       <w:b/>
       <w:bCs/>
       <w:color w:val="2E4E7E"/>
@@ -3320,7 +3564,7 @@
       <w:outlineLvl w:val="2"/>
     </w:pPr>
     <w:rPr>
-      <w:rFonts w:ascii="Times New Roman" w:asciiTheme="majorHAnsi" w:cstheme="majorBidi" w:eastAsia="黑体" w:eastAsiaTheme="majorEastAsia" w:hAnsi="Times New Roman" w:hAnsiTheme="majorHAnsi"/>
+      <w:rFonts w:ascii="Times New Roman" w:asciiTheme="majorHAnsi" w:cstheme="majorBidi" w:eastAsia="黑体" w:hAnsi="Times New Roman" w:hAnsiTheme="majorHAnsi"/>
       <w:b/>
       <w:bCs/>
       <w:color w:val="2E4E7E"/>
@@ -3344,7 +3588,7 @@
       <w:outlineLvl w:val="3"/>
     </w:pPr>
     <w:rPr>
-      <w:rFonts w:ascii="Times New Roman" w:asciiTheme="majorHAnsi" w:cstheme="majorBidi" w:eastAsia="黑体" w:eastAsiaTheme="majorEastAsia" w:hAnsi="Times New Roman" w:hAnsiTheme="majorHAnsi"/>
+      <w:rFonts w:ascii="Times New Roman" w:asciiTheme="majorHAnsi" w:cstheme="majorBidi" w:eastAsia="黑体" w:hAnsi="Times New Roman" w:hAnsiTheme="majorHAnsi"/>
       <w:b/>
       <w:bCs/>
       <w:i/>
@@ -3370,7 +3614,7 @@
       <w:outlineLvl w:val="4"/>
     </w:pPr>
     <w:rPr>
-      <w:rFonts w:ascii="Times New Roman" w:asciiTheme="majorHAnsi" w:cstheme="majorBidi" w:eastAsia="黑体" w:eastAsiaTheme="majorEastAsia" w:hAnsi="Times New Roman" w:hAnsiTheme="majorHAnsi"/>
+      <w:rFonts w:ascii="Times New Roman" w:asciiTheme="majorHAnsi" w:cstheme="majorBidi" w:eastAsia="黑体" w:hAnsi="Times New Roman" w:hAnsiTheme="majorHAnsi"/>
       <w:b/>
       <w:color w:val="333333"/>
       <w:sz w:val="22"/>
@@ -3393,7 +3637,7 @@
       <w:outlineLvl w:val="5"/>
     </w:pPr>
     <w:rPr>
-      <w:rFonts w:asciiTheme="majorHAnsi" w:cstheme="majorBidi" w:eastAsiaTheme="majorEastAsia" w:hAnsiTheme="majorHAnsi"/>
+      <w:rFonts w:asciiTheme="majorHAnsi" w:cstheme="majorBidi" w:hAnsiTheme="majorHAnsi" w:eastAsia="黑体"/>
       <w:i/>
       <w:iCs/>
       <w:color w:themeColor="accent1" w:themeShade="7F" w:val="243F60"/>
@@ -3416,7 +3660,7 @@
       <w:outlineLvl w:val="6"/>
     </w:pPr>
     <w:rPr>
-      <w:rFonts w:asciiTheme="majorHAnsi" w:cstheme="majorBidi" w:eastAsiaTheme="majorEastAsia" w:hAnsiTheme="majorHAnsi"/>
+      <w:rFonts w:asciiTheme="majorHAnsi" w:cstheme="majorBidi" w:hAnsiTheme="majorHAnsi" w:eastAsia="黑体"/>
       <w:i/>
       <w:iCs/>
       <w:color w:themeColor="text1" w:themeTint="BF" w:val="404040"/>
@@ -3439,7 +3683,7 @@
       <w:outlineLvl w:val="7"/>
     </w:pPr>
     <w:rPr>
-      <w:rFonts w:asciiTheme="majorHAnsi" w:cstheme="majorBidi" w:eastAsiaTheme="majorEastAsia" w:hAnsiTheme="majorHAnsi"/>
+      <w:rFonts w:asciiTheme="majorHAnsi" w:cstheme="majorBidi" w:hAnsiTheme="majorHAnsi" w:eastAsia="黑体"/>
       <w:color w:themeColor="accent1" w:val="4F81BD"/>
       <w:sz w:val="20"/>
       <w:szCs w:val="20"/>
@@ -3462,7 +3706,7 @@
       <w:outlineLvl w:val="8"/>
     </w:pPr>
     <w:rPr>
-      <w:rFonts w:asciiTheme="majorHAnsi" w:cstheme="majorBidi" w:eastAsiaTheme="majorEastAsia" w:hAnsiTheme="majorHAnsi"/>
+      <w:rFonts w:asciiTheme="majorHAnsi" w:cstheme="majorBidi" w:hAnsiTheme="majorHAnsi" w:eastAsia="黑体"/>
       <w:i/>
       <w:iCs/>
       <w:color w:themeColor="text1" w:themeTint="BF" w:val="404040"/>
@@ -3513,7 +3757,7 @@
     <w:uiPriority w:val="9"/>
     <w:rsid w:val="00FC693F"/>
     <w:rPr>
-      <w:rFonts w:asciiTheme="majorHAnsi" w:cstheme="majorBidi" w:eastAsiaTheme="majorEastAsia" w:hAnsiTheme="majorHAnsi"/>
+      <w:rFonts w:asciiTheme="majorHAnsi" w:cstheme="majorBidi" w:hAnsiTheme="majorHAnsi" w:eastAsia="黑体"/>
       <w:b/>
       <w:bCs/>
       <w:color w:themeColor="accent1" w:themeShade="BF" w:val="365F91"/>
@@ -3528,7 +3772,7 @@
     <w:uiPriority w:val="9"/>
     <w:rsid w:val="00FC693F"/>
     <w:rPr>
-      <w:rFonts w:asciiTheme="majorHAnsi" w:cstheme="majorBidi" w:eastAsiaTheme="majorEastAsia" w:hAnsiTheme="majorHAnsi"/>
+      <w:rFonts w:asciiTheme="majorHAnsi" w:cstheme="majorBidi" w:hAnsiTheme="majorHAnsi" w:eastAsia="黑体"/>
       <w:b/>
       <w:bCs/>
       <w:color w:themeColor="accent1" w:val="4F81BD"/>
@@ -3543,7 +3787,7 @@
     <w:uiPriority w:val="9"/>
     <w:rsid w:val="00FC693F"/>
     <w:rPr>
-      <w:rFonts w:asciiTheme="majorHAnsi" w:cstheme="majorBidi" w:eastAsiaTheme="majorEastAsia" w:hAnsiTheme="majorHAnsi"/>
+      <w:rFonts w:asciiTheme="majorHAnsi" w:cstheme="majorBidi" w:hAnsiTheme="majorHAnsi" w:eastAsia="黑体"/>
       <w:b/>
       <w:bCs/>
       <w:color w:themeColor="accent1" w:val="4F81BD"/>
@@ -3566,7 +3810,7 @@
       <w:contextualSpacing/>
     </w:pPr>
     <w:rPr>
-      <w:rFonts w:ascii="Times New Roman" w:asciiTheme="majorHAnsi" w:cstheme="majorBidi" w:eastAsia="黑体" w:eastAsiaTheme="majorEastAsia" w:hAnsi="Times New Roman" w:hAnsiTheme="majorHAnsi"/>
+      <w:rFonts w:ascii="Times New Roman" w:asciiTheme="majorHAnsi" w:cstheme="majorBidi" w:eastAsia="黑体" w:hAnsi="Times New Roman" w:hAnsiTheme="majorHAnsi"/>
       <w:b/>
       <w:color w:val="1F3864"/>
       <w:spacing w:val="5"/>
@@ -3582,7 +3826,7 @@
     <w:uiPriority w:val="10"/>
     <w:rsid w:val="00FC693F"/>
     <w:rPr>
-      <w:rFonts w:asciiTheme="majorHAnsi" w:cstheme="majorBidi" w:eastAsiaTheme="majorEastAsia" w:hAnsiTheme="majorHAnsi"/>
+      <w:rFonts w:asciiTheme="majorHAnsi" w:cstheme="majorBidi" w:hAnsiTheme="majorHAnsi" w:eastAsia="黑体"/>
       <w:color w:themeColor="text2" w:themeShade="BF" w:val="17365D"/>
       <w:spacing w:val="5"/>
       <w:kern w:val="28"/>
@@ -3604,7 +3848,7 @@
       </w:numPr>
     </w:pPr>
     <w:rPr>
-      <w:rFonts w:asciiTheme="majorHAnsi" w:cstheme="majorBidi" w:eastAsiaTheme="majorEastAsia" w:hAnsiTheme="majorHAnsi"/>
+      <w:rFonts w:asciiTheme="majorHAnsi" w:cstheme="majorBidi" w:hAnsiTheme="majorHAnsi" w:eastAsia="黑体"/>
       <w:i/>
       <w:iCs/>
       <w:color w:themeColor="accent1" w:val="4F81BD"/>
@@ -3620,7 +3864,7 @@
     <w:uiPriority w:val="11"/>
     <w:rsid w:val="00FC693F"/>
     <w:rPr>
-      <w:rFonts w:asciiTheme="majorHAnsi" w:cstheme="majorBidi" w:eastAsiaTheme="majorEastAsia" w:hAnsiTheme="majorHAnsi"/>
+      <w:rFonts w:asciiTheme="majorHAnsi" w:cstheme="majorBidi" w:hAnsiTheme="majorHAnsi" w:eastAsia="黑体"/>
       <w:i/>
       <w:iCs/>
       <w:color w:themeColor="accent1" w:val="4F81BD"/>
@@ -3687,6 +3931,7 @@
       <w:spacing w:after="120"/>
     </w:pPr>
     <w:rPr>
+      <w:rFonts w:eastAsia="黑体"/>
       <w:sz w:val="16"/>
       <w:szCs w:val="16"/>
     </w:rPr>
@@ -3698,6 +3943,7 @@
     <w:uiPriority w:val="99"/>
     <w:rsid w:val="00AA1D8D"/>
     <w:rPr>
+      <w:rFonts w:eastAsia="黑体"/>
       <w:sz w:val="16"/>
       <w:szCs w:val="16"/>
     </w:rPr>
@@ -3867,7 +4113,7 @@
       </w:tabs>
     </w:pPr>
     <w:rPr>
-      <w:rFonts w:ascii="Courier" w:hAnsi="Courier"/>
+      <w:rFonts w:ascii="Courier" w:hAnsi="Courier" w:eastAsia="黑体"/>
       <w:sz w:val="20"/>
       <w:szCs w:val="20"/>
     </w:rPr>
@@ -3879,7 +4125,7 @@
     <w:uiPriority w:val="99"/>
     <w:rsid w:val="0029639D"/>
     <w:rPr>
-      <w:rFonts w:ascii="Courier" w:hAnsi="Courier"/>
+      <w:rFonts w:ascii="Courier" w:hAnsi="Courier" w:eastAsia="黑体"/>
       <w:sz w:val="20"/>
       <w:szCs w:val="20"/>
     </w:rPr>
@@ -3915,6 +4161,7 @@
     <w:uiPriority w:val="29"/>
     <w:rsid w:val="00FC693F"/>
     <w:rPr>
+      <w:rFonts w:eastAsia="黑体"/>
       <w:i/>
       <w:iCs/>
       <w:color w:themeColor="text1" w:val="000000"/>
@@ -3928,7 +4175,7 @@
     <w:semiHidden/>
     <w:rsid w:val="00FC693F"/>
     <w:rPr>
-      <w:rFonts w:asciiTheme="majorHAnsi" w:cstheme="majorBidi" w:eastAsiaTheme="majorEastAsia" w:hAnsiTheme="majorHAnsi"/>
+      <w:rFonts w:asciiTheme="majorHAnsi" w:cstheme="majorBidi" w:hAnsiTheme="majorHAnsi" w:eastAsia="黑体"/>
       <w:b/>
       <w:bCs/>
       <w:i/>
@@ -3944,7 +4191,7 @@
     <w:semiHidden/>
     <w:rsid w:val="00FC693F"/>
     <w:rPr>
-      <w:rFonts w:asciiTheme="majorHAnsi" w:cstheme="majorBidi" w:eastAsiaTheme="majorEastAsia" w:hAnsiTheme="majorHAnsi"/>
+      <w:rFonts w:asciiTheme="majorHAnsi" w:cstheme="majorBidi" w:hAnsiTheme="majorHAnsi" w:eastAsia="黑体"/>
       <w:color w:themeColor="accent1" w:themeShade="7F" w:val="243F60"/>
     </w:rPr>
   </w:style>
@@ -3956,7 +4203,7 @@
     <w:semiHidden/>
     <w:rsid w:val="00FC693F"/>
     <w:rPr>
-      <w:rFonts w:asciiTheme="majorHAnsi" w:cstheme="majorBidi" w:eastAsiaTheme="majorEastAsia" w:hAnsiTheme="majorHAnsi"/>
+      <w:rFonts w:asciiTheme="majorHAnsi" w:cstheme="majorBidi" w:hAnsiTheme="majorHAnsi" w:eastAsia="黑体"/>
       <w:i/>
       <w:iCs/>
       <w:color w:themeColor="accent1" w:themeShade="7F" w:val="243F60"/>
@@ -3970,7 +4217,7 @@
     <w:semiHidden/>
     <w:rsid w:val="00FC693F"/>
     <w:rPr>
-      <w:rFonts w:asciiTheme="majorHAnsi" w:cstheme="majorBidi" w:eastAsiaTheme="majorEastAsia" w:hAnsiTheme="majorHAnsi"/>
+      <w:rFonts w:asciiTheme="majorHAnsi" w:cstheme="majorBidi" w:hAnsiTheme="majorHAnsi" w:eastAsia="黑体"/>
       <w:i/>
       <w:iCs/>
       <w:color w:themeColor="text1" w:themeTint="BF" w:val="404040"/>
@@ -3984,7 +4231,7 @@
     <w:semiHidden/>
     <w:rsid w:val="00FC693F"/>
     <w:rPr>
-      <w:rFonts w:asciiTheme="majorHAnsi" w:cstheme="majorBidi" w:eastAsiaTheme="majorEastAsia" w:hAnsiTheme="majorHAnsi"/>
+      <w:rFonts w:asciiTheme="majorHAnsi" w:cstheme="majorBidi" w:hAnsiTheme="majorHAnsi" w:eastAsia="黑体"/>
       <w:color w:themeColor="accent1" w:val="4F81BD"/>
       <w:sz w:val="20"/>
       <w:szCs w:val="20"/>
@@ -3998,7 +4245,7 @@
     <w:semiHidden/>
     <w:rsid w:val="00FC693F"/>
     <w:rPr>
-      <w:rFonts w:asciiTheme="majorHAnsi" w:cstheme="majorBidi" w:eastAsiaTheme="majorEastAsia" w:hAnsiTheme="majorHAnsi"/>
+      <w:rFonts w:asciiTheme="majorHAnsi" w:cstheme="majorBidi" w:hAnsiTheme="majorHAnsi" w:eastAsia="黑体"/>
       <w:i/>
       <w:iCs/>
       <w:color w:themeColor="text1" w:themeTint="BF" w:val="404040"/>
@@ -4019,6 +4266,7 @@
       <w:spacing w:line="240" w:lineRule="auto"/>
     </w:pPr>
     <w:rPr>
+      <w:rFonts w:eastAsia="黑体"/>
       <w:b/>
       <w:bCs/>
       <w:color w:themeColor="accent1" w:val="4F81BD"/>
@@ -4033,6 +4281,7 @@
     <w:qFormat/>
     <w:rsid w:val="00FC693F"/>
     <w:rPr>
+      <w:rFonts w:eastAsia="黑体"/>
       <w:b/>
       <w:bCs/>
     </w:rPr>
@@ -4044,6 +4293,7 @@
     <w:qFormat/>
     <w:rsid w:val="00FC693F"/>
     <w:rPr>
+      <w:rFonts w:eastAsia="黑体"/>
       <w:i/>
       <w:iCs/>
     </w:rPr>
@@ -4064,6 +4314,7 @@
       <w:ind w:left="936" w:right="936"/>
     </w:pPr>
     <w:rPr>
+      <w:rFonts w:eastAsia="黑体"/>
       <w:b/>
       <w:bCs/>
       <w:i/>
@@ -4078,6 +4329,7 @@
     <w:uiPriority w:val="30"/>
     <w:rsid w:val="00FC693F"/>
     <w:rPr>
+      <w:rFonts w:eastAsia="黑体"/>
       <w:b/>
       <w:bCs/>
       <w:i/>
@@ -4092,6 +4344,7 @@
     <w:qFormat/>
     <w:rsid w:val="00FC693F"/>
     <w:rPr>
+      <w:rFonts w:eastAsia="黑体"/>
       <w:i/>
       <w:iCs/>
       <w:color w:themeColor="text1" w:themeTint="7F" w:val="808080"/>
@@ -4104,6 +4357,7 @@
     <w:qFormat/>
     <w:rsid w:val="00FC693F"/>
     <w:rPr>
+      <w:rFonts w:eastAsia="黑体"/>
       <w:b/>
       <w:bCs/>
       <w:i/>
@@ -4118,6 +4372,7 @@
     <w:qFormat/>
     <w:rsid w:val="00FC693F"/>
     <w:rPr>
+      <w:rFonts w:eastAsia="黑体"/>
       <w:smallCaps/>
       <w:color w:themeColor="accent2" w:val="C0504D"/>
       <w:u w:val="single"/>
@@ -4130,6 +4385,7 @@
     <w:qFormat/>
     <w:rsid w:val="00FC693F"/>
     <w:rPr>
+      <w:rFonts w:eastAsia="黑体"/>
       <w:b/>
       <w:bCs/>
       <w:smallCaps/>
@@ -4145,6 +4401,7 @@
     <w:qFormat/>
     <w:rsid w:val="00FC693F"/>
     <w:rPr>
+      <w:rFonts w:eastAsia="黑体"/>
       <w:b/>
       <w:bCs/>
       <w:smallCaps/>
@@ -4199,6 +4456,7 @@
       <w:spacing w:after="0" w:line="240" w:lineRule="auto"/>
     </w:pPr>
     <w:rPr>
+      <w:rFonts w:eastAsia="黑体"/>
       <w:color w:themeColor="text1" w:themeShade="BF" w:val="000000"/>
     </w:rPr>
     <w:tblPr>
@@ -4221,6 +4479,7 @@
         <w:spacing w:after="0" w:before="0" w:line="240" w:lineRule="auto"/>
       </w:pPr>
       <w:rPr>
+        <w:rFonts w:eastAsia="黑体"/>
         <w:b/>
         <w:bCs/>
       </w:rPr>
@@ -4241,6 +4500,7 @@
         <w:spacing w:after="0" w:before="0" w:line="240" w:lineRule="auto"/>
       </w:pPr>
       <w:rPr>
+        <w:rFonts w:eastAsia="黑体"/>
         <w:b/>
         <w:bCs/>
       </w:rPr>
@@ -4258,12 +4518,14 @@
     </w:tblStylePr>
     <w:tblStylePr w:type="firstCol">
       <w:rPr>
+        <w:rFonts w:eastAsia="黑体"/>
         <w:b/>
         <w:bCs/>
       </w:rPr>
     </w:tblStylePr>
     <w:tblStylePr w:type="lastCol">
       <w:rPr>
+        <w:rFonts w:eastAsia="黑体"/>
         <w:b/>
         <w:bCs/>
       </w:rPr>
@@ -4302,6 +4564,7 @@
       <w:spacing w:after="0" w:line="240" w:lineRule="auto"/>
     </w:pPr>
     <w:rPr>
+      <w:rFonts w:eastAsia="黑体"/>
       <w:color w:themeColor="accent1" w:themeShade="BF" w:val="365F91"/>
     </w:rPr>
     <w:tblPr>
@@ -4324,6 +4587,7 @@
         <w:spacing w:after="0" w:before="0" w:line="240" w:lineRule="auto"/>
       </w:pPr>
       <w:rPr>
+        <w:rFonts w:eastAsia="黑体"/>
         <w:b/>
         <w:bCs/>
       </w:rPr>
@@ -4344,6 +4608,7 @@
         <w:spacing w:after="0" w:before="0" w:line="240" w:lineRule="auto"/>
       </w:pPr>
       <w:rPr>
+        <w:rFonts w:eastAsia="黑体"/>
         <w:b/>
         <w:bCs/>
       </w:rPr>
@@ -4361,12 +4626,14 @@
     </w:tblStylePr>
     <w:tblStylePr w:type="firstCol">
       <w:rPr>
+        <w:rFonts w:eastAsia="黑体"/>
         <w:b/>
         <w:bCs/>
       </w:rPr>
     </w:tblStylePr>
     <w:tblStylePr w:type="lastCol">
       <w:rPr>
+        <w:rFonts w:eastAsia="黑体"/>
         <w:b/>
         <w:bCs/>
       </w:rPr>
@@ -4405,6 +4672,7 @@
       <w:spacing w:after="0" w:line="240" w:lineRule="auto"/>
     </w:pPr>
     <w:rPr>
+      <w:rFonts w:eastAsia="黑体"/>
       <w:color w:themeColor="accent2" w:themeShade="BF" w:val="943634"/>
     </w:rPr>
     <w:tblPr>
@@ -4427,6 +4695,7 @@
         <w:spacing w:after="0" w:before="0" w:line="240" w:lineRule="auto"/>
       </w:pPr>
       <w:rPr>
+        <w:rFonts w:eastAsia="黑体"/>
         <w:b/>
         <w:bCs/>
       </w:rPr>
@@ -4447,6 +4716,7 @@
         <w:spacing w:after="0" w:before="0" w:line="240" w:lineRule="auto"/>
       </w:pPr>
       <w:rPr>
+        <w:rFonts w:eastAsia="黑体"/>
         <w:b/>
         <w:bCs/>
       </w:rPr>
@@ -4464,12 +4734,14 @@
     </w:tblStylePr>
     <w:tblStylePr w:type="firstCol">
       <w:rPr>
+        <w:rFonts w:eastAsia="黑体"/>
         <w:b/>
         <w:bCs/>
       </w:rPr>
     </w:tblStylePr>
     <w:tblStylePr w:type="lastCol">
       <w:rPr>
+        <w:rFonts w:eastAsia="黑体"/>
         <w:b/>
         <w:bCs/>
       </w:rPr>
@@ -4508,6 +4780,7 @@
       <w:spacing w:after="0" w:line="240" w:lineRule="auto"/>
     </w:pPr>
     <w:rPr>
+      <w:rFonts w:eastAsia="黑体"/>
       <w:color w:themeColor="accent3" w:themeShade="BF" w:val="76923C"/>
     </w:rPr>
     <w:tblPr>
@@ -4530,6 +4803,7 @@
         <w:spacing w:after="0" w:before="0" w:line="240" w:lineRule="auto"/>
       </w:pPr>
       <w:rPr>
+        <w:rFonts w:eastAsia="黑体"/>
         <w:b/>
         <w:bCs/>
       </w:rPr>
@@ -4550,6 +4824,7 @@
         <w:spacing w:after="0" w:before="0" w:line="240" w:lineRule="auto"/>
       </w:pPr>
       <w:rPr>
+        <w:rFonts w:eastAsia="黑体"/>
         <w:b/>
         <w:bCs/>
       </w:rPr>
@@ -4567,12 +4842,14 @@
     </w:tblStylePr>
     <w:tblStylePr w:type="firstCol">
       <w:rPr>
+        <w:rFonts w:eastAsia="黑体"/>
         <w:b/>
         <w:bCs/>
       </w:rPr>
     </w:tblStylePr>
     <w:tblStylePr w:type="lastCol">
       <w:rPr>
+        <w:rFonts w:eastAsia="黑体"/>
         <w:b/>
         <w:bCs/>
       </w:rPr>
@@ -4611,6 +4888,7 @@
       <w:spacing w:after="0" w:line="240" w:lineRule="auto"/>
     </w:pPr>
     <w:rPr>
+      <w:rFonts w:eastAsia="黑体"/>
       <w:color w:themeColor="accent4" w:themeShade="BF" w:val="5F497A"/>
     </w:rPr>
     <w:tblPr>
@@ -4633,6 +4911,7 @@
         <w:spacing w:after="0" w:before="0" w:line="240" w:lineRule="auto"/>
       </w:pPr>
       <w:rPr>
+        <w:rFonts w:eastAsia="黑体"/>
         <w:b/>
         <w:bCs/>
       </w:rPr>
@@ -4653,6 +4932,7 @@
         <w:spacing w:after="0" w:before="0" w:line="240" w:lineRule="auto"/>
       </w:pPr>
       <w:rPr>
+        <w:rFonts w:eastAsia="黑体"/>
         <w:b/>
         <w:bCs/>
       </w:rPr>
@@ -4670,12 +4950,14 @@
     </w:tblStylePr>
     <w:tblStylePr w:type="firstCol">
       <w:rPr>
+        <w:rFonts w:eastAsia="黑体"/>
         <w:b/>
         <w:bCs/>
       </w:rPr>
     </w:tblStylePr>
     <w:tblStylePr w:type="lastCol">
       <w:rPr>
+        <w:rFonts w:eastAsia="黑体"/>
         <w:b/>
         <w:bCs/>
       </w:rPr>
@@ -4714,6 +4996,7 @@
       <w:spacing w:after="0" w:line="240" w:lineRule="auto"/>
     </w:pPr>
     <w:rPr>
+      <w:rFonts w:eastAsia="黑体"/>
       <w:color w:themeColor="accent5" w:themeShade="BF" w:val="31849B"/>
     </w:rPr>
     <w:tblPr>
@@ -4736,6 +5019,7 @@
         <w:spacing w:after="0" w:before="0" w:line="240" w:lineRule="auto"/>
       </w:pPr>
       <w:rPr>
+        <w:rFonts w:eastAsia="黑体"/>
         <w:b/>
         <w:bCs/>
       </w:rPr>
@@ -4756,6 +5040,7 @@
         <w:spacing w:after="0" w:before="0" w:line="240" w:lineRule="auto"/>
       </w:pPr>
       <w:rPr>
+        <w:rFonts w:eastAsia="黑体"/>
         <w:b/>
         <w:bCs/>
       </w:rPr>
@@ -4773,12 +5058,14 @@
     </w:tblStylePr>
     <w:tblStylePr w:type="firstCol">
       <w:rPr>
+        <w:rFonts w:eastAsia="黑体"/>
         <w:b/>
         <w:bCs/>
       </w:rPr>
     </w:tblStylePr>
     <w:tblStylePr w:type="lastCol">
       <w:rPr>
+        <w:rFonts w:eastAsia="黑体"/>
         <w:b/>
         <w:bCs/>
       </w:rPr>
@@ -4817,6 +5104,7 @@
       <w:spacing w:after="0" w:line="240" w:lineRule="auto"/>
     </w:pPr>
     <w:rPr>
+      <w:rFonts w:eastAsia="黑体"/>
       <w:color w:themeColor="accent6" w:themeShade="BF" w:val="E36C0A"/>
     </w:rPr>
     <w:tblPr>
@@ -4839,6 +5127,7 @@
         <w:spacing w:after="0" w:before="0" w:line="240" w:lineRule="auto"/>
       </w:pPr>
       <w:rPr>
+        <w:rFonts w:eastAsia="黑体"/>
         <w:b/>
         <w:bCs/>
       </w:rPr>
@@ -4859,6 +5148,7 @@
         <w:spacing w:after="0" w:before="0" w:line="240" w:lineRule="auto"/>
       </w:pPr>
       <w:rPr>
+        <w:rFonts w:eastAsia="黑体"/>
         <w:b/>
         <w:bCs/>
       </w:rPr>
@@ -4876,12 +5166,14 @@
     </w:tblStylePr>
     <w:tblStylePr w:type="firstCol">
       <w:rPr>
+        <w:rFonts w:eastAsia="黑体"/>
         <w:b/>
         <w:bCs/>
       </w:rPr>
     </w:tblStylePr>
     <w:tblStylePr w:type="lastCol">
       <w:rPr>
+        <w:rFonts w:eastAsia="黑体"/>
         <w:b/>
         <w:bCs/>
       </w:rPr>
@@ -4941,6 +5233,7 @@
         <w:spacing w:after="0" w:before="0" w:line="240" w:lineRule="auto"/>
       </w:pPr>
       <w:rPr>
+        <w:rFonts w:eastAsia="黑体"/>
         <w:b/>
         <w:bCs/>
         <w:color w:themeColor="background1" w:val="FFFFFF"/>
@@ -4955,6 +5248,7 @@
         <w:spacing w:after="0" w:before="0" w:line="240" w:lineRule="auto"/>
       </w:pPr>
       <w:rPr>
+        <w:rFonts w:eastAsia="黑体"/>
         <w:b/>
         <w:bCs/>
       </w:rPr>
@@ -4970,12 +5264,14 @@
     </w:tblStylePr>
     <w:tblStylePr w:type="firstCol">
       <w:rPr>
+        <w:rFonts w:eastAsia="黑体"/>
         <w:b/>
         <w:bCs/>
       </w:rPr>
     </w:tblStylePr>
     <w:tblStylePr w:type="lastCol">
       <w:rPr>
+        <w:rFonts w:eastAsia="黑体"/>
         <w:b/>
         <w:bCs/>
       </w:rPr>
@@ -5033,6 +5329,7 @@
         <w:spacing w:after="0" w:before="0" w:line="240" w:lineRule="auto"/>
       </w:pPr>
       <w:rPr>
+        <w:rFonts w:eastAsia="黑体"/>
         <w:b/>
         <w:bCs/>
         <w:color w:themeColor="background1" w:val="FFFFFF"/>
@@ -5047,6 +5344,7 @@
         <w:spacing w:after="0" w:before="0" w:line="240" w:lineRule="auto"/>
       </w:pPr>
       <w:rPr>
+        <w:rFonts w:eastAsia="黑体"/>
         <w:b/>
         <w:bCs/>
       </w:rPr>
@@ -5062,12 +5360,14 @@
     </w:tblStylePr>
     <w:tblStylePr w:type="firstCol">
       <w:rPr>
+        <w:rFonts w:eastAsia="黑体"/>
         <w:b/>
         <w:bCs/>
       </w:rPr>
     </w:tblStylePr>
     <w:tblStylePr w:type="lastCol">
       <w:rPr>
+        <w:rFonts w:eastAsia="黑体"/>
         <w:b/>
         <w:bCs/>
       </w:rPr>
@@ -5125,6 +5425,7 @@
         <w:spacing w:after="0" w:before="0" w:line="240" w:lineRule="auto"/>
       </w:pPr>
       <w:rPr>
+        <w:rFonts w:eastAsia="黑体"/>
         <w:b/>
         <w:bCs/>
         <w:color w:themeColor="background1" w:val="FFFFFF"/>
@@ -5139,6 +5440,7 @@
         <w:spacing w:after="0" w:before="0" w:line="240" w:lineRule="auto"/>
       </w:pPr>
       <w:rPr>
+        <w:rFonts w:eastAsia="黑体"/>
         <w:b/>
         <w:bCs/>
       </w:rPr>
@@ -5154,12 +5456,14 @@
     </w:tblStylePr>
     <w:tblStylePr w:type="firstCol">
       <w:rPr>
+        <w:rFonts w:eastAsia="黑体"/>
         <w:b/>
         <w:bCs/>
       </w:rPr>
     </w:tblStylePr>
     <w:tblStylePr w:type="lastCol">
       <w:rPr>
+        <w:rFonts w:eastAsia="黑体"/>
         <w:b/>
         <w:bCs/>
       </w:rPr>
@@ -5217,6 +5521,7 @@
         <w:spacing w:after="0" w:before="0" w:line="240" w:lineRule="auto"/>
       </w:pPr>
       <w:rPr>
+        <w:rFonts w:eastAsia="黑体"/>
         <w:b/>
         <w:bCs/>
         <w:color w:themeColor="background1" w:val="FFFFFF"/>
@@ -5231,6 +5536,7 @@
         <w:spacing w:after="0" w:before="0" w:line="240" w:lineRule="auto"/>
       </w:pPr>
       <w:rPr>
+        <w:rFonts w:eastAsia="黑体"/>
         <w:b/>
         <w:bCs/>
       </w:rPr>
@@ -5246,12 +5552,14 @@
     </w:tblStylePr>
     <w:tblStylePr w:type="firstCol">
       <w:rPr>
+        <w:rFonts w:eastAsia="黑体"/>
         <w:b/>
         <w:bCs/>
       </w:rPr>
     </w:tblStylePr>
     <w:tblStylePr w:type="lastCol">
       <w:rPr>
+        <w:rFonts w:eastAsia="黑体"/>
         <w:b/>
         <w:bCs/>
       </w:rPr>
@@ -5309,6 +5617,7 @@
         <w:spacing w:after="0" w:before="0" w:line="240" w:lineRule="auto"/>
       </w:pPr>
       <w:rPr>
+        <w:rFonts w:eastAsia="黑体"/>
         <w:b/>
         <w:bCs/>
         <w:color w:themeColor="background1" w:val="FFFFFF"/>
@@ -5323,6 +5632,7 @@
         <w:spacing w:after="0" w:before="0" w:line="240" w:lineRule="auto"/>
       </w:pPr>
       <w:rPr>
+        <w:rFonts w:eastAsia="黑体"/>
         <w:b/>
         <w:bCs/>
       </w:rPr>
@@ -5338,12 +5648,14 @@
     </w:tblStylePr>
     <w:tblStylePr w:type="firstCol">
       <w:rPr>
+        <w:rFonts w:eastAsia="黑体"/>
         <w:b/>
         <w:bCs/>
       </w:rPr>
     </w:tblStylePr>
     <w:tblStylePr w:type="lastCol">
       <w:rPr>
+        <w:rFonts w:eastAsia="黑体"/>
         <w:b/>
         <w:bCs/>
       </w:rPr>
@@ -5401,6 +5713,7 @@
         <w:spacing w:after="0" w:before="0" w:line="240" w:lineRule="auto"/>
       </w:pPr>
       <w:rPr>
+        <w:rFonts w:eastAsia="黑体"/>
         <w:b/>
         <w:bCs/>
         <w:color w:themeColor="background1" w:val="FFFFFF"/>
@@ -5415,6 +5728,7 @@
         <w:spacing w:after="0" w:before="0" w:line="240" w:lineRule="auto"/>
       </w:pPr>
       <w:rPr>
+        <w:rFonts w:eastAsia="黑体"/>
         <w:b/>
         <w:bCs/>
       </w:rPr>
@@ -5430,12 +5744,14 @@
     </w:tblStylePr>
     <w:tblStylePr w:type="firstCol">
       <w:rPr>
+        <w:rFonts w:eastAsia="黑体"/>
         <w:b/>
         <w:bCs/>
       </w:rPr>
     </w:tblStylePr>
     <w:tblStylePr w:type="lastCol">
       <w:rPr>
+        <w:rFonts w:eastAsia="黑体"/>
         <w:b/>
         <w:bCs/>
       </w:rPr>
@@ -5493,6 +5809,7 @@
         <w:spacing w:after="0" w:before="0" w:line="240" w:lineRule="auto"/>
       </w:pPr>
       <w:rPr>
+        <w:rFonts w:eastAsia="黑体"/>
         <w:b/>
         <w:bCs/>
         <w:color w:themeColor="background1" w:val="FFFFFF"/>
@@ -5507,6 +5824,7 @@
         <w:spacing w:after="0" w:before="0" w:line="240" w:lineRule="auto"/>
       </w:pPr>
       <w:rPr>
+        <w:rFonts w:eastAsia="黑体"/>
         <w:b/>
         <w:bCs/>
       </w:rPr>
@@ -5522,12 +5840,14 @@
     </w:tblStylePr>
     <w:tblStylePr w:type="firstCol">
       <w:rPr>
+        <w:rFonts w:eastAsia="黑体"/>
         <w:b/>
         <w:bCs/>
       </w:rPr>
     </w:tblStylePr>
     <w:tblStylePr w:type="lastCol">
       <w:rPr>
+        <w:rFonts w:eastAsia="黑体"/>
         <w:b/>
         <w:bCs/>
       </w:rPr>
@@ -5587,7 +5907,7 @@
         <w:spacing w:after="0" w:before="0" w:line="240" w:lineRule="auto"/>
       </w:pPr>
       <w:rPr>
-        <w:rFonts w:asciiTheme="majorHAnsi" w:cstheme="majorBidi" w:eastAsiaTheme="majorEastAsia" w:hAnsiTheme="majorHAnsi"/>
+        <w:rFonts w:asciiTheme="majorHAnsi" w:cstheme="majorBidi" w:hAnsiTheme="majorHAnsi" w:eastAsia="黑体"/>
         <w:b/>
         <w:bCs/>
       </w:rPr>
@@ -5608,7 +5928,7 @@
         <w:spacing w:after="0" w:before="0" w:line="240" w:lineRule="auto"/>
       </w:pPr>
       <w:rPr>
-        <w:rFonts w:asciiTheme="majorHAnsi" w:cstheme="majorBidi" w:eastAsiaTheme="majorEastAsia" w:hAnsiTheme="majorHAnsi"/>
+        <w:rFonts w:asciiTheme="majorHAnsi" w:cstheme="majorBidi" w:hAnsiTheme="majorHAnsi" w:eastAsia="黑体"/>
         <w:b/>
         <w:bCs/>
       </w:rPr>
@@ -5626,14 +5946,14 @@
     </w:tblStylePr>
     <w:tblStylePr w:type="firstCol">
       <w:rPr>
-        <w:rFonts w:asciiTheme="majorHAnsi" w:cstheme="majorBidi" w:eastAsiaTheme="majorEastAsia" w:hAnsiTheme="majorHAnsi"/>
+        <w:rFonts w:asciiTheme="majorHAnsi" w:cstheme="majorBidi" w:hAnsiTheme="majorHAnsi" w:eastAsia="黑体"/>
         <w:b/>
         <w:bCs/>
       </w:rPr>
     </w:tblStylePr>
     <w:tblStylePr w:type="lastCol">
       <w:rPr>
-        <w:rFonts w:asciiTheme="majorHAnsi" w:cstheme="majorBidi" w:eastAsiaTheme="majorEastAsia" w:hAnsiTheme="majorHAnsi"/>
+        <w:rFonts w:asciiTheme="majorHAnsi" w:cstheme="majorBidi" w:hAnsiTheme="majorHAnsi" w:eastAsia="黑体"/>
         <w:b/>
         <w:bCs/>
       </w:rPr>
@@ -5717,7 +6037,7 @@
         <w:spacing w:after="0" w:before="0" w:line="240" w:lineRule="auto"/>
       </w:pPr>
       <w:rPr>
-        <w:rFonts w:asciiTheme="majorHAnsi" w:cstheme="majorBidi" w:eastAsiaTheme="majorEastAsia" w:hAnsiTheme="majorHAnsi"/>
+        <w:rFonts w:asciiTheme="majorHAnsi" w:cstheme="majorBidi" w:hAnsiTheme="majorHAnsi" w:eastAsia="黑体"/>
         <w:b/>
         <w:bCs/>
       </w:rPr>
@@ -5738,7 +6058,7 @@
         <w:spacing w:after="0" w:before="0" w:line="240" w:lineRule="auto"/>
       </w:pPr>
       <w:rPr>
-        <w:rFonts w:asciiTheme="majorHAnsi" w:cstheme="majorBidi" w:eastAsiaTheme="majorEastAsia" w:hAnsiTheme="majorHAnsi"/>
+        <w:rFonts w:asciiTheme="majorHAnsi" w:cstheme="majorBidi" w:hAnsiTheme="majorHAnsi" w:eastAsia="黑体"/>
         <w:b/>
         <w:bCs/>
       </w:rPr>
@@ -5756,14 +6076,14 @@
     </w:tblStylePr>
     <w:tblStylePr w:type="firstCol">
       <w:rPr>
-        <w:rFonts w:asciiTheme="majorHAnsi" w:cstheme="majorBidi" w:eastAsiaTheme="majorEastAsia" w:hAnsiTheme="majorHAnsi"/>
+        <w:rFonts w:asciiTheme="majorHAnsi" w:cstheme="majorBidi" w:hAnsiTheme="majorHAnsi" w:eastAsia="黑体"/>
         <w:b/>
         <w:bCs/>
       </w:rPr>
     </w:tblStylePr>
     <w:tblStylePr w:type="lastCol">
       <w:rPr>
-        <w:rFonts w:asciiTheme="majorHAnsi" w:cstheme="majorBidi" w:eastAsiaTheme="majorEastAsia" w:hAnsiTheme="majorHAnsi"/>
+        <w:rFonts w:asciiTheme="majorHAnsi" w:cstheme="majorBidi" w:hAnsiTheme="majorHAnsi" w:eastAsia="黑体"/>
         <w:b/>
         <w:bCs/>
       </w:rPr>
@@ -5847,7 +6167,7 @@
         <w:spacing w:after="0" w:before="0" w:line="240" w:lineRule="auto"/>
       </w:pPr>
       <w:rPr>
-        <w:rFonts w:asciiTheme="majorHAnsi" w:cstheme="majorBidi" w:eastAsiaTheme="majorEastAsia" w:hAnsiTheme="majorHAnsi"/>
+        <w:rFonts w:asciiTheme="majorHAnsi" w:cstheme="majorBidi" w:hAnsiTheme="majorHAnsi" w:eastAsia="黑体"/>
         <w:b/>
         <w:bCs/>
       </w:rPr>
@@ -5868,7 +6188,7 @@
         <w:spacing w:after="0" w:before="0" w:line="240" w:lineRule="auto"/>
       </w:pPr>
       <w:rPr>
-        <w:rFonts w:asciiTheme="majorHAnsi" w:cstheme="majorBidi" w:eastAsiaTheme="majorEastAsia" w:hAnsiTheme="majorHAnsi"/>
+        <w:rFonts w:asciiTheme="majorHAnsi" w:cstheme="majorBidi" w:hAnsiTheme="majorHAnsi" w:eastAsia="黑体"/>
         <w:b/>
         <w:bCs/>
       </w:rPr>
@@ -5886,14 +6206,14 @@
     </w:tblStylePr>
     <w:tblStylePr w:type="firstCol">
       <w:rPr>
-        <w:rFonts w:asciiTheme="majorHAnsi" w:cstheme="majorBidi" w:eastAsiaTheme="majorEastAsia" w:hAnsiTheme="majorHAnsi"/>
+        <w:rFonts w:asciiTheme="majorHAnsi" w:cstheme="majorBidi" w:hAnsiTheme="majorHAnsi" w:eastAsia="黑体"/>
         <w:b/>
         <w:bCs/>
       </w:rPr>
     </w:tblStylePr>
     <w:tblStylePr w:type="lastCol">
       <w:rPr>
-        <w:rFonts w:asciiTheme="majorHAnsi" w:cstheme="majorBidi" w:eastAsiaTheme="majorEastAsia" w:hAnsiTheme="majorHAnsi"/>
+        <w:rFonts w:asciiTheme="majorHAnsi" w:cstheme="majorBidi" w:hAnsiTheme="majorHAnsi" w:eastAsia="黑体"/>
         <w:b/>
         <w:bCs/>
       </w:rPr>
@@ -5977,7 +6297,7 @@
         <w:spacing w:after="0" w:before="0" w:line="240" w:lineRule="auto"/>
       </w:pPr>
       <w:rPr>
-        <w:rFonts w:asciiTheme="majorHAnsi" w:cstheme="majorBidi" w:eastAsiaTheme="majorEastAsia" w:hAnsiTheme="majorHAnsi"/>
+        <w:rFonts w:asciiTheme="majorHAnsi" w:cstheme="majorBidi" w:hAnsiTheme="majorHAnsi" w:eastAsia="黑体"/>
         <w:b/>
         <w:bCs/>
       </w:rPr>
@@ -5998,7 +6318,7 @@
         <w:spacing w:after="0" w:before="0" w:line="240" w:lineRule="auto"/>
       </w:pPr>
       <w:rPr>
-        <w:rFonts w:asciiTheme="majorHAnsi" w:cstheme="majorBidi" w:eastAsiaTheme="majorEastAsia" w:hAnsiTheme="majorHAnsi"/>
+        <w:rFonts w:asciiTheme="majorHAnsi" w:cstheme="majorBidi" w:hAnsiTheme="majorHAnsi" w:eastAsia="黑体"/>
         <w:b/>
         <w:bCs/>
       </w:rPr>
@@ -6016,14 +6336,14 @@
     </w:tblStylePr>
     <w:tblStylePr w:type="firstCol">
       <w:rPr>
-        <w:rFonts w:asciiTheme="majorHAnsi" w:cstheme="majorBidi" w:eastAsiaTheme="majorEastAsia" w:hAnsiTheme="majorHAnsi"/>
+        <w:rFonts w:asciiTheme="majorHAnsi" w:cstheme="majorBidi" w:hAnsiTheme="majorHAnsi" w:eastAsia="黑体"/>
         <w:b/>
         <w:bCs/>
       </w:rPr>
     </w:tblStylePr>
     <w:tblStylePr w:type="lastCol">
       <w:rPr>
-        <w:rFonts w:asciiTheme="majorHAnsi" w:cstheme="majorBidi" w:eastAsiaTheme="majorEastAsia" w:hAnsiTheme="majorHAnsi"/>
+        <w:rFonts w:asciiTheme="majorHAnsi" w:cstheme="majorBidi" w:hAnsiTheme="majorHAnsi" w:eastAsia="黑体"/>
         <w:b/>
         <w:bCs/>
       </w:rPr>
@@ -6107,7 +6427,7 @@
         <w:spacing w:after="0" w:before="0" w:line="240" w:lineRule="auto"/>
       </w:pPr>
       <w:rPr>
-        <w:rFonts w:asciiTheme="majorHAnsi" w:cstheme="majorBidi" w:eastAsiaTheme="majorEastAsia" w:hAnsiTheme="majorHAnsi"/>
+        <w:rFonts w:asciiTheme="majorHAnsi" w:cstheme="majorBidi" w:hAnsiTheme="majorHAnsi" w:eastAsia="黑体"/>
         <w:b/>
         <w:bCs/>
       </w:rPr>
@@ -6128,7 +6448,7 @@
         <w:spacing w:after="0" w:before="0" w:line="240" w:lineRule="auto"/>
       </w:pPr>
       <w:rPr>
-        <w:rFonts w:asciiTheme="majorHAnsi" w:cstheme="majorBidi" w:eastAsiaTheme="majorEastAsia" w:hAnsiTheme="majorHAnsi"/>
+        <w:rFonts w:asciiTheme="majorHAnsi" w:cstheme="majorBidi" w:hAnsiTheme="majorHAnsi" w:eastAsia="黑体"/>
         <w:b/>
         <w:bCs/>
       </w:rPr>
@@ -6146,14 +6466,14 @@
     </w:tblStylePr>
     <w:tblStylePr w:type="firstCol">
       <w:rPr>
-        <w:rFonts w:asciiTheme="majorHAnsi" w:cstheme="majorBidi" w:eastAsiaTheme="majorEastAsia" w:hAnsiTheme="majorHAnsi"/>
+        <w:rFonts w:asciiTheme="majorHAnsi" w:cstheme="majorBidi" w:hAnsiTheme="majorHAnsi" w:eastAsia="黑体"/>
         <w:b/>
         <w:bCs/>
       </w:rPr>
     </w:tblStylePr>
     <w:tblStylePr w:type="lastCol">
       <w:rPr>
-        <w:rFonts w:asciiTheme="majorHAnsi" w:cstheme="majorBidi" w:eastAsiaTheme="majorEastAsia" w:hAnsiTheme="majorHAnsi"/>
+        <w:rFonts w:asciiTheme="majorHAnsi" w:cstheme="majorBidi" w:hAnsiTheme="majorHAnsi" w:eastAsia="黑体"/>
         <w:b/>
         <w:bCs/>
       </w:rPr>
@@ -6237,7 +6557,7 @@
         <w:spacing w:after="0" w:before="0" w:line="240" w:lineRule="auto"/>
       </w:pPr>
       <w:rPr>
-        <w:rFonts w:asciiTheme="majorHAnsi" w:cstheme="majorBidi" w:eastAsiaTheme="majorEastAsia" w:hAnsiTheme="majorHAnsi"/>
+        <w:rFonts w:asciiTheme="majorHAnsi" w:cstheme="majorBidi" w:hAnsiTheme="majorHAnsi" w:eastAsia="黑体"/>
         <w:b/>
         <w:bCs/>
       </w:rPr>
@@ -6258,7 +6578,7 @@
         <w:spacing w:after="0" w:before="0" w:line="240" w:lineRule="auto"/>
       </w:pPr>
       <w:rPr>
-        <w:rFonts w:asciiTheme="majorHAnsi" w:cstheme="majorBidi" w:eastAsiaTheme="majorEastAsia" w:hAnsiTheme="majorHAnsi"/>
+        <w:rFonts w:asciiTheme="majorHAnsi" w:cstheme="majorBidi" w:hAnsiTheme="majorHAnsi" w:eastAsia="黑体"/>
         <w:b/>
         <w:bCs/>
       </w:rPr>
@@ -6276,14 +6596,14 @@
     </w:tblStylePr>
     <w:tblStylePr w:type="firstCol">
       <w:rPr>
-        <w:rFonts w:asciiTheme="majorHAnsi" w:cstheme="majorBidi" w:eastAsiaTheme="majorEastAsia" w:hAnsiTheme="majorHAnsi"/>
+        <w:rFonts w:asciiTheme="majorHAnsi" w:cstheme="majorBidi" w:hAnsiTheme="majorHAnsi" w:eastAsia="黑体"/>
         <w:b/>
         <w:bCs/>
       </w:rPr>
     </w:tblStylePr>
     <w:tblStylePr w:type="lastCol">
       <w:rPr>
-        <w:rFonts w:asciiTheme="majorHAnsi" w:cstheme="majorBidi" w:eastAsiaTheme="majorEastAsia" w:hAnsiTheme="majorHAnsi"/>
+        <w:rFonts w:asciiTheme="majorHAnsi" w:cstheme="majorBidi" w:hAnsiTheme="majorHAnsi" w:eastAsia="黑体"/>
         <w:b/>
         <w:bCs/>
       </w:rPr>
@@ -6367,7 +6687,7 @@
         <w:spacing w:after="0" w:before="0" w:line="240" w:lineRule="auto"/>
       </w:pPr>
       <w:rPr>
-        <w:rFonts w:asciiTheme="majorHAnsi" w:cstheme="majorBidi" w:eastAsiaTheme="majorEastAsia" w:hAnsiTheme="majorHAnsi"/>
+        <w:rFonts w:asciiTheme="majorHAnsi" w:cstheme="majorBidi" w:hAnsiTheme="majorHAnsi" w:eastAsia="黑体"/>
         <w:b/>
         <w:bCs/>
       </w:rPr>
@@ -6388,7 +6708,7 @@
         <w:spacing w:after="0" w:before="0" w:line="240" w:lineRule="auto"/>
       </w:pPr>
       <w:rPr>
-        <w:rFonts w:asciiTheme="majorHAnsi" w:cstheme="majorBidi" w:eastAsiaTheme="majorEastAsia" w:hAnsiTheme="majorHAnsi"/>
+        <w:rFonts w:asciiTheme="majorHAnsi" w:cstheme="majorBidi" w:hAnsiTheme="majorHAnsi" w:eastAsia="黑体"/>
         <w:b/>
         <w:bCs/>
       </w:rPr>
@@ -6406,14 +6726,14 @@
     </w:tblStylePr>
     <w:tblStylePr w:type="firstCol">
       <w:rPr>
-        <w:rFonts w:asciiTheme="majorHAnsi" w:cstheme="majorBidi" w:eastAsiaTheme="majorEastAsia" w:hAnsiTheme="majorHAnsi"/>
+        <w:rFonts w:asciiTheme="majorHAnsi" w:cstheme="majorBidi" w:hAnsiTheme="majorHAnsi" w:eastAsia="黑体"/>
         <w:b/>
         <w:bCs/>
       </w:rPr>
     </w:tblStylePr>
     <w:tblStylePr w:type="lastCol">
       <w:rPr>
-        <w:rFonts w:asciiTheme="majorHAnsi" w:cstheme="majorBidi" w:eastAsiaTheme="majorEastAsia" w:hAnsiTheme="majorHAnsi"/>
+        <w:rFonts w:asciiTheme="majorHAnsi" w:cstheme="majorBidi" w:hAnsiTheme="majorHAnsi" w:eastAsia="黑体"/>
         <w:b/>
         <w:bCs/>
       </w:rPr>
@@ -6496,6 +6816,7 @@
         <w:spacing w:after="0" w:before="0" w:line="240" w:lineRule="auto"/>
       </w:pPr>
       <w:rPr>
+        <w:rFonts w:eastAsia="黑体"/>
         <w:b/>
         <w:bCs/>
         <w:color w:themeColor="background1" w:val="FFFFFF"/>
@@ -6518,6 +6839,7 @@
         <w:spacing w:after="0" w:before="0" w:line="240" w:lineRule="auto"/>
       </w:pPr>
       <w:rPr>
+        <w:rFonts w:eastAsia="黑体"/>
         <w:b/>
         <w:bCs/>
       </w:rPr>
@@ -6535,12 +6857,14 @@
     </w:tblStylePr>
     <w:tblStylePr w:type="firstCol">
       <w:rPr>
+        <w:rFonts w:eastAsia="黑体"/>
         <w:b/>
         <w:bCs/>
       </w:rPr>
     </w:tblStylePr>
     <w:tblStylePr w:type="lastCol">
       <w:rPr>
+        <w:rFonts w:eastAsia="黑体"/>
         <w:b/>
         <w:bCs/>
       </w:rPr>
@@ -6602,6 +6926,7 @@
         <w:spacing w:after="0" w:before="0" w:line="240" w:lineRule="auto"/>
       </w:pPr>
       <w:rPr>
+        <w:rFonts w:eastAsia="黑体"/>
         <w:b/>
         <w:bCs/>
         <w:color w:themeColor="background1" w:val="FFFFFF"/>
@@ -6624,6 +6949,7 @@
         <w:spacing w:after="0" w:before="0" w:line="240" w:lineRule="auto"/>
       </w:pPr>
       <w:rPr>
+        <w:rFonts w:eastAsia="黑体"/>
         <w:b/>
         <w:bCs/>
       </w:rPr>
@@ -6641,12 +6967,14 @@
     </w:tblStylePr>
     <w:tblStylePr w:type="firstCol">
       <w:rPr>
+        <w:rFonts w:eastAsia="黑体"/>
         <w:b/>
         <w:bCs/>
       </w:rPr>
     </w:tblStylePr>
     <w:tblStylePr w:type="lastCol">
       <w:rPr>
+        <w:rFonts w:eastAsia="黑体"/>
         <w:b/>
         <w:bCs/>
       </w:rPr>
@@ -6708,6 +7036,7 @@
         <w:spacing w:after="0" w:before="0" w:line="240" w:lineRule="auto"/>
       </w:pPr>
       <w:rPr>
+        <w:rFonts w:eastAsia="黑体"/>
         <w:b/>
         <w:bCs/>
         <w:color w:themeColor="background1" w:val="FFFFFF"/>
@@ -6730,6 +7059,7 @@
         <w:spacing w:after="0" w:before="0" w:line="240" w:lineRule="auto"/>
       </w:pPr>
       <w:rPr>
+        <w:rFonts w:eastAsia="黑体"/>
         <w:b/>
         <w:bCs/>
       </w:rPr>
@@ -6747,12 +7077,14 @@
     </w:tblStylePr>
     <w:tblStylePr w:type="firstCol">
       <w:rPr>
+        <w:rFonts w:eastAsia="黑体"/>
         <w:b/>
         <w:bCs/>
       </w:rPr>
     </w:tblStylePr>
     <w:tblStylePr w:type="lastCol">
       <w:rPr>
+        <w:rFonts w:eastAsia="黑体"/>
         <w:b/>
         <w:bCs/>
       </w:rPr>
@@ -6814,6 +7146,7 @@
         <w:spacing w:after="0" w:before="0" w:line="240" w:lineRule="auto"/>
       </w:pPr>
       <w:rPr>
+        <w:rFonts w:eastAsia="黑体"/>
         <w:b/>
         <w:bCs/>
         <w:color w:themeColor="background1" w:val="FFFFFF"/>
@@ -6836,6 +7169,7 @@
         <w:spacing w:after="0" w:before="0" w:line="240" w:lineRule="auto"/>
       </w:pPr>
       <w:rPr>
+        <w:rFonts w:eastAsia="黑体"/>
         <w:b/>
         <w:bCs/>
       </w:rPr>
@@ -6853,12 +7187,14 @@
     </w:tblStylePr>
     <w:tblStylePr w:type="firstCol">
       <w:rPr>
+        <w:rFonts w:eastAsia="黑体"/>
         <w:b/>
         <w:bCs/>
       </w:rPr>
     </w:tblStylePr>
     <w:tblStylePr w:type="lastCol">
       <w:rPr>
+        <w:rFonts w:eastAsia="黑体"/>
         <w:b/>
         <w:bCs/>
       </w:rPr>
@@ -6920,6 +7256,7 @@
         <w:spacing w:after="0" w:before="0" w:line="240" w:lineRule="auto"/>
       </w:pPr>
       <w:rPr>
+        <w:rFonts w:eastAsia="黑体"/>
         <w:b/>
         <w:bCs/>
         <w:color w:themeColor="background1" w:val="FFFFFF"/>
@@ -6942,6 +7279,7 @@
         <w:spacing w:after="0" w:before="0" w:line="240" w:lineRule="auto"/>
       </w:pPr>
       <w:rPr>
+        <w:rFonts w:eastAsia="黑体"/>
         <w:b/>
         <w:bCs/>
       </w:rPr>
@@ -6959,12 +7297,14 @@
     </w:tblStylePr>
     <w:tblStylePr w:type="firstCol">
       <w:rPr>
+        <w:rFonts w:eastAsia="黑体"/>
         <w:b/>
         <w:bCs/>
       </w:rPr>
     </w:tblStylePr>
     <w:tblStylePr w:type="lastCol">
       <w:rPr>
+        <w:rFonts w:eastAsia="黑体"/>
         <w:b/>
         <w:bCs/>
       </w:rPr>
@@ -7026,6 +7366,7 @@
         <w:spacing w:after="0" w:before="0" w:line="240" w:lineRule="auto"/>
       </w:pPr>
       <w:rPr>
+        <w:rFonts w:eastAsia="黑体"/>
         <w:b/>
         <w:bCs/>
         <w:color w:themeColor="background1" w:val="FFFFFF"/>
@@ -7048,6 +7389,7 @@
         <w:spacing w:after="0" w:before="0" w:line="240" w:lineRule="auto"/>
       </w:pPr>
       <w:rPr>
+        <w:rFonts w:eastAsia="黑体"/>
         <w:b/>
         <w:bCs/>
       </w:rPr>
@@ -7065,12 +7407,14 @@
     </w:tblStylePr>
     <w:tblStylePr w:type="firstCol">
       <w:rPr>
+        <w:rFonts w:eastAsia="黑体"/>
         <w:b/>
         <w:bCs/>
       </w:rPr>
     </w:tblStylePr>
     <w:tblStylePr w:type="lastCol">
       <w:rPr>
+        <w:rFonts w:eastAsia="黑体"/>
         <w:b/>
         <w:bCs/>
       </w:rPr>
@@ -7132,6 +7476,7 @@
         <w:spacing w:after="0" w:before="0" w:line="240" w:lineRule="auto"/>
       </w:pPr>
       <w:rPr>
+        <w:rFonts w:eastAsia="黑体"/>
         <w:b/>
         <w:bCs/>
         <w:color w:themeColor="background1" w:val="FFFFFF"/>
@@ -7154,6 +7499,7 @@
         <w:spacing w:after="0" w:before="0" w:line="240" w:lineRule="auto"/>
       </w:pPr>
       <w:rPr>
+        <w:rFonts w:eastAsia="黑体"/>
         <w:b/>
         <w:bCs/>
       </w:rPr>
@@ -7171,12 +7517,14 @@
     </w:tblStylePr>
     <w:tblStylePr w:type="firstCol">
       <w:rPr>
+        <w:rFonts w:eastAsia="黑体"/>
         <w:b/>
         <w:bCs/>
       </w:rPr>
     </w:tblStylePr>
     <w:tblStylePr w:type="lastCol">
       <w:rPr>
+        <w:rFonts w:eastAsia="黑体"/>
         <w:b/>
         <w:bCs/>
       </w:rPr>
@@ -7235,6 +7583,7 @@
         <w:spacing w:after="0" w:before="0" w:line="240" w:lineRule="auto"/>
       </w:pPr>
       <w:rPr>
+        <w:rFonts w:eastAsia="黑体"/>
         <w:b/>
         <w:bCs/>
         <w:color w:themeColor="background1" w:val="FFFFFF"/>
@@ -7257,6 +7606,7 @@
         <w:spacing w:after="0" w:before="0" w:line="240" w:lineRule="auto"/>
       </w:pPr>
       <w:rPr>
+        <w:rFonts w:eastAsia="黑体"/>
         <w:color w:val="auto"/>
       </w:rPr>
       <w:tblPr/>
@@ -7274,6 +7624,7 @@
     </w:tblStylePr>
     <w:tblStylePr w:type="firstCol">
       <w:rPr>
+        <w:rFonts w:eastAsia="黑体"/>
         <w:b/>
         <w:bCs/>
         <w:color w:themeColor="background1" w:val="FFFFFF"/>
@@ -7293,6 +7644,7 @@
     </w:tblStylePr>
     <w:tblStylePr w:type="lastCol">
       <w:rPr>
+        <w:rFonts w:eastAsia="黑体"/>
         <w:b/>
         <w:bCs/>
         <w:color w:themeColor="background1" w:val="FFFFFF"/>
@@ -7341,6 +7693,7 @@
     </w:tblStylePr>
     <w:tblStylePr w:type="nwCell">
       <w:rPr>
+        <w:rFonts w:eastAsia="黑体"/>
         <w:color w:themeColor="background1" w:val="FFFFFF"/>
       </w:rPr>
       <w:tblPr/>
@@ -7384,6 +7737,7 @@
         <w:spacing w:after="0" w:before="0" w:line="240" w:lineRule="auto"/>
       </w:pPr>
       <w:rPr>
+        <w:rFonts w:eastAsia="黑体"/>
         <w:b/>
         <w:bCs/>
         <w:color w:themeColor="background1" w:val="FFFFFF"/>
@@ -7406,6 +7760,7 @@
         <w:spacing w:after="0" w:before="0" w:line="240" w:lineRule="auto"/>
       </w:pPr>
       <w:rPr>
+        <w:rFonts w:eastAsia="黑体"/>
         <w:color w:val="auto"/>
       </w:rPr>
       <w:tblPr/>
@@ -7423,6 +7778,7 @@
     </w:tblStylePr>
     <w:tblStylePr w:type="firstCol">
       <w:rPr>
+        <w:rFonts w:eastAsia="黑体"/>
         <w:b/>
         <w:bCs/>
         <w:color w:themeColor="background1" w:val="FFFFFF"/>
@@ -7442,6 +7798,7 @@
     </w:tblStylePr>
     <w:tblStylePr w:type="lastCol">
       <w:rPr>
+        <w:rFonts w:eastAsia="黑体"/>
         <w:b/>
         <w:bCs/>
         <w:color w:themeColor="background1" w:val="FFFFFF"/>
@@ -7490,6 +7847,7 @@
     </w:tblStylePr>
     <w:tblStylePr w:type="nwCell">
       <w:rPr>
+        <w:rFonts w:eastAsia="黑体"/>
         <w:color w:themeColor="background1" w:val="FFFFFF"/>
       </w:rPr>
       <w:tblPr/>
@@ -7533,6 +7891,7 @@
         <w:spacing w:after="0" w:before="0" w:line="240" w:lineRule="auto"/>
       </w:pPr>
       <w:rPr>
+        <w:rFonts w:eastAsia="黑体"/>
         <w:b/>
         <w:bCs/>
         <w:color w:themeColor="background1" w:val="FFFFFF"/>
@@ -7555,6 +7914,7 @@
         <w:spacing w:after="0" w:before="0" w:line="240" w:lineRule="auto"/>
       </w:pPr>
       <w:rPr>
+        <w:rFonts w:eastAsia="黑体"/>
         <w:color w:val="auto"/>
       </w:rPr>
       <w:tblPr/>
@@ -7572,6 +7932,7 @@
     </w:tblStylePr>
     <w:tblStylePr w:type="firstCol">
       <w:rPr>
+        <w:rFonts w:eastAsia="黑体"/>
         <w:b/>
         <w:bCs/>
         <w:color w:themeColor="background1" w:val="FFFFFF"/>
@@ -7591,6 +7952,7 @@
     </w:tblStylePr>
     <w:tblStylePr w:type="lastCol">
       <w:rPr>
+        <w:rFonts w:eastAsia="黑体"/>
         <w:b/>
         <w:bCs/>
         <w:color w:themeColor="background1" w:val="FFFFFF"/>
@@ -7639,6 +8001,7 @@
     </w:tblStylePr>
     <w:tblStylePr w:type="nwCell">
       <w:rPr>
+        <w:rFonts w:eastAsia="黑体"/>
         <w:color w:themeColor="background1" w:val="FFFFFF"/>
       </w:rPr>
       <w:tblPr/>
@@ -7682,6 +8045,7 @@
         <w:spacing w:after="0" w:before="0" w:line="240" w:lineRule="auto"/>
       </w:pPr>
       <w:rPr>
+        <w:rFonts w:eastAsia="黑体"/>
         <w:b/>
         <w:bCs/>
         <w:color w:themeColor="background1" w:val="FFFFFF"/>
@@ -7704,6 +8068,7 @@
         <w:spacing w:after="0" w:before="0" w:line="240" w:lineRule="auto"/>
       </w:pPr>
       <w:rPr>
+        <w:rFonts w:eastAsia="黑体"/>
         <w:color w:val="auto"/>
       </w:rPr>
       <w:tblPr/>
@@ -7721,6 +8086,7 @@
     </w:tblStylePr>
     <w:tblStylePr w:type="firstCol">
       <w:rPr>
+        <w:rFonts w:eastAsia="黑体"/>
         <w:b/>
         <w:bCs/>
         <w:color w:themeColor="background1" w:val="FFFFFF"/>
@@ -7740,6 +8106,7 @@
     </w:tblStylePr>
     <w:tblStylePr w:type="lastCol">
       <w:rPr>
+        <w:rFonts w:eastAsia="黑体"/>
         <w:b/>
         <w:bCs/>
         <w:color w:themeColor="background1" w:val="FFFFFF"/>
@@ -7788,6 +8155,7 @@
     </w:tblStylePr>
     <w:tblStylePr w:type="nwCell">
       <w:rPr>
+        <w:rFonts w:eastAsia="黑体"/>
         <w:color w:themeColor="background1" w:val="FFFFFF"/>
       </w:rPr>
       <w:tblPr/>
@@ -7831,6 +8199,7 @@
         <w:spacing w:after="0" w:before="0" w:line="240" w:lineRule="auto"/>
       </w:pPr>
       <w:rPr>
+        <w:rFonts w:eastAsia="黑体"/>
         <w:b/>
         <w:bCs/>
         <w:color w:themeColor="background1" w:val="FFFFFF"/>
@@ -7853,6 +8222,7 @@
         <w:spacing w:after="0" w:before="0" w:line="240" w:lineRule="auto"/>
       </w:pPr>
       <w:rPr>
+        <w:rFonts w:eastAsia="黑体"/>
         <w:color w:val="auto"/>
       </w:rPr>
       <w:tblPr/>
@@ -7870,6 +8240,7 @@
     </w:tblStylePr>
     <w:tblStylePr w:type="firstCol">
       <w:rPr>
+        <w:rFonts w:eastAsia="黑体"/>
         <w:b/>
         <w:bCs/>
         <w:color w:themeColor="background1" w:val="FFFFFF"/>
@@ -7889,6 +8260,7 @@
     </w:tblStylePr>
     <w:tblStylePr w:type="lastCol">
       <w:rPr>
+        <w:rFonts w:eastAsia="黑体"/>
         <w:b/>
         <w:bCs/>
         <w:color w:themeColor="background1" w:val="FFFFFF"/>
@@ -7937,6 +8309,7 @@
     </w:tblStylePr>
     <w:tblStylePr w:type="nwCell">
       <w:rPr>
+        <w:rFonts w:eastAsia="黑体"/>
         <w:color w:themeColor="background1" w:val="FFFFFF"/>
       </w:rPr>
       <w:tblPr/>
@@ -7980,6 +8353,7 @@
         <w:spacing w:after="0" w:before="0" w:line="240" w:lineRule="auto"/>
       </w:pPr>
       <w:rPr>
+        <w:rFonts w:eastAsia="黑体"/>
         <w:b/>
         <w:bCs/>
         <w:color w:themeColor="background1" w:val="FFFFFF"/>
@@ -8002,6 +8376,7 @@
         <w:spacing w:after="0" w:before="0" w:line="240" w:lineRule="auto"/>
       </w:pPr>
       <w:rPr>
+        <w:rFonts w:eastAsia="黑体"/>
         <w:color w:val="auto"/>
       </w:rPr>
       <w:tblPr/>
@@ -8019,6 +8394,7 @@
     </w:tblStylePr>
     <w:tblStylePr w:type="firstCol">
       <w:rPr>
+        <w:rFonts w:eastAsia="黑体"/>
         <w:b/>
         <w:bCs/>
         <w:color w:themeColor="background1" w:val="FFFFFF"/>
@@ -8038,6 +8414,7 @@
     </w:tblStylePr>
     <w:tblStylePr w:type="lastCol">
       <w:rPr>
+        <w:rFonts w:eastAsia="黑体"/>
         <w:b/>
         <w:bCs/>
         <w:color w:themeColor="background1" w:val="FFFFFF"/>
@@ -8086,6 +8463,7 @@
     </w:tblStylePr>
     <w:tblStylePr w:type="nwCell">
       <w:rPr>
+        <w:rFonts w:eastAsia="黑体"/>
         <w:color w:themeColor="background1" w:val="FFFFFF"/>
       </w:rPr>
       <w:tblPr/>
@@ -8129,6 +8507,7 @@
         <w:spacing w:after="0" w:before="0" w:line="240" w:lineRule="auto"/>
       </w:pPr>
       <w:rPr>
+        <w:rFonts w:eastAsia="黑体"/>
         <w:b/>
         <w:bCs/>
         <w:color w:themeColor="background1" w:val="FFFFFF"/>
@@ -8151,6 +8530,7 @@
         <w:spacing w:after="0" w:before="0" w:line="240" w:lineRule="auto"/>
       </w:pPr>
       <w:rPr>
+        <w:rFonts w:eastAsia="黑体"/>
         <w:color w:val="auto"/>
       </w:rPr>
       <w:tblPr/>
@@ -8168,6 +8548,7 @@
     </w:tblStylePr>
     <w:tblStylePr w:type="firstCol">
       <w:rPr>
+        <w:rFonts w:eastAsia="黑体"/>
         <w:b/>
         <w:bCs/>
         <w:color w:themeColor="background1" w:val="FFFFFF"/>
@@ -8187,6 +8568,7 @@
     </w:tblStylePr>
     <w:tblStylePr w:type="lastCol">
       <w:rPr>
+        <w:rFonts w:eastAsia="黑体"/>
         <w:b/>
         <w:bCs/>
         <w:color w:themeColor="background1" w:val="FFFFFF"/>
@@ -8235,6 +8617,7 @@
     </w:tblStylePr>
     <w:tblStylePr w:type="nwCell">
       <w:rPr>
+        <w:rFonts w:eastAsia="黑体"/>
         <w:color w:themeColor="background1" w:val="FFFFFF"/>
       </w:rPr>
       <w:tblPr/>
@@ -8259,6 +8642,7 @@
       <w:spacing w:after="0" w:line="240" w:lineRule="auto"/>
     </w:pPr>
     <w:rPr>
+      <w:rFonts w:eastAsia="黑体"/>
       <w:color w:themeColor="text1" w:val="000000"/>
     </w:rPr>
     <w:tblPr>
@@ -8278,7 +8662,7 @@
     </w:tblPr>
     <w:tblStylePr w:type="firstRow">
       <w:rPr>
-        <w:rFonts w:asciiTheme="majorHAnsi" w:cstheme="majorBidi" w:eastAsiaTheme="majorEastAsia" w:hAnsiTheme="majorHAnsi"/>
+        <w:rFonts w:asciiTheme="majorHAnsi" w:cstheme="majorBidi" w:hAnsiTheme="majorHAnsi" w:eastAsia="黑体"/>
       </w:rPr>
       <w:tblPr/>
       <w:tcPr>
@@ -8290,6 +8674,7 @@
     </w:tblStylePr>
     <w:tblStylePr w:type="lastRow">
       <w:rPr>
+        <w:rFonts w:eastAsia="黑体"/>
         <w:b/>
         <w:bCs/>
         <w:color w:themeColor="text2" w:val="1F497D"/>
@@ -8304,12 +8689,14 @@
     </w:tblStylePr>
     <w:tblStylePr w:type="firstCol">
       <w:rPr>
+        <w:rFonts w:eastAsia="黑体"/>
         <w:b/>
         <w:bCs/>
       </w:rPr>
     </w:tblStylePr>
     <w:tblStylePr w:type="lastCol">
       <w:rPr>
+        <w:rFonts w:eastAsia="黑体"/>
         <w:b/>
         <w:bCs/>
       </w:rPr>
@@ -8343,6 +8730,7 @@
       <w:spacing w:after="0" w:line="240" w:lineRule="auto"/>
     </w:pPr>
     <w:rPr>
+      <w:rFonts w:eastAsia="黑体"/>
       <w:color w:themeColor="text1" w:val="000000"/>
     </w:rPr>
     <w:tblPr>
@@ -8362,7 +8750,7 @@
     </w:tblPr>
     <w:tblStylePr w:type="firstRow">
       <w:rPr>
-        <w:rFonts w:asciiTheme="majorHAnsi" w:cstheme="majorBidi" w:eastAsiaTheme="majorEastAsia" w:hAnsiTheme="majorHAnsi"/>
+        <w:rFonts w:asciiTheme="majorHAnsi" w:cstheme="majorBidi" w:hAnsiTheme="majorHAnsi" w:eastAsia="黑体"/>
       </w:rPr>
       <w:tblPr/>
       <w:tcPr>
@@ -8374,6 +8762,7 @@
     </w:tblStylePr>
     <w:tblStylePr w:type="lastRow">
       <w:rPr>
+        <w:rFonts w:eastAsia="黑体"/>
         <w:b/>
         <w:bCs/>
         <w:color w:themeColor="text2" w:val="1F497D"/>
@@ -8388,12 +8777,14 @@
     </w:tblStylePr>
     <w:tblStylePr w:type="firstCol">
       <w:rPr>
+        <w:rFonts w:eastAsia="黑体"/>
         <w:b/>
         <w:bCs/>
       </w:rPr>
     </w:tblStylePr>
     <w:tblStylePr w:type="lastCol">
       <w:rPr>
+        <w:rFonts w:eastAsia="黑体"/>
         <w:b/>
         <w:bCs/>
       </w:rPr>
@@ -8427,6 +8818,7 @@
       <w:spacing w:after="0" w:line="240" w:lineRule="auto"/>
     </w:pPr>
     <w:rPr>
+      <w:rFonts w:eastAsia="黑体"/>
       <w:color w:themeColor="text1" w:val="000000"/>
     </w:rPr>
     <w:tblPr>
@@ -8446,7 +8838,7 @@
     </w:tblPr>
     <w:tblStylePr w:type="firstRow">
       <w:rPr>
-        <w:rFonts w:asciiTheme="majorHAnsi" w:cstheme="majorBidi" w:eastAsiaTheme="majorEastAsia" w:hAnsiTheme="majorHAnsi"/>
+        <w:rFonts w:asciiTheme="majorHAnsi" w:cstheme="majorBidi" w:hAnsiTheme="majorHAnsi" w:eastAsia="黑体"/>
       </w:rPr>
       <w:tblPr/>
       <w:tcPr>
@@ -8458,6 +8850,7 @@
     </w:tblStylePr>
     <w:tblStylePr w:type="lastRow">
       <w:rPr>
+        <w:rFonts w:eastAsia="黑体"/>
         <w:b/>
         <w:bCs/>
         <w:color w:themeColor="text2" w:val="1F497D"/>
@@ -8472,12 +8865,14 @@
     </w:tblStylePr>
     <w:tblStylePr w:type="firstCol">
       <w:rPr>
+        <w:rFonts w:eastAsia="黑体"/>
         <w:b/>
         <w:bCs/>
       </w:rPr>
     </w:tblStylePr>
     <w:tblStylePr w:type="lastCol">
       <w:rPr>
+        <w:rFonts w:eastAsia="黑体"/>
         <w:b/>
         <w:bCs/>
       </w:rPr>
@@ -8511,6 +8906,7 @@
       <w:spacing w:after="0" w:line="240" w:lineRule="auto"/>
     </w:pPr>
     <w:rPr>
+      <w:rFonts w:eastAsia="黑体"/>
       <w:color w:themeColor="text1" w:val="000000"/>
     </w:rPr>
     <w:tblPr>
@@ -8530,7 +8926,7 @@
     </w:tblPr>
     <w:tblStylePr w:type="firstRow">
       <w:rPr>
-        <w:rFonts w:asciiTheme="majorHAnsi" w:cstheme="majorBidi" w:eastAsiaTheme="majorEastAsia" w:hAnsiTheme="majorHAnsi"/>
+        <w:rFonts w:asciiTheme="majorHAnsi" w:cstheme="majorBidi" w:hAnsiTheme="majorHAnsi" w:eastAsia="黑体"/>
       </w:rPr>
       <w:tblPr/>
       <w:tcPr>
@@ -8542,6 +8938,7 @@
     </w:tblStylePr>
     <w:tblStylePr w:type="lastRow">
       <w:rPr>
+        <w:rFonts w:eastAsia="黑体"/>
         <w:b/>
         <w:bCs/>
         <w:color w:themeColor="text2" w:val="1F497D"/>
@@ -8556,12 +8953,14 @@
     </w:tblStylePr>
     <w:tblStylePr w:type="firstCol">
       <w:rPr>
+        <w:rFonts w:eastAsia="黑体"/>
         <w:b/>
         <w:bCs/>
       </w:rPr>
     </w:tblStylePr>
     <w:tblStylePr w:type="lastCol">
       <w:rPr>
+        <w:rFonts w:eastAsia="黑体"/>
         <w:b/>
         <w:bCs/>
       </w:rPr>
@@ -8595,6 +8994,7 @@
       <w:spacing w:after="0" w:line="240" w:lineRule="auto"/>
     </w:pPr>
     <w:rPr>
+      <w:rFonts w:eastAsia="黑体"/>
       <w:color w:themeColor="text1" w:val="000000"/>
     </w:rPr>
     <w:tblPr>
@@ -8614,7 +9014,7 @@
     </w:tblPr>
     <w:tblStylePr w:type="firstRow">
       <w:rPr>
-        <w:rFonts w:asciiTheme="majorHAnsi" w:cstheme="majorBidi" w:eastAsiaTheme="majorEastAsia" w:hAnsiTheme="majorHAnsi"/>
+        <w:rFonts w:asciiTheme="majorHAnsi" w:cstheme="majorBidi" w:hAnsiTheme="majorHAnsi" w:eastAsia="黑体"/>
       </w:rPr>
       <w:tblPr/>
       <w:tcPr>
@@ -8626,6 +9026,7 @@
     </w:tblStylePr>
     <w:tblStylePr w:type="lastRow">
       <w:rPr>
+        <w:rFonts w:eastAsia="黑体"/>
         <w:b/>
         <w:bCs/>
         <w:color w:themeColor="text2" w:val="1F497D"/>
@@ -8640,12 +9041,14 @@
     </w:tblStylePr>
     <w:tblStylePr w:type="firstCol">
       <w:rPr>
+        <w:rFonts w:eastAsia="黑体"/>
         <w:b/>
         <w:bCs/>
       </w:rPr>
     </w:tblStylePr>
     <w:tblStylePr w:type="lastCol">
       <w:rPr>
+        <w:rFonts w:eastAsia="黑体"/>
         <w:b/>
         <w:bCs/>
       </w:rPr>
@@ -8679,6 +9082,7 @@
       <w:spacing w:after="0" w:line="240" w:lineRule="auto"/>
     </w:pPr>
     <w:rPr>
+      <w:rFonts w:eastAsia="黑体"/>
       <w:color w:themeColor="text1" w:val="000000"/>
     </w:rPr>
     <w:tblPr>
@@ -8698,7 +9102,7 @@
     </w:tblPr>
     <w:tblStylePr w:type="firstRow">
       <w:rPr>
-        <w:rFonts w:asciiTheme="majorHAnsi" w:cstheme="majorBidi" w:eastAsiaTheme="majorEastAsia" w:hAnsiTheme="majorHAnsi"/>
+        <w:rFonts w:asciiTheme="majorHAnsi" w:cstheme="majorBidi" w:hAnsiTheme="majorHAnsi" w:eastAsia="黑体"/>
       </w:rPr>
       <w:tblPr/>
       <w:tcPr>
@@ -8710,6 +9114,7 @@
     </w:tblStylePr>
     <w:tblStylePr w:type="lastRow">
       <w:rPr>
+        <w:rFonts w:eastAsia="黑体"/>
         <w:b/>
         <w:bCs/>
         <w:color w:themeColor="text2" w:val="1F497D"/>
@@ -8724,12 +9129,14 @@
     </w:tblStylePr>
     <w:tblStylePr w:type="firstCol">
       <w:rPr>
+        <w:rFonts w:eastAsia="黑体"/>
         <w:b/>
         <w:bCs/>
       </w:rPr>
     </w:tblStylePr>
     <w:tblStylePr w:type="lastCol">
       <w:rPr>
+        <w:rFonts w:eastAsia="黑体"/>
         <w:b/>
         <w:bCs/>
       </w:rPr>
@@ -8763,6 +9170,7 @@
       <w:spacing w:after="0" w:line="240" w:lineRule="auto"/>
     </w:pPr>
     <w:rPr>
+      <w:rFonts w:eastAsia="黑体"/>
       <w:color w:themeColor="text1" w:val="000000"/>
     </w:rPr>
     <w:tblPr>
@@ -8782,7 +9190,7 @@
     </w:tblPr>
     <w:tblStylePr w:type="firstRow">
       <w:rPr>
-        <w:rFonts w:asciiTheme="majorHAnsi" w:cstheme="majorBidi" w:eastAsiaTheme="majorEastAsia" w:hAnsiTheme="majorHAnsi"/>
+        <w:rFonts w:asciiTheme="majorHAnsi" w:cstheme="majorBidi" w:hAnsiTheme="majorHAnsi" w:eastAsia="黑体"/>
       </w:rPr>
       <w:tblPr/>
       <w:tcPr>
@@ -8794,6 +9202,7 @@
     </w:tblStylePr>
     <w:tblStylePr w:type="lastRow">
       <w:rPr>
+        <w:rFonts w:eastAsia="黑体"/>
         <w:b/>
         <w:bCs/>
         <w:color w:themeColor="text2" w:val="1F497D"/>
@@ -8808,12 +9217,14 @@
     </w:tblStylePr>
     <w:tblStylePr w:type="firstCol">
       <w:rPr>
+        <w:rFonts w:eastAsia="黑体"/>
         <w:b/>
         <w:bCs/>
       </w:rPr>
     </w:tblStylePr>
     <w:tblStylePr w:type="lastCol">
       <w:rPr>
+        <w:rFonts w:eastAsia="黑体"/>
         <w:b/>
         <w:bCs/>
       </w:rPr>
@@ -8847,7 +9258,7 @@
       <w:spacing w:after="0" w:line="240" w:lineRule="auto"/>
     </w:pPr>
     <w:rPr>
-      <w:rFonts w:asciiTheme="majorHAnsi" w:cstheme="majorBidi" w:eastAsiaTheme="majorEastAsia" w:hAnsiTheme="majorHAnsi"/>
+      <w:rFonts w:asciiTheme="majorHAnsi" w:cstheme="majorBidi" w:hAnsiTheme="majorHAnsi" w:eastAsia="黑体"/>
       <w:color w:themeColor="text1" w:val="000000"/>
     </w:rPr>
     <w:tblPr>
@@ -8869,6 +9280,7 @@
     </w:tblPr>
     <w:tblStylePr w:type="firstRow">
       <w:rPr>
+        <w:rFonts w:eastAsia="黑体"/>
         <w:sz w:val="24"/>
         <w:szCs w:val="24"/>
       </w:rPr>
@@ -8975,7 +9387,7 @@
       <w:spacing w:after="0" w:line="240" w:lineRule="auto"/>
     </w:pPr>
     <w:rPr>
-      <w:rFonts w:asciiTheme="majorHAnsi" w:cstheme="majorBidi" w:eastAsiaTheme="majorEastAsia" w:hAnsiTheme="majorHAnsi"/>
+      <w:rFonts w:asciiTheme="majorHAnsi" w:cstheme="majorBidi" w:hAnsiTheme="majorHAnsi" w:eastAsia="黑体"/>
       <w:color w:themeColor="text1" w:val="000000"/>
     </w:rPr>
     <w:tblPr>
@@ -8997,6 +9409,7 @@
     </w:tblPr>
     <w:tblStylePr w:type="firstRow">
       <w:rPr>
+        <w:rFonts w:eastAsia="黑体"/>
         <w:sz w:val="24"/>
         <w:szCs w:val="24"/>
       </w:rPr>
@@ -9103,7 +9516,7 @@
       <w:spacing w:after="0" w:line="240" w:lineRule="auto"/>
     </w:pPr>
     <w:rPr>
-      <w:rFonts w:asciiTheme="majorHAnsi" w:cstheme="majorBidi" w:eastAsiaTheme="majorEastAsia" w:hAnsiTheme="majorHAnsi"/>
+      <w:rFonts w:asciiTheme="majorHAnsi" w:cstheme="majorBidi" w:hAnsiTheme="majorHAnsi" w:eastAsia="黑体"/>
       <w:color w:themeColor="text1" w:val="000000"/>
     </w:rPr>
     <w:tblPr>
@@ -9125,6 +9538,7 @@
     </w:tblPr>
     <w:tblStylePr w:type="firstRow">
       <w:rPr>
+        <w:rFonts w:eastAsia="黑体"/>
         <w:sz w:val="24"/>
         <w:szCs w:val="24"/>
       </w:rPr>
@@ -9231,7 +9645,7 @@
       <w:spacing w:after="0" w:line="240" w:lineRule="auto"/>
     </w:pPr>
     <w:rPr>
-      <w:rFonts w:asciiTheme="majorHAnsi" w:cstheme="majorBidi" w:eastAsiaTheme="majorEastAsia" w:hAnsiTheme="majorHAnsi"/>
+      <w:rFonts w:asciiTheme="majorHAnsi" w:cstheme="majorBidi" w:hAnsiTheme="majorHAnsi" w:eastAsia="黑体"/>
       <w:color w:themeColor="text1" w:val="000000"/>
     </w:rPr>
     <w:tblPr>
@@ -9253,6 +9667,7 @@
     </w:tblPr>
     <w:tblStylePr w:type="firstRow">
       <w:rPr>
+        <w:rFonts w:eastAsia="黑体"/>
         <w:sz w:val="24"/>
         <w:szCs w:val="24"/>
       </w:rPr>
@@ -9359,7 +9774,7 @@
       <w:spacing w:after="0" w:line="240" w:lineRule="auto"/>
     </w:pPr>
     <w:rPr>
-      <w:rFonts w:asciiTheme="majorHAnsi" w:cstheme="majorBidi" w:eastAsiaTheme="majorEastAsia" w:hAnsiTheme="majorHAnsi"/>
+      <w:rFonts w:asciiTheme="majorHAnsi" w:cstheme="majorBidi" w:hAnsiTheme="majorHAnsi" w:eastAsia="黑体"/>
       <w:color w:themeColor="text1" w:val="000000"/>
     </w:rPr>
     <w:tblPr>
@@ -9381,6 +9796,7 @@
     </w:tblPr>
     <w:tblStylePr w:type="firstRow">
       <w:rPr>
+        <w:rFonts w:eastAsia="黑体"/>
         <w:sz w:val="24"/>
         <w:szCs w:val="24"/>
       </w:rPr>
@@ -9487,7 +9903,7 @@
       <w:spacing w:after="0" w:line="240" w:lineRule="auto"/>
     </w:pPr>
     <w:rPr>
-      <w:rFonts w:asciiTheme="majorHAnsi" w:cstheme="majorBidi" w:eastAsiaTheme="majorEastAsia" w:hAnsiTheme="majorHAnsi"/>
+      <w:rFonts w:asciiTheme="majorHAnsi" w:cstheme="majorBidi" w:hAnsiTheme="majorHAnsi" w:eastAsia="黑体"/>
       <w:color w:themeColor="text1" w:val="000000"/>
     </w:rPr>
     <w:tblPr>
@@ -9509,6 +9925,7 @@
     </w:tblPr>
     <w:tblStylePr w:type="firstRow">
       <w:rPr>
+        <w:rFonts w:eastAsia="黑体"/>
         <w:sz w:val="24"/>
         <w:szCs w:val="24"/>
       </w:rPr>
@@ -9615,7 +10032,7 @@
       <w:spacing w:after="0" w:line="240" w:lineRule="auto"/>
     </w:pPr>
     <w:rPr>
-      <w:rFonts w:asciiTheme="majorHAnsi" w:cstheme="majorBidi" w:eastAsiaTheme="majorEastAsia" w:hAnsiTheme="majorHAnsi"/>
+      <w:rFonts w:asciiTheme="majorHAnsi" w:cstheme="majorBidi" w:hAnsiTheme="majorHAnsi" w:eastAsia="黑体"/>
       <w:color w:themeColor="text1" w:val="000000"/>
     </w:rPr>
     <w:tblPr>
@@ -9637,6 +10054,7 @@
     </w:tblPr>
     <w:tblStylePr w:type="firstRow">
       <w:rPr>
+        <w:rFonts w:eastAsia="黑体"/>
         <w:sz w:val="24"/>
         <w:szCs w:val="24"/>
       </w:rPr>
@@ -9766,12 +10184,14 @@
     </w:tcPr>
     <w:tblStylePr w:type="firstRow">
       <w:rPr>
+        <w:rFonts w:eastAsia="黑体"/>
         <w:b/>
         <w:bCs/>
       </w:rPr>
     </w:tblStylePr>
     <w:tblStylePr w:type="lastRow">
       <w:rPr>
+        <w:rFonts w:eastAsia="黑体"/>
         <w:b/>
         <w:bCs/>
       </w:rPr>
@@ -9784,12 +10204,14 @@
     </w:tblStylePr>
     <w:tblStylePr w:type="firstCol">
       <w:rPr>
+        <w:rFonts w:eastAsia="黑体"/>
         <w:b/>
         <w:bCs/>
       </w:rPr>
     </w:tblStylePr>
     <w:tblStylePr w:type="lastCol">
       <w:rPr>
+        <w:rFonts w:eastAsia="黑体"/>
         <w:b/>
         <w:bCs/>
       </w:rPr>
@@ -9839,12 +10261,14 @@
     </w:tcPr>
     <w:tblStylePr w:type="firstRow">
       <w:rPr>
+        <w:rFonts w:eastAsia="黑体"/>
         <w:b/>
         <w:bCs/>
       </w:rPr>
     </w:tblStylePr>
     <w:tblStylePr w:type="lastRow">
       <w:rPr>
+        <w:rFonts w:eastAsia="黑体"/>
         <w:b/>
         <w:bCs/>
       </w:rPr>
@@ -9857,12 +10281,14 @@
     </w:tblStylePr>
     <w:tblStylePr w:type="firstCol">
       <w:rPr>
+        <w:rFonts w:eastAsia="黑体"/>
         <w:b/>
         <w:bCs/>
       </w:rPr>
     </w:tblStylePr>
     <w:tblStylePr w:type="lastCol">
       <w:rPr>
+        <w:rFonts w:eastAsia="黑体"/>
         <w:b/>
         <w:bCs/>
       </w:rPr>
@@ -9912,12 +10338,14 @@
     </w:tcPr>
     <w:tblStylePr w:type="firstRow">
       <w:rPr>
+        <w:rFonts w:eastAsia="黑体"/>
         <w:b/>
         <w:bCs/>
       </w:rPr>
     </w:tblStylePr>
     <w:tblStylePr w:type="lastRow">
       <w:rPr>
+        <w:rFonts w:eastAsia="黑体"/>
         <w:b/>
         <w:bCs/>
       </w:rPr>
@@ -9930,12 +10358,14 @@
     </w:tblStylePr>
     <w:tblStylePr w:type="firstCol">
       <w:rPr>
+        <w:rFonts w:eastAsia="黑体"/>
         <w:b/>
         <w:bCs/>
       </w:rPr>
     </w:tblStylePr>
     <w:tblStylePr w:type="lastCol">
       <w:rPr>
+        <w:rFonts w:eastAsia="黑体"/>
         <w:b/>
         <w:bCs/>
       </w:rPr>
@@ -9985,12 +10415,14 @@
     </w:tcPr>
     <w:tblStylePr w:type="firstRow">
       <w:rPr>
+        <w:rFonts w:eastAsia="黑体"/>
         <w:b/>
         <w:bCs/>
       </w:rPr>
     </w:tblStylePr>
     <w:tblStylePr w:type="lastRow">
       <w:rPr>
+        <w:rFonts w:eastAsia="黑体"/>
         <w:b/>
         <w:bCs/>
       </w:rPr>
@@ -10003,12 +10435,14 @@
     </w:tblStylePr>
     <w:tblStylePr w:type="firstCol">
       <w:rPr>
+        <w:rFonts w:eastAsia="黑体"/>
         <w:b/>
         <w:bCs/>
       </w:rPr>
     </w:tblStylePr>
     <w:tblStylePr w:type="lastCol">
       <w:rPr>
+        <w:rFonts w:eastAsia="黑体"/>
         <w:b/>
         <w:bCs/>
       </w:rPr>
@@ -10058,12 +10492,14 @@
     </w:tcPr>
     <w:tblStylePr w:type="firstRow">
       <w:rPr>
+        <w:rFonts w:eastAsia="黑体"/>
         <w:b/>
         <w:bCs/>
       </w:rPr>
     </w:tblStylePr>
     <w:tblStylePr w:type="lastRow">
       <w:rPr>
+        <w:rFonts w:eastAsia="黑体"/>
         <w:b/>
         <w:bCs/>
       </w:rPr>
@@ -10076,12 +10512,14 @@
     </w:tblStylePr>
     <w:tblStylePr w:type="firstCol">
       <w:rPr>
+        <w:rFonts w:eastAsia="黑体"/>
         <w:b/>
         <w:bCs/>
       </w:rPr>
     </w:tblStylePr>
     <w:tblStylePr w:type="lastCol">
       <w:rPr>
+        <w:rFonts w:eastAsia="黑体"/>
         <w:b/>
         <w:bCs/>
       </w:rPr>
@@ -10131,12 +10569,14 @@
     </w:tcPr>
     <w:tblStylePr w:type="firstRow">
       <w:rPr>
+        <w:rFonts w:eastAsia="黑体"/>
         <w:b/>
         <w:bCs/>
       </w:rPr>
     </w:tblStylePr>
     <w:tblStylePr w:type="lastRow">
       <w:rPr>
+        <w:rFonts w:eastAsia="黑体"/>
         <w:b/>
         <w:bCs/>
       </w:rPr>
@@ -10149,12 +10589,14 @@
     </w:tblStylePr>
     <w:tblStylePr w:type="firstCol">
       <w:rPr>
+        <w:rFonts w:eastAsia="黑体"/>
         <w:b/>
         <w:bCs/>
       </w:rPr>
     </w:tblStylePr>
     <w:tblStylePr w:type="lastCol">
       <w:rPr>
+        <w:rFonts w:eastAsia="黑体"/>
         <w:b/>
         <w:bCs/>
       </w:rPr>
@@ -10204,12 +10646,14 @@
     </w:tcPr>
     <w:tblStylePr w:type="firstRow">
       <w:rPr>
+        <w:rFonts w:eastAsia="黑体"/>
         <w:b/>
         <w:bCs/>
       </w:rPr>
     </w:tblStylePr>
     <w:tblStylePr w:type="lastRow">
       <w:rPr>
+        <w:rFonts w:eastAsia="黑体"/>
         <w:b/>
         <w:bCs/>
       </w:rPr>
@@ -10222,12 +10666,14 @@
     </w:tblStylePr>
     <w:tblStylePr w:type="firstCol">
       <w:rPr>
+        <w:rFonts w:eastAsia="黑体"/>
         <w:b/>
         <w:bCs/>
       </w:rPr>
     </w:tblStylePr>
     <w:tblStylePr w:type="lastCol">
       <w:rPr>
+        <w:rFonts w:eastAsia="黑体"/>
         <w:b/>
         <w:bCs/>
       </w:rPr>
@@ -10254,7 +10700,7 @@
       <w:spacing w:after="0" w:line="240" w:lineRule="auto"/>
     </w:pPr>
     <w:rPr>
-      <w:rFonts w:asciiTheme="majorHAnsi" w:cstheme="majorBidi" w:eastAsiaTheme="majorEastAsia" w:hAnsiTheme="majorHAnsi"/>
+      <w:rFonts w:asciiTheme="majorHAnsi" w:cstheme="majorBidi" w:hAnsiTheme="majorHAnsi" w:eastAsia="黑体"/>
       <w:color w:themeColor="text1" w:val="000000"/>
     </w:rPr>
     <w:tblPr>
@@ -10281,6 +10727,7 @@
     </w:tcPr>
     <w:tblStylePr w:type="firstRow">
       <w:rPr>
+        <w:rFonts w:eastAsia="黑体"/>
         <w:b/>
         <w:bCs/>
         <w:color w:themeColor="text1" w:val="000000"/>
@@ -10292,6 +10739,7 @@
     </w:tblStylePr>
     <w:tblStylePr w:type="lastRow">
       <w:rPr>
+        <w:rFonts w:eastAsia="黑体"/>
         <w:b/>
         <w:bCs/>
         <w:color w:themeColor="text1" w:val="000000"/>
@@ -10311,6 +10759,7 @@
     </w:tblStylePr>
     <w:tblStylePr w:type="firstCol">
       <w:rPr>
+        <w:rFonts w:eastAsia="黑体"/>
         <w:b/>
         <w:bCs/>
         <w:color w:themeColor="text1" w:val="000000"/>
@@ -10330,6 +10779,7 @@
     </w:tblStylePr>
     <w:tblStylePr w:type="lastCol">
       <w:rPr>
+        <w:rFonts w:eastAsia="黑体"/>
         <w:b w:val="0"/>
         <w:bCs w:val="0"/>
         <w:color w:themeColor="text1" w:val="000000"/>
@@ -10379,7 +10829,7 @@
       <w:spacing w:after="0" w:line="240" w:lineRule="auto"/>
     </w:pPr>
     <w:rPr>
-      <w:rFonts w:asciiTheme="majorHAnsi" w:cstheme="majorBidi" w:eastAsiaTheme="majorEastAsia" w:hAnsiTheme="majorHAnsi"/>
+      <w:rFonts w:asciiTheme="majorHAnsi" w:cstheme="majorBidi" w:hAnsiTheme="majorHAnsi" w:eastAsia="黑体"/>
       <w:color w:themeColor="text1" w:val="000000"/>
     </w:rPr>
     <w:tblPr>
@@ -10406,6 +10856,7 @@
     </w:tcPr>
     <w:tblStylePr w:type="firstRow">
       <w:rPr>
+        <w:rFonts w:eastAsia="黑体"/>
         <w:b/>
         <w:bCs/>
         <w:color w:themeColor="text1" w:val="000000"/>
@@ -10417,6 +10868,7 @@
     </w:tblStylePr>
     <w:tblStylePr w:type="lastRow">
       <w:rPr>
+        <w:rFonts w:eastAsia="黑体"/>
         <w:b/>
         <w:bCs/>
         <w:color w:themeColor="text1" w:val="000000"/>
@@ -10436,6 +10888,7 @@
     </w:tblStylePr>
     <w:tblStylePr w:type="firstCol">
       <w:rPr>
+        <w:rFonts w:eastAsia="黑体"/>
         <w:b/>
         <w:bCs/>
         <w:color w:themeColor="text1" w:val="000000"/>
@@ -10455,6 +10908,7 @@
     </w:tblStylePr>
     <w:tblStylePr w:type="lastCol">
       <w:rPr>
+        <w:rFonts w:eastAsia="黑体"/>
         <w:b w:val="0"/>
         <w:bCs w:val="0"/>
         <w:color w:themeColor="text1" w:val="000000"/>
@@ -10504,7 +10958,7 @@
       <w:spacing w:after="0" w:line="240" w:lineRule="auto"/>
     </w:pPr>
     <w:rPr>
-      <w:rFonts w:asciiTheme="majorHAnsi" w:cstheme="majorBidi" w:eastAsiaTheme="majorEastAsia" w:hAnsiTheme="majorHAnsi"/>
+      <w:rFonts w:asciiTheme="majorHAnsi" w:cstheme="majorBidi" w:hAnsiTheme="majorHAnsi" w:eastAsia="黑体"/>
       <w:color w:themeColor="text1" w:val="000000"/>
     </w:rPr>
     <w:tblPr>
@@ -10531,6 +10985,7 @@
     </w:tcPr>
     <w:tblStylePr w:type="firstRow">
       <w:rPr>
+        <w:rFonts w:eastAsia="黑体"/>
         <w:b/>
         <w:bCs/>
         <w:color w:themeColor="text1" w:val="000000"/>
@@ -10542,6 +10997,7 @@
     </w:tblStylePr>
     <w:tblStylePr w:type="lastRow">
       <w:rPr>
+        <w:rFonts w:eastAsia="黑体"/>
         <w:b/>
         <w:bCs/>
         <w:color w:themeColor="text1" w:val="000000"/>
@@ -10561,6 +11017,7 @@
     </w:tblStylePr>
     <w:tblStylePr w:type="firstCol">
       <w:rPr>
+        <w:rFonts w:eastAsia="黑体"/>
         <w:b/>
         <w:bCs/>
         <w:color w:themeColor="text1" w:val="000000"/>
@@ -10580,6 +11037,7 @@
     </w:tblStylePr>
     <w:tblStylePr w:type="lastCol">
       <w:rPr>
+        <w:rFonts w:eastAsia="黑体"/>
         <w:b w:val="0"/>
         <w:bCs w:val="0"/>
         <w:color w:themeColor="text1" w:val="000000"/>
@@ -10629,7 +11087,7 @@
       <w:spacing w:after="0" w:line="240" w:lineRule="auto"/>
     </w:pPr>
     <w:rPr>
-      <w:rFonts w:asciiTheme="majorHAnsi" w:cstheme="majorBidi" w:eastAsiaTheme="majorEastAsia" w:hAnsiTheme="majorHAnsi"/>
+      <w:rFonts w:asciiTheme="majorHAnsi" w:cstheme="majorBidi" w:hAnsiTheme="majorHAnsi" w:eastAsia="黑体"/>
       <w:color w:themeColor="text1" w:val="000000"/>
     </w:rPr>
     <w:tblPr>
@@ -10656,6 +11114,7 @@
     </w:tcPr>
     <w:tblStylePr w:type="firstRow">
       <w:rPr>
+        <w:rFonts w:eastAsia="黑体"/>
         <w:b/>
         <w:bCs/>
         <w:color w:themeColor="text1" w:val="000000"/>
@@ -10667,6 +11126,7 @@
     </w:tblStylePr>
     <w:tblStylePr w:type="lastRow">
       <w:rPr>
+        <w:rFonts w:eastAsia="黑体"/>
         <w:b/>
         <w:bCs/>
         <w:color w:themeColor="text1" w:val="000000"/>
@@ -10686,6 +11146,7 @@
     </w:tblStylePr>
     <w:tblStylePr w:type="firstCol">
       <w:rPr>
+        <w:rFonts w:eastAsia="黑体"/>
         <w:b/>
         <w:bCs/>
         <w:color w:themeColor="text1" w:val="000000"/>
@@ -10705,6 +11166,7 @@
     </w:tblStylePr>
     <w:tblStylePr w:type="lastCol">
       <w:rPr>
+        <w:rFonts w:eastAsia="黑体"/>
         <w:b w:val="0"/>
         <w:bCs w:val="0"/>
         <w:color w:themeColor="text1" w:val="000000"/>
@@ -10754,7 +11216,7 @@
       <w:spacing w:after="0" w:line="240" w:lineRule="auto"/>
     </w:pPr>
     <w:rPr>
-      <w:rFonts w:asciiTheme="majorHAnsi" w:cstheme="majorBidi" w:eastAsiaTheme="majorEastAsia" w:hAnsiTheme="majorHAnsi"/>
+      <w:rFonts w:asciiTheme="majorHAnsi" w:cstheme="majorBidi" w:hAnsiTheme="majorHAnsi" w:eastAsia="黑体"/>
       <w:color w:themeColor="text1" w:val="000000"/>
     </w:rPr>
     <w:tblPr>
@@ -10781,6 +11243,7 @@
     </w:tcPr>
     <w:tblStylePr w:type="firstRow">
       <w:rPr>
+        <w:rFonts w:eastAsia="黑体"/>
         <w:b/>
         <w:bCs/>
         <w:color w:themeColor="text1" w:val="000000"/>
@@ -10792,6 +11255,7 @@
     </w:tblStylePr>
     <w:tblStylePr w:type="lastRow">
       <w:rPr>
+        <w:rFonts w:eastAsia="黑体"/>
         <w:b/>
         <w:bCs/>
         <w:color w:themeColor="text1" w:val="000000"/>
@@ -10811,6 +11275,7 @@
     </w:tblStylePr>
     <w:tblStylePr w:type="firstCol">
       <w:rPr>
+        <w:rFonts w:eastAsia="黑体"/>
         <w:b/>
         <w:bCs/>
         <w:color w:themeColor="text1" w:val="000000"/>
@@ -10830,6 +11295,7 @@
     </w:tblStylePr>
     <w:tblStylePr w:type="lastCol">
       <w:rPr>
+        <w:rFonts w:eastAsia="黑体"/>
         <w:b w:val="0"/>
         <w:bCs w:val="0"/>
         <w:color w:themeColor="text1" w:val="000000"/>
@@ -10879,7 +11345,7 @@
       <w:spacing w:after="0" w:line="240" w:lineRule="auto"/>
     </w:pPr>
     <w:rPr>
-      <w:rFonts w:asciiTheme="majorHAnsi" w:cstheme="majorBidi" w:eastAsiaTheme="majorEastAsia" w:hAnsiTheme="majorHAnsi"/>
+      <w:rFonts w:asciiTheme="majorHAnsi" w:cstheme="majorBidi" w:hAnsiTheme="majorHAnsi" w:eastAsia="黑体"/>
       <w:color w:themeColor="text1" w:val="000000"/>
     </w:rPr>
     <w:tblPr>
@@ -10906,6 +11372,7 @@
     </w:tcPr>
     <w:tblStylePr w:type="firstRow">
       <w:rPr>
+        <w:rFonts w:eastAsia="黑体"/>
         <w:b/>
         <w:bCs/>
         <w:color w:themeColor="text1" w:val="000000"/>
@@ -10917,6 +11384,7 @@
     </w:tblStylePr>
     <w:tblStylePr w:type="lastRow">
       <w:rPr>
+        <w:rFonts w:eastAsia="黑体"/>
         <w:b/>
         <w:bCs/>
         <w:color w:themeColor="text1" w:val="000000"/>
@@ -10936,6 +11404,7 @@
     </w:tblStylePr>
     <w:tblStylePr w:type="firstCol">
       <w:rPr>
+        <w:rFonts w:eastAsia="黑体"/>
         <w:b/>
         <w:bCs/>
         <w:color w:themeColor="text1" w:val="000000"/>
@@ -10955,6 +11424,7 @@
     </w:tblStylePr>
     <w:tblStylePr w:type="lastCol">
       <w:rPr>
+        <w:rFonts w:eastAsia="黑体"/>
         <w:b w:val="0"/>
         <w:bCs w:val="0"/>
         <w:color w:themeColor="text1" w:val="000000"/>
@@ -11004,7 +11474,7 @@
       <w:spacing w:after="0" w:line="240" w:lineRule="auto"/>
     </w:pPr>
     <w:rPr>
-      <w:rFonts w:asciiTheme="majorHAnsi" w:cstheme="majorBidi" w:eastAsiaTheme="majorEastAsia" w:hAnsiTheme="majorHAnsi"/>
+      <w:rFonts w:asciiTheme="majorHAnsi" w:cstheme="majorBidi" w:hAnsiTheme="majorHAnsi" w:eastAsia="黑体"/>
       <w:color w:themeColor="text1" w:val="000000"/>
     </w:rPr>
     <w:tblPr>
@@ -11031,6 +11501,7 @@
     </w:tcPr>
     <w:tblStylePr w:type="firstRow">
       <w:rPr>
+        <w:rFonts w:eastAsia="黑体"/>
         <w:b/>
         <w:bCs/>
         <w:color w:themeColor="text1" w:val="000000"/>
@@ -11042,6 +11513,7 @@
     </w:tblStylePr>
     <w:tblStylePr w:type="lastRow">
       <w:rPr>
+        <w:rFonts w:eastAsia="黑体"/>
         <w:b/>
         <w:bCs/>
         <w:color w:themeColor="text1" w:val="000000"/>
@@ -11061,6 +11533,7 @@
     </w:tblStylePr>
     <w:tblStylePr w:type="firstCol">
       <w:rPr>
+        <w:rFonts w:eastAsia="黑体"/>
         <w:b/>
         <w:bCs/>
         <w:color w:themeColor="text1" w:val="000000"/>
@@ -11080,6 +11553,7 @@
     </w:tblStylePr>
     <w:tblStylePr w:type="lastCol">
       <w:rPr>
+        <w:rFonts w:eastAsia="黑体"/>
         <w:b w:val="0"/>
         <w:bCs w:val="0"/>
         <w:color w:themeColor="text1" w:val="000000"/>
@@ -11152,6 +11626,7 @@
     </w:tcPr>
     <w:tblStylePr w:type="firstRow">
       <w:rPr>
+        <w:rFonts w:eastAsia="黑体"/>
         <w:b/>
         <w:bCs/>
         <w:i w:val="0"/>
@@ -11173,6 +11648,7 @@
     </w:tblStylePr>
     <w:tblStylePr w:type="lastRow">
       <w:rPr>
+        <w:rFonts w:eastAsia="黑体"/>
         <w:b/>
         <w:bCs/>
         <w:i w:val="0"/>
@@ -11194,6 +11670,7 @@
     </w:tblStylePr>
     <w:tblStylePr w:type="firstCol">
       <w:rPr>
+        <w:rFonts w:eastAsia="黑体"/>
         <w:b/>
         <w:bCs/>
         <w:i w:val="0"/>
@@ -11213,6 +11690,7 @@
     </w:tblStylePr>
     <w:tblStylePr w:type="lastCol">
       <w:rPr>
+        <w:rFonts w:eastAsia="黑体"/>
         <w:b/>
         <w:bCs/>
         <w:i w:val="0"/>
@@ -11293,6 +11771,7 @@
     </w:tcPr>
     <w:tblStylePr w:type="firstRow">
       <w:rPr>
+        <w:rFonts w:eastAsia="黑体"/>
         <w:b/>
         <w:bCs/>
         <w:i w:val="0"/>
@@ -11314,6 +11793,7 @@
     </w:tblStylePr>
     <w:tblStylePr w:type="lastRow">
       <w:rPr>
+        <w:rFonts w:eastAsia="黑体"/>
         <w:b/>
         <w:bCs/>
         <w:i w:val="0"/>
@@ -11335,6 +11815,7 @@
     </w:tblStylePr>
     <w:tblStylePr w:type="firstCol">
       <w:rPr>
+        <w:rFonts w:eastAsia="黑体"/>
         <w:b/>
         <w:bCs/>
         <w:i w:val="0"/>
@@ -11354,6 +11835,7 @@
     </w:tblStylePr>
     <w:tblStylePr w:type="lastCol">
       <w:rPr>
+        <w:rFonts w:eastAsia="黑体"/>
         <w:b/>
         <w:bCs/>
         <w:i w:val="0"/>
@@ -11434,6 +11916,7 @@
     </w:tcPr>
     <w:tblStylePr w:type="firstRow">
       <w:rPr>
+        <w:rFonts w:eastAsia="黑体"/>
         <w:b/>
         <w:bCs/>
         <w:i w:val="0"/>
@@ -11455,6 +11938,7 @@
     </w:tblStylePr>
     <w:tblStylePr w:type="lastRow">
       <w:rPr>
+        <w:rFonts w:eastAsia="黑体"/>
         <w:b/>
         <w:bCs/>
         <w:i w:val="0"/>
@@ -11476,6 +11960,7 @@
     </w:tblStylePr>
     <w:tblStylePr w:type="firstCol">
       <w:rPr>
+        <w:rFonts w:eastAsia="黑体"/>
         <w:b/>
         <w:bCs/>
         <w:i w:val="0"/>
@@ -11495,6 +11980,7 @@
     </w:tblStylePr>
     <w:tblStylePr w:type="lastCol">
       <w:rPr>
+        <w:rFonts w:eastAsia="黑体"/>
         <w:b/>
         <w:bCs/>
         <w:i w:val="0"/>
@@ -11575,6 +12061,7 @@
     </w:tcPr>
     <w:tblStylePr w:type="firstRow">
       <w:rPr>
+        <w:rFonts w:eastAsia="黑体"/>
         <w:b/>
         <w:bCs/>
         <w:i w:val="0"/>
@@ -11596,6 +12083,7 @@
     </w:tblStylePr>
     <w:tblStylePr w:type="lastRow">
       <w:rPr>
+        <w:rFonts w:eastAsia="黑体"/>
         <w:b/>
         <w:bCs/>
         <w:i w:val="0"/>
@@ -11617,6 +12105,7 @@
     </w:tblStylePr>
     <w:tblStylePr w:type="firstCol">
       <w:rPr>
+        <w:rFonts w:eastAsia="黑体"/>
         <w:b/>
         <w:bCs/>
         <w:i w:val="0"/>
@@ -11636,6 +12125,7 @@
     </w:tblStylePr>
     <w:tblStylePr w:type="lastCol">
       <w:rPr>
+        <w:rFonts w:eastAsia="黑体"/>
         <w:b/>
         <w:bCs/>
         <w:i w:val="0"/>
@@ -11716,6 +12206,7 @@
     </w:tcPr>
     <w:tblStylePr w:type="firstRow">
       <w:rPr>
+        <w:rFonts w:eastAsia="黑体"/>
         <w:b/>
         <w:bCs/>
         <w:i w:val="0"/>
@@ -11737,6 +12228,7 @@
     </w:tblStylePr>
     <w:tblStylePr w:type="lastRow">
       <w:rPr>
+        <w:rFonts w:eastAsia="黑体"/>
         <w:b/>
         <w:bCs/>
         <w:i w:val="0"/>
@@ -11758,6 +12250,7 @@
     </w:tblStylePr>
     <w:tblStylePr w:type="firstCol">
       <w:rPr>
+        <w:rFonts w:eastAsia="黑体"/>
         <w:b/>
         <w:bCs/>
         <w:i w:val="0"/>
@@ -11777,6 +12270,7 @@
     </w:tblStylePr>
     <w:tblStylePr w:type="lastCol">
       <w:rPr>
+        <w:rFonts w:eastAsia="黑体"/>
         <w:b/>
         <w:bCs/>
         <w:i w:val="0"/>
@@ -11857,6 +12351,7 @@
     </w:tcPr>
     <w:tblStylePr w:type="firstRow">
       <w:rPr>
+        <w:rFonts w:eastAsia="黑体"/>
         <w:b/>
         <w:bCs/>
         <w:i w:val="0"/>
@@ -11878,6 +12373,7 @@
     </w:tblStylePr>
     <w:tblStylePr w:type="lastRow">
       <w:rPr>
+        <w:rFonts w:eastAsia="黑体"/>
         <w:b/>
         <w:bCs/>
         <w:i w:val="0"/>
@@ -11899,6 +12395,7 @@
     </w:tblStylePr>
     <w:tblStylePr w:type="firstCol">
       <w:rPr>
+        <w:rFonts w:eastAsia="黑体"/>
         <w:b/>
         <w:bCs/>
         <w:i w:val="0"/>
@@ -11918,6 +12415,7 @@
     </w:tblStylePr>
     <w:tblStylePr w:type="lastCol">
       <w:rPr>
+        <w:rFonts w:eastAsia="黑体"/>
         <w:b/>
         <w:bCs/>
         <w:i w:val="0"/>
@@ -11998,6 +12496,7 @@
     </w:tcPr>
     <w:tblStylePr w:type="firstRow">
       <w:rPr>
+        <w:rFonts w:eastAsia="黑体"/>
         <w:b/>
         <w:bCs/>
         <w:i w:val="0"/>
@@ -12019,6 +12518,7 @@
     </w:tblStylePr>
     <w:tblStylePr w:type="lastRow">
       <w:rPr>
+        <w:rFonts w:eastAsia="黑体"/>
         <w:b/>
         <w:bCs/>
         <w:i w:val="0"/>
@@ -12040,6 +12540,7 @@
     </w:tblStylePr>
     <w:tblStylePr w:type="firstCol">
       <w:rPr>
+        <w:rFonts w:eastAsia="黑体"/>
         <w:b/>
         <w:bCs/>
         <w:i w:val="0"/>
@@ -12059,6 +12560,7 @@
     </w:tblStylePr>
     <w:tblStylePr w:type="lastCol">
       <w:rPr>
+        <w:rFonts w:eastAsia="黑体"/>
         <w:b/>
         <w:bCs/>
         <w:i w:val="0"/>
@@ -12116,6 +12618,7 @@
       <w:spacing w:after="0" w:line="240" w:lineRule="auto"/>
     </w:pPr>
     <w:rPr>
+      <w:rFonts w:eastAsia="黑体"/>
       <w:color w:themeColor="background1" w:val="FFFFFF"/>
     </w:rPr>
     <w:tblPr>
@@ -12134,6 +12637,7 @@
     </w:tcPr>
     <w:tblStylePr w:type="firstRow">
       <w:rPr>
+        <w:rFonts w:eastAsia="黑体"/>
         <w:b/>
         <w:bCs/>
       </w:rPr>
@@ -12230,6 +12734,7 @@
       <w:spacing w:after="0" w:line="240" w:lineRule="auto"/>
     </w:pPr>
     <w:rPr>
+      <w:rFonts w:eastAsia="黑体"/>
       <w:color w:themeColor="background1" w:val="FFFFFF"/>
     </w:rPr>
     <w:tblPr>
@@ -12248,6 +12753,7 @@
     </w:tcPr>
     <w:tblStylePr w:type="firstRow">
       <w:rPr>
+        <w:rFonts w:eastAsia="黑体"/>
         <w:b/>
         <w:bCs/>
       </w:rPr>
@@ -12344,6 +12850,7 @@
       <w:spacing w:after="0" w:line="240" w:lineRule="auto"/>
     </w:pPr>
     <w:rPr>
+      <w:rFonts w:eastAsia="黑体"/>
       <w:color w:themeColor="background1" w:val="FFFFFF"/>
     </w:rPr>
     <w:tblPr>
@@ -12362,6 +12869,7 @@
     </w:tcPr>
     <w:tblStylePr w:type="firstRow">
       <w:rPr>
+        <w:rFonts w:eastAsia="黑体"/>
         <w:b/>
         <w:bCs/>
       </w:rPr>
@@ -12458,6 +12966,7 @@
       <w:spacing w:after="0" w:line="240" w:lineRule="auto"/>
     </w:pPr>
     <w:rPr>
+      <w:rFonts w:eastAsia="黑体"/>
       <w:color w:themeColor="background1" w:val="FFFFFF"/>
     </w:rPr>
     <w:tblPr>
@@ -12476,6 +12985,7 @@
     </w:tcPr>
     <w:tblStylePr w:type="firstRow">
       <w:rPr>
+        <w:rFonts w:eastAsia="黑体"/>
         <w:b/>
         <w:bCs/>
       </w:rPr>
@@ -12572,6 +13082,7 @@
       <w:spacing w:after="0" w:line="240" w:lineRule="auto"/>
     </w:pPr>
     <w:rPr>
+      <w:rFonts w:eastAsia="黑体"/>
       <w:color w:themeColor="background1" w:val="FFFFFF"/>
     </w:rPr>
     <w:tblPr>
@@ -12590,6 +13101,7 @@
     </w:tcPr>
     <w:tblStylePr w:type="firstRow">
       <w:rPr>
+        <w:rFonts w:eastAsia="黑体"/>
         <w:b/>
         <w:bCs/>
       </w:rPr>
@@ -12686,6 +13198,7 @@
       <w:spacing w:after="0" w:line="240" w:lineRule="auto"/>
     </w:pPr>
     <w:rPr>
+      <w:rFonts w:eastAsia="黑体"/>
       <w:color w:themeColor="background1" w:val="FFFFFF"/>
     </w:rPr>
     <w:tblPr>
@@ -12704,6 +13217,7 @@
     </w:tcPr>
     <w:tblStylePr w:type="firstRow">
       <w:rPr>
+        <w:rFonts w:eastAsia="黑体"/>
         <w:b/>
         <w:bCs/>
       </w:rPr>
@@ -12800,6 +13314,7 @@
       <w:spacing w:after="0" w:line="240" w:lineRule="auto"/>
     </w:pPr>
     <w:rPr>
+      <w:rFonts w:eastAsia="黑体"/>
       <w:color w:themeColor="background1" w:val="FFFFFF"/>
     </w:rPr>
     <w:tblPr>
@@ -12818,6 +13333,7 @@
     </w:tcPr>
     <w:tblStylePr w:type="firstRow">
       <w:rPr>
+        <w:rFonts w:eastAsia="黑体"/>
         <w:b/>
         <w:bCs/>
       </w:rPr>
@@ -12914,6 +13430,7 @@
       <w:spacing w:after="0" w:line="240" w:lineRule="auto"/>
     </w:pPr>
     <w:rPr>
+      <w:rFonts w:eastAsia="黑体"/>
       <w:color w:themeColor="text1" w:val="000000"/>
     </w:rPr>
     <w:tblPr>
@@ -12940,6 +13457,7 @@
     </w:tcPr>
     <w:tblStylePr w:type="firstRow">
       <w:rPr>
+        <w:rFonts w:eastAsia="黑体"/>
         <w:b/>
         <w:bCs/>
       </w:rPr>
@@ -12958,6 +13476,7 @@
     </w:tblStylePr>
     <w:tblStylePr w:type="lastRow">
       <w:rPr>
+        <w:rFonts w:eastAsia="黑体"/>
         <w:b/>
         <w:bCs/>
         <w:color w:themeColor="background1" w:val="FFFFFF"/>
@@ -12972,6 +13491,7 @@
     </w:tblStylePr>
     <w:tblStylePr w:type="firstCol">
       <w:rPr>
+        <w:rFonts w:eastAsia="黑体"/>
         <w:color w:themeColor="background1" w:val="FFFFFF"/>
       </w:rPr>
       <w:tblPr/>
@@ -12989,6 +13509,7 @@
     </w:tblStylePr>
     <w:tblStylePr w:type="lastCol">
       <w:rPr>
+        <w:rFonts w:eastAsia="黑体"/>
         <w:color w:themeColor="background1" w:val="FFFFFF"/>
       </w:rPr>
       <w:tblPr/>
@@ -13018,11 +13539,13 @@
     </w:tblStylePr>
     <w:tblStylePr w:type="neCell">
       <w:rPr>
+        <w:rFonts w:eastAsia="黑体"/>
         <w:color w:themeColor="text1" w:val="000000"/>
       </w:rPr>
     </w:tblStylePr>
     <w:tblStylePr w:type="nwCell">
       <w:rPr>
+        <w:rFonts w:eastAsia="黑体"/>
         <w:color w:themeColor="text1" w:val="000000"/>
       </w:rPr>
     </w:tblStylePr>
@@ -13036,6 +13559,7 @@
       <w:spacing w:after="0" w:line="240" w:lineRule="auto"/>
     </w:pPr>
     <w:rPr>
+      <w:rFonts w:eastAsia="黑体"/>
       <w:color w:themeColor="text1" w:val="000000"/>
     </w:rPr>
     <w:tblPr>
@@ -13062,6 +13586,7 @@
     </w:tcPr>
     <w:tblStylePr w:type="firstRow">
       <w:rPr>
+        <w:rFonts w:eastAsia="黑体"/>
         <w:b/>
         <w:bCs/>
       </w:rPr>
@@ -13080,6 +13605,7 @@
     </w:tblStylePr>
     <w:tblStylePr w:type="lastRow">
       <w:rPr>
+        <w:rFonts w:eastAsia="黑体"/>
         <w:b/>
         <w:bCs/>
         <w:color w:themeColor="background1" w:val="FFFFFF"/>
@@ -13094,6 +13620,7 @@
     </w:tblStylePr>
     <w:tblStylePr w:type="firstCol">
       <w:rPr>
+        <w:rFonts w:eastAsia="黑体"/>
         <w:color w:themeColor="background1" w:val="FFFFFF"/>
       </w:rPr>
       <w:tblPr/>
@@ -13111,6 +13638,7 @@
     </w:tblStylePr>
     <w:tblStylePr w:type="lastCol">
       <w:rPr>
+        <w:rFonts w:eastAsia="黑体"/>
         <w:color w:themeColor="background1" w:val="FFFFFF"/>
       </w:rPr>
       <w:tblPr/>
@@ -13140,11 +13668,13 @@
     </w:tblStylePr>
     <w:tblStylePr w:type="neCell">
       <w:rPr>
+        <w:rFonts w:eastAsia="黑体"/>
         <w:color w:themeColor="text1" w:val="000000"/>
       </w:rPr>
     </w:tblStylePr>
     <w:tblStylePr w:type="nwCell">
       <w:rPr>
+        <w:rFonts w:eastAsia="黑体"/>
         <w:color w:themeColor="text1" w:val="000000"/>
       </w:rPr>
     </w:tblStylePr>
@@ -13158,6 +13688,7 @@
       <w:spacing w:after="0" w:line="240" w:lineRule="auto"/>
     </w:pPr>
     <w:rPr>
+      <w:rFonts w:eastAsia="黑体"/>
       <w:color w:themeColor="text1" w:val="000000"/>
     </w:rPr>
     <w:tblPr>
@@ -13184,6 +13715,7 @@
     </w:tcPr>
     <w:tblStylePr w:type="firstRow">
       <w:rPr>
+        <w:rFonts w:eastAsia="黑体"/>
         <w:b/>
         <w:bCs/>
       </w:rPr>
@@ -13202,6 +13734,7 @@
     </w:tblStylePr>
     <w:tblStylePr w:type="lastRow">
       <w:rPr>
+        <w:rFonts w:eastAsia="黑体"/>
         <w:b/>
         <w:bCs/>
         <w:color w:themeColor="background1" w:val="FFFFFF"/>
@@ -13216,6 +13749,7 @@
     </w:tblStylePr>
     <w:tblStylePr w:type="firstCol">
       <w:rPr>
+        <w:rFonts w:eastAsia="黑体"/>
         <w:color w:themeColor="background1" w:val="FFFFFF"/>
       </w:rPr>
       <w:tblPr/>
@@ -13233,6 +13767,7 @@
     </w:tblStylePr>
     <w:tblStylePr w:type="lastCol">
       <w:rPr>
+        <w:rFonts w:eastAsia="黑体"/>
         <w:color w:themeColor="background1" w:val="FFFFFF"/>
       </w:rPr>
       <w:tblPr/>
@@ -13262,11 +13797,13 @@
     </w:tblStylePr>
     <w:tblStylePr w:type="neCell">
       <w:rPr>
+        <w:rFonts w:eastAsia="黑体"/>
         <w:color w:themeColor="text1" w:val="000000"/>
       </w:rPr>
     </w:tblStylePr>
     <w:tblStylePr w:type="nwCell">
       <w:rPr>
+        <w:rFonts w:eastAsia="黑体"/>
         <w:color w:themeColor="text1" w:val="000000"/>
       </w:rPr>
     </w:tblStylePr>
@@ -13280,6 +13817,7 @@
       <w:spacing w:after="0" w:line="240" w:lineRule="auto"/>
     </w:pPr>
     <w:rPr>
+      <w:rFonts w:eastAsia="黑体"/>
       <w:color w:themeColor="text1" w:val="000000"/>
     </w:rPr>
     <w:tblPr>
@@ -13306,6 +13844,7 @@
     </w:tcPr>
     <w:tblStylePr w:type="firstRow">
       <w:rPr>
+        <w:rFonts w:eastAsia="黑体"/>
         <w:b/>
         <w:bCs/>
       </w:rPr>
@@ -13324,6 +13863,7 @@
     </w:tblStylePr>
     <w:tblStylePr w:type="lastRow">
       <w:rPr>
+        <w:rFonts w:eastAsia="黑体"/>
         <w:b/>
         <w:bCs/>
         <w:color w:themeColor="background1" w:val="FFFFFF"/>
@@ -13338,6 +13878,7 @@
     </w:tblStylePr>
     <w:tblStylePr w:type="firstCol">
       <w:rPr>
+        <w:rFonts w:eastAsia="黑体"/>
         <w:color w:themeColor="background1" w:val="FFFFFF"/>
       </w:rPr>
       <w:tblPr/>
@@ -13355,6 +13896,7 @@
     </w:tblStylePr>
     <w:tblStylePr w:type="lastCol">
       <w:rPr>
+        <w:rFonts w:eastAsia="黑体"/>
         <w:color w:themeColor="background1" w:val="FFFFFF"/>
       </w:rPr>
       <w:tblPr/>
@@ -13392,6 +13934,7 @@
       <w:spacing w:after="0" w:line="240" w:lineRule="auto"/>
     </w:pPr>
     <w:rPr>
+      <w:rFonts w:eastAsia="黑体"/>
       <w:color w:themeColor="text1" w:val="000000"/>
     </w:rPr>
     <w:tblPr>
@@ -13418,6 +13961,7 @@
     </w:tcPr>
     <w:tblStylePr w:type="firstRow">
       <w:rPr>
+        <w:rFonts w:eastAsia="黑体"/>
         <w:b/>
         <w:bCs/>
       </w:rPr>
@@ -13436,6 +13980,7 @@
     </w:tblStylePr>
     <w:tblStylePr w:type="lastRow">
       <w:rPr>
+        <w:rFonts w:eastAsia="黑体"/>
         <w:b/>
         <w:bCs/>
         <w:color w:themeColor="background1" w:val="FFFFFF"/>
@@ -13450,6 +13995,7 @@
     </w:tblStylePr>
     <w:tblStylePr w:type="firstCol">
       <w:rPr>
+        <w:rFonts w:eastAsia="黑体"/>
         <w:color w:themeColor="background1" w:val="FFFFFF"/>
       </w:rPr>
       <w:tblPr/>
@@ -13467,6 +14013,7 @@
     </w:tblStylePr>
     <w:tblStylePr w:type="lastCol">
       <w:rPr>
+        <w:rFonts w:eastAsia="黑体"/>
         <w:color w:themeColor="background1" w:val="FFFFFF"/>
       </w:rPr>
       <w:tblPr/>
@@ -13496,11 +14043,13 @@
     </w:tblStylePr>
     <w:tblStylePr w:type="neCell">
       <w:rPr>
+        <w:rFonts w:eastAsia="黑体"/>
         <w:color w:themeColor="text1" w:val="000000"/>
       </w:rPr>
     </w:tblStylePr>
     <w:tblStylePr w:type="nwCell">
       <w:rPr>
+        <w:rFonts w:eastAsia="黑体"/>
         <w:color w:themeColor="text1" w:val="000000"/>
       </w:rPr>
     </w:tblStylePr>
@@ -13514,6 +14063,7 @@
       <w:spacing w:after="0" w:line="240" w:lineRule="auto"/>
     </w:pPr>
     <w:rPr>
+      <w:rFonts w:eastAsia="黑体"/>
       <w:color w:themeColor="text1" w:val="000000"/>
     </w:rPr>
     <w:tblPr>
@@ -13540,6 +14090,7 @@
     </w:tcPr>
     <w:tblStylePr w:type="firstRow">
       <w:rPr>
+        <w:rFonts w:eastAsia="黑体"/>
         <w:b/>
         <w:bCs/>
       </w:rPr>
@@ -13558,6 +14109,7 @@
     </w:tblStylePr>
     <w:tblStylePr w:type="lastRow">
       <w:rPr>
+        <w:rFonts w:eastAsia="黑体"/>
         <w:b/>
         <w:bCs/>
         <w:color w:themeColor="background1" w:val="FFFFFF"/>
@@ -13572,6 +14124,7 @@
     </w:tblStylePr>
     <w:tblStylePr w:type="firstCol">
       <w:rPr>
+        <w:rFonts w:eastAsia="黑体"/>
         <w:color w:themeColor="background1" w:val="FFFFFF"/>
       </w:rPr>
       <w:tblPr/>
@@ -13589,6 +14142,7 @@
     </w:tblStylePr>
     <w:tblStylePr w:type="lastCol">
       <w:rPr>
+        <w:rFonts w:eastAsia="黑体"/>
         <w:color w:themeColor="background1" w:val="FFFFFF"/>
       </w:rPr>
       <w:tblPr/>
@@ -13618,11 +14172,13 @@
     </w:tblStylePr>
     <w:tblStylePr w:type="neCell">
       <w:rPr>
+        <w:rFonts w:eastAsia="黑体"/>
         <w:color w:themeColor="text1" w:val="000000"/>
       </w:rPr>
     </w:tblStylePr>
     <w:tblStylePr w:type="nwCell">
       <w:rPr>
+        <w:rFonts w:eastAsia="黑体"/>
         <w:color w:themeColor="text1" w:val="000000"/>
       </w:rPr>
     </w:tblStylePr>
@@ -13636,6 +14192,7 @@
       <w:spacing w:after="0" w:line="240" w:lineRule="auto"/>
     </w:pPr>
     <w:rPr>
+      <w:rFonts w:eastAsia="黑体"/>
       <w:color w:themeColor="text1" w:val="000000"/>
     </w:rPr>
     <w:tblPr>
@@ -13662,6 +14219,7 @@
     </w:tcPr>
     <w:tblStylePr w:type="firstRow">
       <w:rPr>
+        <w:rFonts w:eastAsia="黑体"/>
         <w:b/>
         <w:bCs/>
       </w:rPr>
@@ -13680,6 +14238,7 @@
     </w:tblStylePr>
     <w:tblStylePr w:type="lastRow">
       <w:rPr>
+        <w:rFonts w:eastAsia="黑体"/>
         <w:b/>
         <w:bCs/>
         <w:color w:themeColor="background1" w:val="FFFFFF"/>
@@ -13694,6 +14253,7 @@
     </w:tblStylePr>
     <w:tblStylePr w:type="firstCol">
       <w:rPr>
+        <w:rFonts w:eastAsia="黑体"/>
         <w:color w:themeColor="background1" w:val="FFFFFF"/>
       </w:rPr>
       <w:tblPr/>
@@ -13711,6 +14271,7 @@
     </w:tblStylePr>
     <w:tblStylePr w:type="lastCol">
       <w:rPr>
+        <w:rFonts w:eastAsia="黑体"/>
         <w:color w:themeColor="background1" w:val="FFFFFF"/>
       </w:rPr>
       <w:tblPr/>
@@ -13740,11 +14301,13 @@
     </w:tblStylePr>
     <w:tblStylePr w:type="neCell">
       <w:rPr>
+        <w:rFonts w:eastAsia="黑体"/>
         <w:color w:themeColor="text1" w:val="000000"/>
       </w:rPr>
     </w:tblStylePr>
     <w:tblStylePr w:type="nwCell">
       <w:rPr>
+        <w:rFonts w:eastAsia="黑体"/>
         <w:color w:themeColor="text1" w:val="000000"/>
       </w:rPr>
     </w:tblStylePr>
@@ -13758,6 +14321,7 @@
       <w:spacing w:after="0" w:line="240" w:lineRule="auto"/>
     </w:pPr>
     <w:rPr>
+      <w:rFonts w:eastAsia="黑体"/>
       <w:color w:themeColor="text1" w:val="000000"/>
     </w:rPr>
     <w:tblPr>
@@ -13776,6 +14340,7 @@
     </w:tcPr>
     <w:tblStylePr w:type="firstRow">
       <w:rPr>
+        <w:rFonts w:eastAsia="黑体"/>
         <w:b/>
         <w:bCs/>
         <w:color w:themeColor="background1" w:val="FFFFFF"/>
@@ -13790,6 +14355,7 @@
     </w:tblStylePr>
     <w:tblStylePr w:type="lastRow">
       <w:rPr>
+        <w:rFonts w:eastAsia="黑体"/>
         <w:b/>
         <w:bCs/>
         <w:color w:themeColor="accent2" w:themeShade="CC" w:val="9E3A38"/>
@@ -13804,12 +14370,14 @@
     </w:tblStylePr>
     <w:tblStylePr w:type="firstCol">
       <w:rPr>
+        <w:rFonts w:eastAsia="黑体"/>
         <w:b/>
         <w:bCs/>
       </w:rPr>
     </w:tblStylePr>
     <w:tblStylePr w:type="lastCol">
       <w:rPr>
+        <w:rFonts w:eastAsia="黑体"/>
         <w:b/>
         <w:bCs/>
       </w:rPr>
@@ -13844,6 +14412,7 @@
       <w:spacing w:after="0" w:line="240" w:lineRule="auto"/>
     </w:pPr>
     <w:rPr>
+      <w:rFonts w:eastAsia="黑体"/>
       <w:color w:themeColor="text1" w:val="000000"/>
     </w:rPr>
     <w:tblPr>
@@ -13862,6 +14431,7 @@
     </w:tcPr>
     <w:tblStylePr w:type="firstRow">
       <w:rPr>
+        <w:rFonts w:eastAsia="黑体"/>
         <w:b/>
         <w:bCs/>
         <w:color w:themeColor="background1" w:val="FFFFFF"/>
@@ -13876,6 +14446,7 @@
     </w:tblStylePr>
     <w:tblStylePr w:type="lastRow">
       <w:rPr>
+        <w:rFonts w:eastAsia="黑体"/>
         <w:b/>
         <w:bCs/>
         <w:color w:themeColor="accent2" w:themeShade="CC" w:val="9E3A38"/>
@@ -13890,12 +14461,14 @@
     </w:tblStylePr>
     <w:tblStylePr w:type="firstCol">
       <w:rPr>
+        <w:rFonts w:eastAsia="黑体"/>
         <w:b/>
         <w:bCs/>
       </w:rPr>
     </w:tblStylePr>
     <w:tblStylePr w:type="lastCol">
       <w:rPr>
+        <w:rFonts w:eastAsia="黑体"/>
         <w:b/>
         <w:bCs/>
       </w:rPr>
@@ -13930,6 +14503,7 @@
       <w:spacing w:after="0" w:line="240" w:lineRule="auto"/>
     </w:pPr>
     <w:rPr>
+      <w:rFonts w:eastAsia="黑体"/>
       <w:color w:themeColor="text1" w:val="000000"/>
     </w:rPr>
     <w:tblPr>
@@ -13948,6 +14522,7 @@
     </w:tcPr>
     <w:tblStylePr w:type="firstRow">
       <w:rPr>
+        <w:rFonts w:eastAsia="黑体"/>
         <w:b/>
         <w:bCs/>
         <w:color w:themeColor="background1" w:val="FFFFFF"/>
@@ -13962,6 +14537,7 @@
     </w:tblStylePr>
     <w:tblStylePr w:type="lastRow">
       <w:rPr>
+        <w:rFonts w:eastAsia="黑体"/>
         <w:b/>
         <w:bCs/>
         <w:color w:themeColor="accent2" w:themeShade="CC" w:val="9E3A38"/>
@@ -13976,12 +14552,14 @@
     </w:tblStylePr>
     <w:tblStylePr w:type="firstCol">
       <w:rPr>
+        <w:rFonts w:eastAsia="黑体"/>
         <w:b/>
         <w:bCs/>
       </w:rPr>
     </w:tblStylePr>
     <w:tblStylePr w:type="lastCol">
       <w:rPr>
+        <w:rFonts w:eastAsia="黑体"/>
         <w:b/>
         <w:bCs/>
       </w:rPr>
@@ -14016,6 +14594,7 @@
       <w:spacing w:after="0" w:line="240" w:lineRule="auto"/>
     </w:pPr>
     <w:rPr>
+      <w:rFonts w:eastAsia="黑体"/>
       <w:color w:themeColor="text1" w:val="000000"/>
     </w:rPr>
     <w:tblPr>
@@ -14034,6 +14613,7 @@
     </w:tcPr>
     <w:tblStylePr w:type="firstRow">
       <w:rPr>
+        <w:rFonts w:eastAsia="黑体"/>
         <w:b/>
         <w:bCs/>
         <w:color w:themeColor="background1" w:val="FFFFFF"/>
@@ -14048,6 +14628,7 @@
     </w:tblStylePr>
     <w:tblStylePr w:type="lastRow">
       <w:rPr>
+        <w:rFonts w:eastAsia="黑体"/>
         <w:b/>
         <w:bCs/>
         <w:color w:themeColor="accent4" w:themeShade="CC" w:val="664E82"/>
@@ -14062,12 +14643,14 @@
     </w:tblStylePr>
     <w:tblStylePr w:type="firstCol">
       <w:rPr>
+        <w:rFonts w:eastAsia="黑体"/>
         <w:b/>
         <w:bCs/>
       </w:rPr>
     </w:tblStylePr>
     <w:tblStylePr w:type="lastCol">
       <w:rPr>
+        <w:rFonts w:eastAsia="黑体"/>
         <w:b/>
         <w:bCs/>
       </w:rPr>
@@ -14102,6 +14685,7 @@
       <w:spacing w:after="0" w:line="240" w:lineRule="auto"/>
     </w:pPr>
     <w:rPr>
+      <w:rFonts w:eastAsia="黑体"/>
       <w:color w:themeColor="text1" w:val="000000"/>
     </w:rPr>
     <w:tblPr>
@@ -14120,6 +14704,7 @@
     </w:tcPr>
     <w:tblStylePr w:type="firstRow">
       <w:rPr>
+        <w:rFonts w:eastAsia="黑体"/>
         <w:b/>
         <w:bCs/>
         <w:color w:themeColor="background1" w:val="FFFFFF"/>
@@ -14134,6 +14719,7 @@
     </w:tblStylePr>
     <w:tblStylePr w:type="lastRow">
       <w:rPr>
+        <w:rFonts w:eastAsia="黑体"/>
         <w:b/>
         <w:bCs/>
         <w:color w:themeColor="accent3" w:themeShade="CC" w:val="7E9C40"/>
@@ -14148,12 +14734,14 @@
     </w:tblStylePr>
     <w:tblStylePr w:type="firstCol">
       <w:rPr>
+        <w:rFonts w:eastAsia="黑体"/>
         <w:b/>
         <w:bCs/>
       </w:rPr>
     </w:tblStylePr>
     <w:tblStylePr w:type="lastCol">
       <w:rPr>
+        <w:rFonts w:eastAsia="黑体"/>
         <w:b/>
         <w:bCs/>
       </w:rPr>
@@ -14188,6 +14776,7 @@
       <w:spacing w:after="0" w:line="240" w:lineRule="auto"/>
     </w:pPr>
     <w:rPr>
+      <w:rFonts w:eastAsia="黑体"/>
       <w:color w:themeColor="text1" w:val="000000"/>
     </w:rPr>
     <w:tblPr>
@@ -14206,6 +14795,7 @@
     </w:tcPr>
     <w:tblStylePr w:type="firstRow">
       <w:rPr>
+        <w:rFonts w:eastAsia="黑体"/>
         <w:b/>
         <w:bCs/>
         <w:color w:themeColor="background1" w:val="FFFFFF"/>
@@ -14220,6 +14810,7 @@
     </w:tblStylePr>
     <w:tblStylePr w:type="lastRow">
       <w:rPr>
+        <w:rFonts w:eastAsia="黑体"/>
         <w:b/>
         <w:bCs/>
         <w:color w:themeColor="accent6" w:themeShade="CC" w:val="F2730A"/>
@@ -14234,12 +14825,14 @@
     </w:tblStylePr>
     <w:tblStylePr w:type="firstCol">
       <w:rPr>
+        <w:rFonts w:eastAsia="黑体"/>
         <w:b/>
         <w:bCs/>
       </w:rPr>
     </w:tblStylePr>
     <w:tblStylePr w:type="lastCol">
       <w:rPr>
+        <w:rFonts w:eastAsia="黑体"/>
         <w:b/>
         <w:bCs/>
       </w:rPr>
@@ -14274,6 +14867,7 @@
       <w:spacing w:after="0" w:line="240" w:lineRule="auto"/>
     </w:pPr>
     <w:rPr>
+      <w:rFonts w:eastAsia="黑体"/>
       <w:color w:themeColor="text1" w:val="000000"/>
     </w:rPr>
     <w:tblPr>
@@ -14292,6 +14886,7 @@
     </w:tcPr>
     <w:tblStylePr w:type="firstRow">
       <w:rPr>
+        <w:rFonts w:eastAsia="黑体"/>
         <w:b/>
         <w:bCs/>
         <w:color w:themeColor="background1" w:val="FFFFFF"/>
@@ -14306,6 +14901,7 @@
     </w:tblStylePr>
     <w:tblStylePr w:type="lastRow">
       <w:rPr>
+        <w:rFonts w:eastAsia="黑体"/>
         <w:b/>
         <w:bCs/>
         <w:color w:themeColor="accent5" w:themeShade="CC" w:val="348DA5"/>
@@ -14320,12 +14916,14 @@
     </w:tblStylePr>
     <w:tblStylePr w:type="firstCol">
       <w:rPr>
+        <w:rFonts w:eastAsia="黑体"/>
         <w:b/>
         <w:bCs/>
       </w:rPr>
     </w:tblStylePr>
     <w:tblStylePr w:type="lastCol">
       <w:rPr>
+        <w:rFonts w:eastAsia="黑体"/>
         <w:b/>
         <w:bCs/>
       </w:rPr>
@@ -14360,6 +14958,7 @@
       <w:spacing w:after="0" w:line="240" w:lineRule="auto"/>
     </w:pPr>
     <w:rPr>
+      <w:rFonts w:eastAsia="黑体"/>
       <w:color w:themeColor="text1" w:val="000000"/>
     </w:rPr>
     <w:tblPr>
@@ -14381,6 +14980,7 @@
     </w:tcPr>
     <w:tblStylePr w:type="firstRow">
       <w:rPr>
+        <w:rFonts w:eastAsia="黑体"/>
         <w:b/>
         <w:bCs/>
       </w:rPr>
@@ -14391,6 +14991,7 @@
     </w:tblStylePr>
     <w:tblStylePr w:type="lastRow">
       <w:rPr>
+        <w:rFonts w:eastAsia="黑体"/>
         <w:b/>
         <w:bCs/>
         <w:color w:themeColor="text1" w:val="000000"/>
@@ -14402,6 +15003,7 @@
     </w:tblStylePr>
     <w:tblStylePr w:type="firstCol">
       <w:rPr>
+        <w:rFonts w:eastAsia="黑体"/>
         <w:color w:themeColor="background1" w:val="FFFFFF"/>
       </w:rPr>
       <w:tblPr/>
@@ -14411,6 +15013,7 @@
     </w:tblStylePr>
     <w:tblStylePr w:type="lastCol">
       <w:rPr>
+        <w:rFonts w:eastAsia="黑体"/>
         <w:color w:themeColor="background1" w:val="FFFFFF"/>
       </w:rPr>
       <w:tblPr/>
@@ -14440,6 +15043,7 @@
       <w:spacing w:after="0" w:line="240" w:lineRule="auto"/>
     </w:pPr>
     <w:rPr>
+      <w:rFonts w:eastAsia="黑体"/>
       <w:color w:themeColor="text1" w:val="000000"/>
     </w:rPr>
     <w:tblPr>
@@ -14461,6 +15065,7 @@
     </w:tcPr>
     <w:tblStylePr w:type="firstRow">
       <w:rPr>
+        <w:rFonts w:eastAsia="黑体"/>
         <w:b/>
         <w:bCs/>
       </w:rPr>
@@ -14471,6 +15076,7 @@
     </w:tblStylePr>
     <w:tblStylePr w:type="lastRow">
       <w:rPr>
+        <w:rFonts w:eastAsia="黑体"/>
         <w:b/>
         <w:bCs/>
         <w:color w:themeColor="text1" w:val="000000"/>
@@ -14482,6 +15088,7 @@
     </w:tblStylePr>
     <w:tblStylePr w:type="firstCol">
       <w:rPr>
+        <w:rFonts w:eastAsia="黑体"/>
         <w:color w:themeColor="background1" w:val="FFFFFF"/>
       </w:rPr>
       <w:tblPr/>
@@ -14491,6 +15098,7 @@
     </w:tblStylePr>
     <w:tblStylePr w:type="lastCol">
       <w:rPr>
+        <w:rFonts w:eastAsia="黑体"/>
         <w:color w:themeColor="background1" w:val="FFFFFF"/>
       </w:rPr>
       <w:tblPr/>
@@ -14520,6 +15128,7 @@
       <w:spacing w:after="0" w:line="240" w:lineRule="auto"/>
     </w:pPr>
     <w:rPr>
+      <w:rFonts w:eastAsia="黑体"/>
       <w:color w:themeColor="text1" w:val="000000"/>
     </w:rPr>
     <w:tblPr>
@@ -14541,6 +15150,7 @@
     </w:tcPr>
     <w:tblStylePr w:type="firstRow">
       <w:rPr>
+        <w:rFonts w:eastAsia="黑体"/>
         <w:b/>
         <w:bCs/>
       </w:rPr>
@@ -14551,6 +15161,7 @@
     </w:tblStylePr>
     <w:tblStylePr w:type="lastRow">
       <w:rPr>
+        <w:rFonts w:eastAsia="黑体"/>
         <w:b/>
         <w:bCs/>
         <w:color w:themeColor="text1" w:val="000000"/>
@@ -14562,6 +15173,7 @@
     </w:tblStylePr>
     <w:tblStylePr w:type="firstCol">
       <w:rPr>
+        <w:rFonts w:eastAsia="黑体"/>
         <w:color w:themeColor="background1" w:val="FFFFFF"/>
       </w:rPr>
       <w:tblPr/>
@@ -14571,6 +15183,7 @@
     </w:tblStylePr>
     <w:tblStylePr w:type="lastCol">
       <w:rPr>
+        <w:rFonts w:eastAsia="黑体"/>
         <w:color w:themeColor="background1" w:val="FFFFFF"/>
       </w:rPr>
       <w:tblPr/>
@@ -14600,6 +15213,7 @@
       <w:spacing w:after="0" w:line="240" w:lineRule="auto"/>
     </w:pPr>
     <w:rPr>
+      <w:rFonts w:eastAsia="黑体"/>
       <w:color w:themeColor="text1" w:val="000000"/>
     </w:rPr>
     <w:tblPr>
@@ -14621,6 +15235,7 @@
     </w:tcPr>
     <w:tblStylePr w:type="firstRow">
       <w:rPr>
+        <w:rFonts w:eastAsia="黑体"/>
         <w:b/>
         <w:bCs/>
       </w:rPr>
@@ -14631,6 +15246,7 @@
     </w:tblStylePr>
     <w:tblStylePr w:type="lastRow">
       <w:rPr>
+        <w:rFonts w:eastAsia="黑体"/>
         <w:b/>
         <w:bCs/>
         <w:color w:themeColor="text1" w:val="000000"/>
@@ -14642,6 +15258,7 @@
     </w:tblStylePr>
     <w:tblStylePr w:type="firstCol">
       <w:rPr>
+        <w:rFonts w:eastAsia="黑体"/>
         <w:color w:themeColor="background1" w:val="FFFFFF"/>
       </w:rPr>
       <w:tblPr/>
@@ -14651,6 +15268,7 @@
     </w:tblStylePr>
     <w:tblStylePr w:type="lastCol">
       <w:rPr>
+        <w:rFonts w:eastAsia="黑体"/>
         <w:color w:themeColor="background1" w:val="FFFFFF"/>
       </w:rPr>
       <w:tblPr/>
@@ -14680,6 +15298,7 @@
       <w:spacing w:after="0" w:line="240" w:lineRule="auto"/>
     </w:pPr>
     <w:rPr>
+      <w:rFonts w:eastAsia="黑体"/>
       <w:color w:themeColor="text1" w:val="000000"/>
     </w:rPr>
     <w:tblPr>
@@ -14701,6 +15320,7 @@
     </w:tcPr>
     <w:tblStylePr w:type="firstRow">
       <w:rPr>
+        <w:rFonts w:eastAsia="黑体"/>
         <w:b/>
         <w:bCs/>
       </w:rPr>
@@ -14711,6 +15331,7 @@
     </w:tblStylePr>
     <w:tblStylePr w:type="lastRow">
       <w:rPr>
+        <w:rFonts w:eastAsia="黑体"/>
         <w:b/>
         <w:bCs/>
         <w:color w:themeColor="text1" w:val="000000"/>
@@ -14722,6 +15343,7 @@
     </w:tblStylePr>
     <w:tblStylePr w:type="firstCol">
       <w:rPr>
+        <w:rFonts w:eastAsia="黑体"/>
         <w:color w:themeColor="background1" w:val="FFFFFF"/>
       </w:rPr>
       <w:tblPr/>
@@ -14731,6 +15353,7 @@
     </w:tblStylePr>
     <w:tblStylePr w:type="lastCol">
       <w:rPr>
+        <w:rFonts w:eastAsia="黑体"/>
         <w:color w:themeColor="background1" w:val="FFFFFF"/>
       </w:rPr>
       <w:tblPr/>
@@ -14760,6 +15383,7 @@
       <w:spacing w:after="0" w:line="240" w:lineRule="auto"/>
     </w:pPr>
     <w:rPr>
+      <w:rFonts w:eastAsia="黑体"/>
       <w:color w:themeColor="text1" w:val="000000"/>
     </w:rPr>
     <w:tblPr>
@@ -14781,6 +15405,7 @@
     </w:tcPr>
     <w:tblStylePr w:type="firstRow">
       <w:rPr>
+        <w:rFonts w:eastAsia="黑体"/>
         <w:b/>
         <w:bCs/>
       </w:rPr>
@@ -14791,6 +15416,7 @@
     </w:tblStylePr>
     <w:tblStylePr w:type="lastRow">
       <w:rPr>
+        <w:rFonts w:eastAsia="黑体"/>
         <w:b/>
         <w:bCs/>
         <w:color w:themeColor="text1" w:val="000000"/>
@@ -14802,6 +15428,7 @@
     </w:tblStylePr>
     <w:tblStylePr w:type="firstCol">
       <w:rPr>
+        <w:rFonts w:eastAsia="黑体"/>
         <w:color w:themeColor="background1" w:val="FFFFFF"/>
       </w:rPr>
       <w:tblPr/>
@@ -14811,6 +15438,7 @@
     </w:tblStylePr>
     <w:tblStylePr w:type="lastCol">
       <w:rPr>
+        <w:rFonts w:eastAsia="黑体"/>
         <w:color w:themeColor="background1" w:val="FFFFFF"/>
       </w:rPr>
       <w:tblPr/>
@@ -14840,6 +15468,7 @@
       <w:spacing w:after="0" w:line="240" w:lineRule="auto"/>
     </w:pPr>
     <w:rPr>
+      <w:rFonts w:eastAsia="黑体"/>
       <w:color w:themeColor="text1" w:val="000000"/>
     </w:rPr>
     <w:tblPr>
@@ -14861,6 +15490,7 @@
     </w:tcPr>
     <w:tblStylePr w:type="firstRow">
       <w:rPr>
+        <w:rFonts w:eastAsia="黑体"/>
         <w:b/>
         <w:bCs/>
       </w:rPr>
@@ -14871,6 +15501,7 @@
     </w:tblStylePr>
     <w:tblStylePr w:type="lastRow">
       <w:rPr>
+        <w:rFonts w:eastAsia="黑体"/>
         <w:b/>
         <w:bCs/>
         <w:color w:themeColor="text1" w:val="000000"/>
@@ -14882,6 +15513,7 @@
     </w:tblStylePr>
     <w:tblStylePr w:type="firstCol">
       <w:rPr>
+        <w:rFonts w:eastAsia="黑体"/>
         <w:color w:themeColor="background1" w:val="FFFFFF"/>
       </w:rPr>
       <w:tblPr/>
@@ -14891,6 +15523,7 @@
     </w:tblStylePr>
     <w:tblStylePr w:type="lastCol">
       <w:rPr>
+        <w:rFonts w:eastAsia="黑体"/>
         <w:color w:themeColor="background1" w:val="FFFFFF"/>
       </w:rPr>
       <w:tblPr/>
@@ -14923,6 +15556,7 @@
     <w:name w:val="KeywordTok"/>
     <w:basedOn w:val="VerbatimChar"/>
     <w:rPr>
+      <w:rFonts w:eastAsia="黑体"/>
       <w:b/>
       <w:color w:val="007020"/>
     </w:rPr>
@@ -14931,6 +15565,7 @@
     <w:name w:val="DataTypeTok"/>
     <w:basedOn w:val="VerbatimChar"/>
     <w:rPr>
+      <w:rFonts w:eastAsia="黑体"/>
       <w:color w:val="902000"/>
     </w:rPr>
   </w:style>
@@ -14938,6 +15573,7 @@
     <w:name w:val="DecValTok"/>
     <w:basedOn w:val="VerbatimChar"/>
     <w:rPr>
+      <w:rFonts w:eastAsia="黑体"/>
       <w:color w:val="40a070"/>
     </w:rPr>
   </w:style>
@@ -14945,6 +15581,7 @@
     <w:name w:val="BaseNTok"/>
     <w:basedOn w:val="VerbatimChar"/>
     <w:rPr>
+      <w:rFonts w:eastAsia="黑体"/>
       <w:color w:val="40a070"/>
     </w:rPr>
   </w:style>
@@ -14952,6 +15589,7 @@
     <w:name w:val="FloatTok"/>
     <w:basedOn w:val="VerbatimChar"/>
     <w:rPr>
+      <w:rFonts w:eastAsia="黑体"/>
       <w:color w:val="40a070"/>
     </w:rPr>
   </w:style>
@@ -14959,6 +15597,7 @@
     <w:name w:val="ConstantTok"/>
     <w:basedOn w:val="VerbatimChar"/>
     <w:rPr>
+      <w:rFonts w:eastAsia="黑体"/>
       <w:color w:val="880000"/>
     </w:rPr>
   </w:style>
@@ -14966,6 +15605,7 @@
     <w:name w:val="CharTok"/>
     <w:basedOn w:val="VerbatimChar"/>
     <w:rPr>
+      <w:rFonts w:eastAsia="黑体"/>
       <w:color w:val="4070a0"/>
     </w:rPr>
   </w:style>
@@ -14973,6 +15613,7 @@
     <w:name w:val="SpecialCharTok"/>
     <w:basedOn w:val="VerbatimChar"/>
     <w:rPr>
+      <w:rFonts w:eastAsia="黑体"/>
       <w:color w:val="4070a0"/>
     </w:rPr>
   </w:style>
@@ -14980,6 +15621,7 @@
     <w:name w:val="StringTok"/>
     <w:basedOn w:val="VerbatimChar"/>
     <w:rPr>
+      <w:rFonts w:eastAsia="黑体"/>
       <w:color w:val="4070a0"/>
     </w:rPr>
   </w:style>
@@ -14987,6 +15629,7 @@
     <w:name w:val="VerbatimStringTok"/>
     <w:basedOn w:val="VerbatimChar"/>
     <w:rPr>
+      <w:rFonts w:eastAsia="黑体"/>
       <w:color w:val="4070a0"/>
     </w:rPr>
   </w:style>
@@ -14994,6 +15637,7 @@
     <w:name w:val="SpecialStringTok"/>
     <w:basedOn w:val="VerbatimChar"/>
     <w:rPr>
+      <w:rFonts w:eastAsia="黑体"/>
       <w:color w:val="bb6688"/>
     </w:rPr>
   </w:style>
@@ -15001,6 +15645,7 @@
     <w:name w:val="ImportTok"/>
     <w:basedOn w:val="VerbatimChar"/>
     <w:rPr>
+      <w:rFonts w:eastAsia="黑体"/>
       <w:b/>
       <w:color w:val="008000"/>
     </w:rPr>
@@ -15009,6 +15654,7 @@
     <w:name w:val="CommentTok"/>
     <w:basedOn w:val="VerbatimChar"/>
     <w:rPr>
+      <w:rFonts w:eastAsia="黑体"/>
       <w:i/>
       <w:color w:val="60a0b0"/>
     </w:rPr>
@@ -15017,6 +15663,7 @@
     <w:name w:val="DocumentationTok"/>
     <w:basedOn w:val="VerbatimChar"/>
     <w:rPr>
+      <w:rFonts w:eastAsia="黑体"/>
       <w:i/>
       <w:color w:val="ba2121"/>
     </w:rPr>
@@ -15025,6 +15672,7 @@
     <w:name w:val="AnnotationTok"/>
     <w:basedOn w:val="VerbatimChar"/>
     <w:rPr>
+      <w:rFonts w:eastAsia="黑体"/>
       <w:b/>
       <w:i/>
       <w:color w:val="60a0b0"/>
@@ -15034,6 +15682,7 @@
     <w:name w:val="CommentVarTok"/>
     <w:basedOn w:val="VerbatimChar"/>
     <w:rPr>
+      <w:rFonts w:eastAsia="黑体"/>
       <w:b/>
       <w:i/>
       <w:color w:val="60a0b0"/>
@@ -15043,6 +15692,7 @@
     <w:name w:val="OtherTok"/>
     <w:basedOn w:val="VerbatimChar"/>
     <w:rPr>
+      <w:rFonts w:eastAsia="黑体"/>
       <w:color w:val="007020"/>
     </w:rPr>
   </w:style>
@@ -15050,6 +15700,7 @@
     <w:name w:val="FunctionTok"/>
     <w:basedOn w:val="VerbatimChar"/>
     <w:rPr>
+      <w:rFonts w:eastAsia="黑体"/>
       <w:color w:val="06287e"/>
     </w:rPr>
   </w:style>
@@ -15057,6 +15708,7 @@
     <w:name w:val="VariableTok"/>
     <w:basedOn w:val="VerbatimChar"/>
     <w:rPr>
+      <w:rFonts w:eastAsia="黑体"/>
       <w:color w:val="19177c"/>
     </w:rPr>
   </w:style>
@@ -15064,6 +15716,7 @@
     <w:name w:val="ControlFlowTok"/>
     <w:basedOn w:val="VerbatimChar"/>
     <w:rPr>
+      <w:rFonts w:eastAsia="黑体"/>
       <w:b/>
       <w:color w:val="007020"/>
     </w:rPr>
@@ -15072,6 +15725,7 @@
     <w:name w:val="OperatorTok"/>
     <w:basedOn w:val="VerbatimChar"/>
     <w:rPr>
+      <w:rFonts w:eastAsia="黑体"/>
       <w:color w:val="666666"/>
     </w:rPr>
   </w:style>
@@ -15079,18 +15733,22 @@
     <w:name w:val="BuiltInTok"/>
     <w:basedOn w:val="VerbatimChar"/>
     <w:rPr>
+      <w:rFonts w:eastAsia="黑体"/>
       <w:color w:val="008000"/>
     </w:rPr>
   </w:style>
   <w:style w:type="character" w:customStyle="1" w:styleId="ExtensionTok">
     <w:name w:val="ExtensionTok"/>
     <w:basedOn w:val="VerbatimChar"/>
-    <w:rPr/>
+    <w:rPr>
+      <w:rFonts w:eastAsia="黑体"/>
+    </w:rPr>
   </w:style>
   <w:style w:type="character" w:customStyle="1" w:styleId="PreprocessorTok">
     <w:name w:val="PreprocessorTok"/>
     <w:basedOn w:val="VerbatimChar"/>
     <w:rPr>
+      <w:rFonts w:eastAsia="黑体"/>
       <w:color w:val="bc7a00"/>
     </w:rPr>
   </w:style>
@@ -15098,18 +15756,22 @@
     <w:name w:val="AttributeTok"/>
     <w:basedOn w:val="VerbatimChar"/>
     <w:rPr>
+      <w:rFonts w:eastAsia="黑体"/>
       <w:color w:val="7d9029"/>
     </w:rPr>
   </w:style>
   <w:style w:type="character" w:customStyle="1" w:styleId="RegionMarkerTok">
     <w:name w:val="RegionMarkerTok"/>
     <w:basedOn w:val="VerbatimChar"/>
-    <w:rPr/>
+    <w:rPr>
+      <w:rFonts w:eastAsia="黑体"/>
+    </w:rPr>
   </w:style>
   <w:style w:type="character" w:customStyle="1" w:styleId="InformationTok">
     <w:name w:val="InformationTok"/>
     <w:basedOn w:val="VerbatimChar"/>
     <w:rPr>
+      <w:rFonts w:eastAsia="黑体"/>
       <w:b/>
       <w:i/>
       <w:color w:val="60a0b0"/>
@@ -15119,6 +15781,7 @@
     <w:name w:val="WarningTok"/>
     <w:basedOn w:val="VerbatimChar"/>
     <w:rPr>
+      <w:rFonts w:eastAsia="黑体"/>
       <w:b/>
       <w:i/>
       <w:color w:val="60a0b0"/>
@@ -15128,6 +15791,7 @@
     <w:name w:val="AlertTok"/>
     <w:basedOn w:val="VerbatimChar"/>
     <w:rPr>
+      <w:rFonts w:eastAsia="黑体"/>
       <w:b/>
       <w:color w:val="ff0000"/>
     </w:rPr>
@@ -15136,6 +15800,7 @@
     <w:name w:val="ErrorTok"/>
     <w:basedOn w:val="VerbatimChar"/>
     <w:rPr>
+      <w:rFonts w:eastAsia="黑体"/>
       <w:b/>
       <w:color w:val="ff0000"/>
     </w:rPr>
@@ -15143,7 +15808,9 @@
   <w:style w:type="character" w:customStyle="1" w:styleId="NormalTok">
     <w:name w:val="NormalTok"/>
     <w:basedOn w:val="VerbatimChar"/>
-    <w:rPr/>
+    <w:rPr>
+      <w:rFonts w:eastAsia="黑体"/>
+    </w:rPr>
   </w:style>
 </w:styles>
 </file>
@@ -15192,12 +15859,12 @@
     <a:fontScheme name="Office">
       <a:majorFont>
         <a:latin typeface="Calibri"/>
-        <a:ea typeface=""/>
+        <a:ea typeface="黑体"/>
         <a:cs typeface=""/>
         <a:font script="Jpan" typeface="ＭＳ ゴシック"/>
         <a:font script="Hang" typeface="맑은 고딕"/>
-        <a:font script="Hans" typeface="宋体"/>
-        <a:font script="Hant" typeface="新細明體"/>
+        <a:font script="Hans" typeface="黑体"/>
+        <a:font script="Hant" typeface="黑体"/>
         <a:font script="Arab" typeface="Times New Roman"/>
         <a:font script="Hebr" typeface="Times New Roman"/>
         <a:font script="Thai" typeface="Angsana New"/>
@@ -15227,12 +15894,12 @@
       </a:majorFont>
       <a:minorFont>
         <a:latin typeface="Cambria"/>
-        <a:ea typeface=""/>
+        <a:ea typeface="黑体"/>
         <a:cs typeface=""/>
         <a:font script="Jpan" typeface="ＭＳ 明朝"/>
         <a:font script="Hang" typeface="맑은 고딕"/>
-        <a:font script="Hans" typeface="宋体"/>
-        <a:font script="Hant" typeface="新細明體"/>
+        <a:font script="Hans" typeface="黑体"/>
+        <a:font script="Hant" typeface="黑体"/>
         <a:font script="Arab" typeface="Arial"/>
         <a:font script="Hebr" typeface="Arial"/>
         <a:font script="Thai" typeface="Cordia New"/>

--- a/08-传感器电路/04-电流传感器电路/霍尔电流传感器电路/霍尔电流传感器电路.docx
+++ b/08-传感器电路/04-电流传感器电路/霍尔电流传感器电路/霍尔电流传感器电路.docx
@@ -2788,7 +2788,7 @@
           <w:color w:val="555555"/>
           <w:sz w:val="21"/>
         </w:rPr>
-        <w:t>材料收集者：杜文杰，WX手机：19519196569，QQ:3478827729</w:t>
+        <w:t>材料收集者：杜文杰，微信/手机：19519196569，QQ:3478827729</w:t>
       </w:r>
     </w:p>
     <w:sectPr>
